--- a/New HSSE Management System 2026/06-Operations/01-000001-000000-DAN-HSE-MNR-000018__Jun_2026_REV01_Plant_and_Machinery.docx
+++ b/New HSSE Management System 2026/06-Operations/01-000001-000000-DAN-HSE-MNR-000018__Jun_2026_REV01_Plant_and_Machinery.docx
@@ -1879,9 +1879,484 @@
           <w:sz w:val="20"/>
           <w:szCs w:val="20"/>
         </w:rPr>
-        <w:t xml:space="preserve">When a crane or other mechanical and heavy equipment is operating near or traveling under an energized overhead power line, a designated signalman or flagman shall be assigned to ensure that minimum distances are maintained: Overhead (O/H) Power Line Voltage Required Clearances for Equipment Operating Around Energized O/H Power Line Required Clearances for Cranes and Equipment Passing Under O/H Power Lines w/ No Load and Attachments Lowered Min kV Max kV ft m ft m 0 50 10 3.1 6 1.8 50 200 15 4.6 10 3.1 200 350 20 6.1 10 3.1 350 500 25 7.6 16 4.9</w:t>
-      </w:r>
-    </w:p>
+        <w:t xml:space="preserve">When a crane or other mechanical and heavy equipment is operating near or traveling under an energized overhead power line, a designated signalman or flagman shall be assigned to ensure that minimum distances are maintained:</w:t>
+      </w:r>
+    </w:p>
+    <w:tbl>
+      <w:tblPr>
+        <w:tblW w:type="dxa" w:w="9360"/>
+        <w:tblBorders>
+          <w:top w:val="single" w:color="auto" w:sz="4"/>
+          <w:left w:val="single" w:color="auto" w:sz="4"/>
+          <w:bottom w:val="single" w:color="auto" w:sz="4"/>
+          <w:right w:val="single" w:color="auto" w:sz="4"/>
+          <w:insideH w:val="single" w:color="auto" w:sz="4"/>
+          <w:insideV w:val="single" w:color="auto" w:sz="4"/>
+        </w:tblBorders>
+      </w:tblPr>
+      <w:tblGrid>
+        <w:gridCol w:w="2200"/>
+        <w:gridCol w:w="3580"/>
+        <w:gridCol w:w="3580"/>
+      </w:tblGrid>
+      <w:tr>
+        <w:trPr>
+          <w:tblHeader/>
+        </w:trPr>
+        <w:tc>
+          <w:tcPr>
+            <w:tcW w:type="dxa" w:w="2200"/>
+            <w:tcBorders>
+              <w:top w:val="single" w:color="BFB3AA" w:sz="4"/>
+              <w:left w:val="single" w:color="BFB3AA" w:sz="4"/>
+              <w:bottom w:val="single" w:color="BFB3AA" w:sz="4"/>
+              <w:right w:val="single" w:color="BFB3AA" w:sz="4"/>
+            </w:tcBorders>
+            <w:shd w:fill="542A12" w:color="auto" w:val="clear"/>
+            <w:tcMar>
+              <w:top w:type="dxa" w:w="60"/>
+              <w:left w:type="dxa" w:w="120"/>
+              <w:bottom w:type="dxa" w:w="60"/>
+              <w:right w:type="dxa" w:w="120"/>
+            </w:tcMar>
+            <w:vAlign w:val="center"/>
+          </w:tcPr>
+          <w:p>
+            <w:r>
+              <w:rPr>
+                <w:rFonts w:ascii="Tahoma" w:cs="Tahoma" w:eastAsia="Tahoma" w:hAnsi="Tahoma"/>
+                <w:b/>
+                <w:bCs/>
+                <w:color w:val="FFFFFF"/>
+                <w:sz w:val="18"/>
+                <w:szCs w:val="18"/>
+              </w:rPr>
+              <w:t xml:space="preserve">O/H power-line voltage (kV)</w:t>
+            </w:r>
+          </w:p>
+        </w:tc>
+        <w:tc>
+          <w:tcPr>
+            <w:tcW w:type="dxa" w:w="3580"/>
+            <w:tcBorders>
+              <w:top w:val="single" w:color="BFB3AA" w:sz="4"/>
+              <w:left w:val="single" w:color="BFB3AA" w:sz="4"/>
+              <w:bottom w:val="single" w:color="BFB3AA" w:sz="4"/>
+              <w:right w:val="single" w:color="BFB3AA" w:sz="4"/>
+            </w:tcBorders>
+            <w:shd w:fill="542A12" w:color="auto" w:val="clear"/>
+            <w:tcMar>
+              <w:top w:type="dxa" w:w="60"/>
+              <w:left w:type="dxa" w:w="120"/>
+              <w:bottom w:type="dxa" w:w="60"/>
+              <w:right w:type="dxa" w:w="120"/>
+            </w:tcMar>
+            <w:vAlign w:val="center"/>
+          </w:tcPr>
+          <w:p>
+            <w:r>
+              <w:rPr>
+                <w:rFonts w:ascii="Tahoma" w:cs="Tahoma" w:eastAsia="Tahoma" w:hAnsi="Tahoma"/>
+                <w:b/>
+                <w:bCs/>
+                <w:color w:val="FFFFFF"/>
+                <w:sz w:val="18"/>
+                <w:szCs w:val="18"/>
+              </w:rPr>
+              <w:t xml:space="preserve">Clearance — equipment operating around energized line</w:t>
+            </w:r>
+          </w:p>
+        </w:tc>
+        <w:tc>
+          <w:tcPr>
+            <w:tcW w:type="dxa" w:w="3580"/>
+            <w:tcBorders>
+              <w:top w:val="single" w:color="BFB3AA" w:sz="4"/>
+              <w:left w:val="single" w:color="BFB3AA" w:sz="4"/>
+              <w:bottom w:val="single" w:color="BFB3AA" w:sz="4"/>
+              <w:right w:val="single" w:color="BFB3AA" w:sz="4"/>
+            </w:tcBorders>
+            <w:shd w:fill="542A12" w:color="auto" w:val="clear"/>
+            <w:tcMar>
+              <w:top w:type="dxa" w:w="60"/>
+              <w:left w:type="dxa" w:w="120"/>
+              <w:bottom w:type="dxa" w:w="60"/>
+              <w:right w:type="dxa" w:w="120"/>
+            </w:tcMar>
+            <w:vAlign w:val="center"/>
+          </w:tcPr>
+          <w:p>
+            <w:r>
+              <w:rPr>
+                <w:rFonts w:ascii="Tahoma" w:cs="Tahoma" w:eastAsia="Tahoma" w:hAnsi="Tahoma"/>
+                <w:b/>
+                <w:bCs/>
+                <w:color w:val="FFFFFF"/>
+                <w:sz w:val="18"/>
+                <w:szCs w:val="18"/>
+              </w:rPr>
+              <w:t xml:space="preserve">Clearance — cranes/equipment passing under (no load, attachments lowered)</w:t>
+            </w:r>
+          </w:p>
+        </w:tc>
+      </w:tr>
+      <w:tr>
+        <w:tc>
+          <w:tcPr>
+            <w:tcW w:type="dxa" w:w="2200"/>
+            <w:tcBorders>
+              <w:top w:val="single" w:color="BFB3AA" w:sz="4"/>
+              <w:left w:val="single" w:color="BFB3AA" w:sz="4"/>
+              <w:bottom w:val="single" w:color="BFB3AA" w:sz="4"/>
+              <w:right w:val="single" w:color="BFB3AA" w:sz="4"/>
+            </w:tcBorders>
+            <w:tcMar>
+              <w:top w:type="dxa" w:w="60"/>
+              <w:left w:type="dxa" w:w="120"/>
+              <w:bottom w:type="dxa" w:w="60"/>
+              <w:right w:type="dxa" w:w="120"/>
+            </w:tcMar>
+            <w:vAlign w:val="center"/>
+          </w:tcPr>
+          <w:p>
+            <w:r>
+              <w:rPr>
+                <w:rFonts w:ascii="Tahoma" w:cs="Tahoma" w:eastAsia="Tahoma" w:hAnsi="Tahoma"/>
+                <w:color w:val="222222"/>
+                <w:sz w:val="18"/>
+                <w:szCs w:val="18"/>
+              </w:rPr>
+              <w:t xml:space="preserve">0 – 50</w:t>
+            </w:r>
+          </w:p>
+        </w:tc>
+        <w:tc>
+          <w:tcPr>
+            <w:tcW w:type="dxa" w:w="3580"/>
+            <w:tcBorders>
+              <w:top w:val="single" w:color="BFB3AA" w:sz="4"/>
+              <w:left w:val="single" w:color="BFB3AA" w:sz="4"/>
+              <w:bottom w:val="single" w:color="BFB3AA" w:sz="4"/>
+              <w:right w:val="single" w:color="BFB3AA" w:sz="4"/>
+            </w:tcBorders>
+            <w:tcMar>
+              <w:top w:type="dxa" w:w="60"/>
+              <w:left w:type="dxa" w:w="120"/>
+              <w:bottom w:type="dxa" w:w="60"/>
+              <w:right w:type="dxa" w:w="120"/>
+            </w:tcMar>
+            <w:vAlign w:val="center"/>
+          </w:tcPr>
+          <w:p>
+            <w:r>
+              <w:rPr>
+                <w:rFonts w:ascii="Tahoma" w:cs="Tahoma" w:eastAsia="Tahoma" w:hAnsi="Tahoma"/>
+                <w:color w:val="222222"/>
+                <w:sz w:val="18"/>
+                <w:szCs w:val="18"/>
+              </w:rPr>
+              <w:t xml:space="preserve">10 ft / 3.1 m</w:t>
+            </w:r>
+          </w:p>
+        </w:tc>
+        <w:tc>
+          <w:tcPr>
+            <w:tcW w:type="dxa" w:w="3580"/>
+            <w:tcBorders>
+              <w:top w:val="single" w:color="BFB3AA" w:sz="4"/>
+              <w:left w:val="single" w:color="BFB3AA" w:sz="4"/>
+              <w:bottom w:val="single" w:color="BFB3AA" w:sz="4"/>
+              <w:right w:val="single" w:color="BFB3AA" w:sz="4"/>
+            </w:tcBorders>
+            <w:tcMar>
+              <w:top w:type="dxa" w:w="60"/>
+              <w:left w:type="dxa" w:w="120"/>
+              <w:bottom w:type="dxa" w:w="60"/>
+              <w:right w:type="dxa" w:w="120"/>
+            </w:tcMar>
+            <w:vAlign w:val="center"/>
+          </w:tcPr>
+          <w:p>
+            <w:r>
+              <w:rPr>
+                <w:rFonts w:ascii="Tahoma" w:cs="Tahoma" w:eastAsia="Tahoma" w:hAnsi="Tahoma"/>
+                <w:color w:val="222222"/>
+                <w:sz w:val="18"/>
+                <w:szCs w:val="18"/>
+              </w:rPr>
+              <w:t xml:space="preserve">6 ft / 1.8 m</w:t>
+            </w:r>
+          </w:p>
+        </w:tc>
+      </w:tr>
+      <w:tr>
+        <w:tc>
+          <w:tcPr>
+            <w:tcW w:type="dxa" w:w="2200"/>
+            <w:tcBorders>
+              <w:top w:val="single" w:color="BFB3AA" w:sz="4"/>
+              <w:left w:val="single" w:color="BFB3AA" w:sz="4"/>
+              <w:bottom w:val="single" w:color="BFB3AA" w:sz="4"/>
+              <w:right w:val="single" w:color="BFB3AA" w:sz="4"/>
+            </w:tcBorders>
+            <w:tcMar>
+              <w:top w:type="dxa" w:w="60"/>
+              <w:left w:type="dxa" w:w="120"/>
+              <w:bottom w:type="dxa" w:w="60"/>
+              <w:right w:type="dxa" w:w="120"/>
+            </w:tcMar>
+            <w:vAlign w:val="center"/>
+          </w:tcPr>
+          <w:p>
+            <w:r>
+              <w:rPr>
+                <w:rFonts w:ascii="Tahoma" w:cs="Tahoma" w:eastAsia="Tahoma" w:hAnsi="Tahoma"/>
+                <w:color w:val="222222"/>
+                <w:sz w:val="18"/>
+                <w:szCs w:val="18"/>
+              </w:rPr>
+              <w:t xml:space="preserve">50 – 200</w:t>
+            </w:r>
+          </w:p>
+        </w:tc>
+        <w:tc>
+          <w:tcPr>
+            <w:tcW w:type="dxa" w:w="3580"/>
+            <w:tcBorders>
+              <w:top w:val="single" w:color="BFB3AA" w:sz="4"/>
+              <w:left w:val="single" w:color="BFB3AA" w:sz="4"/>
+              <w:bottom w:val="single" w:color="BFB3AA" w:sz="4"/>
+              <w:right w:val="single" w:color="BFB3AA" w:sz="4"/>
+            </w:tcBorders>
+            <w:tcMar>
+              <w:top w:type="dxa" w:w="60"/>
+              <w:left w:type="dxa" w:w="120"/>
+              <w:bottom w:type="dxa" w:w="60"/>
+              <w:right w:type="dxa" w:w="120"/>
+            </w:tcMar>
+            <w:vAlign w:val="center"/>
+          </w:tcPr>
+          <w:p>
+            <w:r>
+              <w:rPr>
+                <w:rFonts w:ascii="Tahoma" w:cs="Tahoma" w:eastAsia="Tahoma" w:hAnsi="Tahoma"/>
+                <w:color w:val="222222"/>
+                <w:sz w:val="18"/>
+                <w:szCs w:val="18"/>
+              </w:rPr>
+              <w:t xml:space="preserve">15 ft / 4.6 m</w:t>
+            </w:r>
+          </w:p>
+        </w:tc>
+        <w:tc>
+          <w:tcPr>
+            <w:tcW w:type="dxa" w:w="3580"/>
+            <w:tcBorders>
+              <w:top w:val="single" w:color="BFB3AA" w:sz="4"/>
+              <w:left w:val="single" w:color="BFB3AA" w:sz="4"/>
+              <w:bottom w:val="single" w:color="BFB3AA" w:sz="4"/>
+              <w:right w:val="single" w:color="BFB3AA" w:sz="4"/>
+            </w:tcBorders>
+            <w:tcMar>
+              <w:top w:type="dxa" w:w="60"/>
+              <w:left w:type="dxa" w:w="120"/>
+              <w:bottom w:type="dxa" w:w="60"/>
+              <w:right w:type="dxa" w:w="120"/>
+            </w:tcMar>
+            <w:vAlign w:val="center"/>
+          </w:tcPr>
+          <w:p>
+            <w:r>
+              <w:rPr>
+                <w:rFonts w:ascii="Tahoma" w:cs="Tahoma" w:eastAsia="Tahoma" w:hAnsi="Tahoma"/>
+                <w:color w:val="222222"/>
+                <w:sz w:val="18"/>
+                <w:szCs w:val="18"/>
+              </w:rPr>
+              <w:t xml:space="preserve">10 ft / 3.1 m</w:t>
+            </w:r>
+          </w:p>
+        </w:tc>
+      </w:tr>
+      <w:tr>
+        <w:tc>
+          <w:tcPr>
+            <w:tcW w:type="dxa" w:w="2200"/>
+            <w:tcBorders>
+              <w:top w:val="single" w:color="BFB3AA" w:sz="4"/>
+              <w:left w:val="single" w:color="BFB3AA" w:sz="4"/>
+              <w:bottom w:val="single" w:color="BFB3AA" w:sz="4"/>
+              <w:right w:val="single" w:color="BFB3AA" w:sz="4"/>
+            </w:tcBorders>
+            <w:tcMar>
+              <w:top w:type="dxa" w:w="60"/>
+              <w:left w:type="dxa" w:w="120"/>
+              <w:bottom w:type="dxa" w:w="60"/>
+              <w:right w:type="dxa" w:w="120"/>
+            </w:tcMar>
+            <w:vAlign w:val="center"/>
+          </w:tcPr>
+          <w:p>
+            <w:r>
+              <w:rPr>
+                <w:rFonts w:ascii="Tahoma" w:cs="Tahoma" w:eastAsia="Tahoma" w:hAnsi="Tahoma"/>
+                <w:color w:val="222222"/>
+                <w:sz w:val="18"/>
+                <w:szCs w:val="18"/>
+              </w:rPr>
+              <w:t xml:space="preserve">200 – 350</w:t>
+            </w:r>
+          </w:p>
+        </w:tc>
+        <w:tc>
+          <w:tcPr>
+            <w:tcW w:type="dxa" w:w="3580"/>
+            <w:tcBorders>
+              <w:top w:val="single" w:color="BFB3AA" w:sz="4"/>
+              <w:left w:val="single" w:color="BFB3AA" w:sz="4"/>
+              <w:bottom w:val="single" w:color="BFB3AA" w:sz="4"/>
+              <w:right w:val="single" w:color="BFB3AA" w:sz="4"/>
+            </w:tcBorders>
+            <w:tcMar>
+              <w:top w:type="dxa" w:w="60"/>
+              <w:left w:type="dxa" w:w="120"/>
+              <w:bottom w:type="dxa" w:w="60"/>
+              <w:right w:type="dxa" w:w="120"/>
+            </w:tcMar>
+            <w:vAlign w:val="center"/>
+          </w:tcPr>
+          <w:p>
+            <w:r>
+              <w:rPr>
+                <w:rFonts w:ascii="Tahoma" w:cs="Tahoma" w:eastAsia="Tahoma" w:hAnsi="Tahoma"/>
+                <w:color w:val="222222"/>
+                <w:sz w:val="18"/>
+                <w:szCs w:val="18"/>
+              </w:rPr>
+              <w:t xml:space="preserve">20 ft / 6.1 m</w:t>
+            </w:r>
+          </w:p>
+        </w:tc>
+        <w:tc>
+          <w:tcPr>
+            <w:tcW w:type="dxa" w:w="3580"/>
+            <w:tcBorders>
+              <w:top w:val="single" w:color="BFB3AA" w:sz="4"/>
+              <w:left w:val="single" w:color="BFB3AA" w:sz="4"/>
+              <w:bottom w:val="single" w:color="BFB3AA" w:sz="4"/>
+              <w:right w:val="single" w:color="BFB3AA" w:sz="4"/>
+            </w:tcBorders>
+            <w:tcMar>
+              <w:top w:type="dxa" w:w="60"/>
+              <w:left w:type="dxa" w:w="120"/>
+              <w:bottom w:type="dxa" w:w="60"/>
+              <w:right w:type="dxa" w:w="120"/>
+            </w:tcMar>
+            <w:vAlign w:val="center"/>
+          </w:tcPr>
+          <w:p>
+            <w:r>
+              <w:rPr>
+                <w:rFonts w:ascii="Tahoma" w:cs="Tahoma" w:eastAsia="Tahoma" w:hAnsi="Tahoma"/>
+                <w:color w:val="222222"/>
+                <w:sz w:val="18"/>
+                <w:szCs w:val="18"/>
+              </w:rPr>
+              <w:t xml:space="preserve">10 ft / 3.1 m</w:t>
+            </w:r>
+          </w:p>
+        </w:tc>
+      </w:tr>
+      <w:tr>
+        <w:tc>
+          <w:tcPr>
+            <w:tcW w:type="dxa" w:w="2200"/>
+            <w:tcBorders>
+              <w:top w:val="single" w:color="BFB3AA" w:sz="4"/>
+              <w:left w:val="single" w:color="BFB3AA" w:sz="4"/>
+              <w:bottom w:val="single" w:color="BFB3AA" w:sz="4"/>
+              <w:right w:val="single" w:color="BFB3AA" w:sz="4"/>
+            </w:tcBorders>
+            <w:tcMar>
+              <w:top w:type="dxa" w:w="60"/>
+              <w:left w:type="dxa" w:w="120"/>
+              <w:bottom w:type="dxa" w:w="60"/>
+              <w:right w:type="dxa" w:w="120"/>
+            </w:tcMar>
+            <w:vAlign w:val="center"/>
+          </w:tcPr>
+          <w:p>
+            <w:r>
+              <w:rPr>
+                <w:rFonts w:ascii="Tahoma" w:cs="Tahoma" w:eastAsia="Tahoma" w:hAnsi="Tahoma"/>
+                <w:color w:val="222222"/>
+                <w:sz w:val="18"/>
+                <w:szCs w:val="18"/>
+              </w:rPr>
+              <w:t xml:space="preserve">350 – 500</w:t>
+            </w:r>
+          </w:p>
+        </w:tc>
+        <w:tc>
+          <w:tcPr>
+            <w:tcW w:type="dxa" w:w="3580"/>
+            <w:tcBorders>
+              <w:top w:val="single" w:color="BFB3AA" w:sz="4"/>
+              <w:left w:val="single" w:color="BFB3AA" w:sz="4"/>
+              <w:bottom w:val="single" w:color="BFB3AA" w:sz="4"/>
+              <w:right w:val="single" w:color="BFB3AA" w:sz="4"/>
+            </w:tcBorders>
+            <w:tcMar>
+              <w:top w:type="dxa" w:w="60"/>
+              <w:left w:type="dxa" w:w="120"/>
+              <w:bottom w:type="dxa" w:w="60"/>
+              <w:right w:type="dxa" w:w="120"/>
+            </w:tcMar>
+            <w:vAlign w:val="center"/>
+          </w:tcPr>
+          <w:p>
+            <w:r>
+              <w:rPr>
+                <w:rFonts w:ascii="Tahoma" w:cs="Tahoma" w:eastAsia="Tahoma" w:hAnsi="Tahoma"/>
+                <w:color w:val="222222"/>
+                <w:sz w:val="18"/>
+                <w:szCs w:val="18"/>
+              </w:rPr>
+              <w:t xml:space="preserve">25 ft / 7.6 m</w:t>
+            </w:r>
+          </w:p>
+        </w:tc>
+        <w:tc>
+          <w:tcPr>
+            <w:tcW w:type="dxa" w:w="3580"/>
+            <w:tcBorders>
+              <w:top w:val="single" w:color="BFB3AA" w:sz="4"/>
+              <w:left w:val="single" w:color="BFB3AA" w:sz="4"/>
+              <w:bottom w:val="single" w:color="BFB3AA" w:sz="4"/>
+              <w:right w:val="single" w:color="BFB3AA" w:sz="4"/>
+            </w:tcBorders>
+            <w:tcMar>
+              <w:top w:type="dxa" w:w="60"/>
+              <w:left w:type="dxa" w:w="120"/>
+              <w:bottom w:type="dxa" w:w="60"/>
+              <w:right w:type="dxa" w:w="120"/>
+            </w:tcMar>
+            <w:vAlign w:val="center"/>
+          </w:tcPr>
+          <w:p>
+            <w:r>
+              <w:rPr>
+                <w:rFonts w:ascii="Tahoma" w:cs="Tahoma" w:eastAsia="Tahoma" w:hAnsi="Tahoma"/>
+                <w:color w:val="222222"/>
+                <w:sz w:val="18"/>
+                <w:szCs w:val="18"/>
+              </w:rPr>
+              <w:t xml:space="preserve">16 ft / 4.9 m</w:t>
+            </w:r>
+          </w:p>
+        </w:tc>
+      </w:tr>
+    </w:tbl>
     <w:p>
       <w:pPr>
         <w:pStyle w:val="ListParagraph"/>
@@ -2194,9 +2669,4099 @@
           <w:sz w:val="20"/>
           <w:szCs w:val="20"/>
         </w:rPr>
-        <w:t xml:space="preserve">Operators shall possess a valid heavy equipment license and a certification for the operation of specific heavy equipment as per the table below: Equipment Type Allowable Certification Heavy SAG License SAG Public Driver’s License DAN (DAN Training Center) Local Provider (SASO) Contractor HSE Training (Heavy equipment / Crane &amp; Rigging Backhoe Yes Yes Yes / No Yes No Boom Truck – Articulating Yes Yes Yes / No No Yes Boom Truck – Telescoping Yes Yes Yes / No No Yes Bulldozer Yes Yes Yes / No Yes No Crane – Mobile Yes Yes Yes / Yes Yes No Crane – Pedestal Yes Yes Yes / Yes No No Crane – Tower Yes Yes Yes / Yes No No Forklift Yes Yes Yes / No Yes No Gradall Yes Yes Yes / No Yes No Grader Yes Yes Yes / No Yes No Loader – Skid (Bobcat) Yes Yes Yes / No Yes No Loader – Wheel/Pipe loader Yes Yes Yes / No Yes No Manlift – Hydraulic Yes Yes Yes / No No No Manlift – Scissor Yes Yes Yes / No No No Manlift – Telescoping Yes Yes Yes / No No No Side boom – Pipelayer Yes Yes Yes / No Yes No Straddle Carrier Yes Yes Yes / No No No Telehandler Yes Yes Yes / No Yes No Tractor – Scraper Yes Yes Yes / No Yes No Traxcavator Yes Yes Yes Yes No Bucket Truck Driver Yes Yes Yes No Yes Bucket Truck Technician Yes Yes Yes No No</w:t>
-      </w:r>
-    </w:p>
+        <w:t xml:space="preserve">Operators shall possess a valid heavy equipment license and a certification for the operation of specific heavy equipment as per the table below:</w:t>
+      </w:r>
+    </w:p>
+    <w:tbl>
+      <w:tblPr>
+        <w:tblW w:type="dxa" w:w="9360"/>
+        <w:tblBorders>
+          <w:top w:val="single" w:color="auto" w:sz="4"/>
+          <w:left w:val="single" w:color="auto" w:sz="4"/>
+          <w:bottom w:val="single" w:color="auto" w:sz="4"/>
+          <w:right w:val="single" w:color="auto" w:sz="4"/>
+          <w:insideH w:val="single" w:color="auto" w:sz="4"/>
+          <w:insideV w:val="single" w:color="auto" w:sz="4"/>
+        </w:tblBorders>
+      </w:tblPr>
+      <w:tblGrid>
+        <w:gridCol w:w="2100"/>
+        <w:gridCol w:w="1420"/>
+        <w:gridCol w:w="1300"/>
+        <w:gridCol w:w="1940"/>
+        <w:gridCol w:w="1300"/>
+        <w:gridCol w:w="1300"/>
+      </w:tblGrid>
+      <w:tr>
+        <w:trPr>
+          <w:tblHeader/>
+        </w:trPr>
+        <w:tc>
+          <w:tcPr>
+            <w:tcW w:type="dxa" w:w="2100"/>
+            <w:tcBorders>
+              <w:top w:val="single" w:color="BFB3AA" w:sz="4"/>
+              <w:left w:val="single" w:color="BFB3AA" w:sz="4"/>
+              <w:bottom w:val="single" w:color="BFB3AA" w:sz="4"/>
+              <w:right w:val="single" w:color="BFB3AA" w:sz="4"/>
+            </w:tcBorders>
+            <w:shd w:fill="542A12" w:color="auto" w:val="clear"/>
+            <w:tcMar>
+              <w:top w:type="dxa" w:w="60"/>
+              <w:left w:type="dxa" w:w="120"/>
+              <w:bottom w:type="dxa" w:w="60"/>
+              <w:right w:type="dxa" w:w="120"/>
+            </w:tcMar>
+            <w:vAlign w:val="center"/>
+          </w:tcPr>
+          <w:p>
+            <w:r>
+              <w:rPr>
+                <w:rFonts w:ascii="Tahoma" w:cs="Tahoma" w:eastAsia="Tahoma" w:hAnsi="Tahoma"/>
+                <w:b/>
+                <w:bCs/>
+                <w:color w:val="FFFFFF"/>
+                <w:sz w:val="18"/>
+                <w:szCs w:val="18"/>
+              </w:rPr>
+              <w:t xml:space="preserve">Equipment Type</w:t>
+            </w:r>
+          </w:p>
+        </w:tc>
+        <w:tc>
+          <w:tcPr>
+            <w:tcW w:type="dxa" w:w="1420"/>
+            <w:tcBorders>
+              <w:top w:val="single" w:color="BFB3AA" w:sz="4"/>
+              <w:left w:val="single" w:color="BFB3AA" w:sz="4"/>
+              <w:bottom w:val="single" w:color="BFB3AA" w:sz="4"/>
+              <w:right w:val="single" w:color="BFB3AA" w:sz="4"/>
+            </w:tcBorders>
+            <w:shd w:fill="542A12" w:color="auto" w:val="clear"/>
+            <w:tcMar>
+              <w:top w:type="dxa" w:w="60"/>
+              <w:left w:type="dxa" w:w="120"/>
+              <w:bottom w:type="dxa" w:w="60"/>
+              <w:right w:type="dxa" w:w="120"/>
+            </w:tcMar>
+            <w:vAlign w:val="center"/>
+          </w:tcPr>
+          <w:p>
+            <w:r>
+              <w:rPr>
+                <w:rFonts w:ascii="Tahoma" w:cs="Tahoma" w:eastAsia="Tahoma" w:hAnsi="Tahoma"/>
+                <w:b/>
+                <w:bCs/>
+                <w:color w:val="FFFFFF"/>
+                <w:sz w:val="18"/>
+                <w:szCs w:val="18"/>
+              </w:rPr>
+              <w:t xml:space="preserve">DAN (DAN Training Center)</w:t>
+            </w:r>
+          </w:p>
+        </w:tc>
+        <w:tc>
+          <w:tcPr>
+            <w:tcW w:type="dxa" w:w="1300"/>
+            <w:tcBorders>
+              <w:top w:val="single" w:color="BFB3AA" w:sz="4"/>
+              <w:left w:val="single" w:color="BFB3AA" w:sz="4"/>
+              <w:bottom w:val="single" w:color="BFB3AA" w:sz="4"/>
+              <w:right w:val="single" w:color="BFB3AA" w:sz="4"/>
+            </w:tcBorders>
+            <w:shd w:fill="542A12" w:color="auto" w:val="clear"/>
+            <w:tcMar>
+              <w:top w:type="dxa" w:w="60"/>
+              <w:left w:type="dxa" w:w="120"/>
+              <w:bottom w:type="dxa" w:w="60"/>
+              <w:right w:type="dxa" w:w="120"/>
+            </w:tcMar>
+            <w:vAlign w:val="center"/>
+          </w:tcPr>
+          <w:p>
+            <w:r>
+              <w:rPr>
+                <w:rFonts w:ascii="Tahoma" w:cs="Tahoma" w:eastAsia="Tahoma" w:hAnsi="Tahoma"/>
+                <w:b/>
+                <w:bCs/>
+                <w:color w:val="FFFFFF"/>
+                <w:sz w:val="18"/>
+                <w:szCs w:val="18"/>
+              </w:rPr>
+              <w:t xml:space="preserve">Local Provider (SASO)</w:t>
+            </w:r>
+          </w:p>
+        </w:tc>
+        <w:tc>
+          <w:tcPr>
+            <w:tcW w:type="dxa" w:w="1940"/>
+            <w:tcBorders>
+              <w:top w:val="single" w:color="BFB3AA" w:sz="4"/>
+              <w:left w:val="single" w:color="BFB3AA" w:sz="4"/>
+              <w:bottom w:val="single" w:color="BFB3AA" w:sz="4"/>
+              <w:right w:val="single" w:color="BFB3AA" w:sz="4"/>
+            </w:tcBorders>
+            <w:shd w:fill="542A12" w:color="auto" w:val="clear"/>
+            <w:tcMar>
+              <w:top w:type="dxa" w:w="60"/>
+              <w:left w:type="dxa" w:w="120"/>
+              <w:bottom w:type="dxa" w:w="60"/>
+              <w:right w:type="dxa" w:w="120"/>
+            </w:tcMar>
+            <w:vAlign w:val="center"/>
+          </w:tcPr>
+          <w:p>
+            <w:r>
+              <w:rPr>
+                <w:rFonts w:ascii="Tahoma" w:cs="Tahoma" w:eastAsia="Tahoma" w:hAnsi="Tahoma"/>
+                <w:b/>
+                <w:bCs/>
+                <w:color w:val="FFFFFF"/>
+                <w:sz w:val="18"/>
+                <w:szCs w:val="18"/>
+              </w:rPr>
+              <w:t xml:space="preserve">Contractor HSE Training (Heavy equipment / Crane &amp; Rigging)</w:t>
+            </w:r>
+          </w:p>
+        </w:tc>
+        <w:tc>
+          <w:tcPr>
+            <w:tcW w:type="dxa" w:w="1300"/>
+            <w:tcBorders>
+              <w:top w:val="single" w:color="BFB3AA" w:sz="4"/>
+              <w:left w:val="single" w:color="BFB3AA" w:sz="4"/>
+              <w:bottom w:val="single" w:color="BFB3AA" w:sz="4"/>
+              <w:right w:val="single" w:color="BFB3AA" w:sz="4"/>
+            </w:tcBorders>
+            <w:shd w:fill="542A12" w:color="auto" w:val="clear"/>
+            <w:tcMar>
+              <w:top w:type="dxa" w:w="60"/>
+              <w:left w:type="dxa" w:w="120"/>
+              <w:bottom w:type="dxa" w:w="60"/>
+              <w:right w:type="dxa" w:w="120"/>
+            </w:tcMar>
+            <w:vAlign w:val="center"/>
+          </w:tcPr>
+          <w:p>
+            <w:r>
+              <w:rPr>
+                <w:rFonts w:ascii="Tahoma" w:cs="Tahoma" w:eastAsia="Tahoma" w:hAnsi="Tahoma"/>
+                <w:b/>
+                <w:bCs/>
+                <w:color w:val="FFFFFF"/>
+                <w:sz w:val="18"/>
+                <w:szCs w:val="18"/>
+              </w:rPr>
+              <w:t xml:space="preserve">Heavy SAG License</w:t>
+            </w:r>
+          </w:p>
+        </w:tc>
+        <w:tc>
+          <w:tcPr>
+            <w:tcW w:type="dxa" w:w="1300"/>
+            <w:tcBorders>
+              <w:top w:val="single" w:color="BFB3AA" w:sz="4"/>
+              <w:left w:val="single" w:color="BFB3AA" w:sz="4"/>
+              <w:bottom w:val="single" w:color="BFB3AA" w:sz="4"/>
+              <w:right w:val="single" w:color="BFB3AA" w:sz="4"/>
+            </w:tcBorders>
+            <w:shd w:fill="542A12" w:color="auto" w:val="clear"/>
+            <w:tcMar>
+              <w:top w:type="dxa" w:w="60"/>
+              <w:left w:type="dxa" w:w="120"/>
+              <w:bottom w:type="dxa" w:w="60"/>
+              <w:right w:type="dxa" w:w="120"/>
+            </w:tcMar>
+            <w:vAlign w:val="center"/>
+          </w:tcPr>
+          <w:p>
+            <w:r>
+              <w:rPr>
+                <w:rFonts w:ascii="Tahoma" w:cs="Tahoma" w:eastAsia="Tahoma" w:hAnsi="Tahoma"/>
+                <w:b/>
+                <w:bCs/>
+                <w:color w:val="FFFFFF"/>
+                <w:sz w:val="18"/>
+                <w:szCs w:val="18"/>
+              </w:rPr>
+              <w:t xml:space="preserve">SAG Public Driver’s License</w:t>
+            </w:r>
+          </w:p>
+        </w:tc>
+      </w:tr>
+      <w:tr>
+        <w:tc>
+          <w:tcPr>
+            <w:tcW w:type="dxa" w:w="2100"/>
+            <w:tcBorders>
+              <w:top w:val="single" w:color="BFB3AA" w:sz="4"/>
+              <w:left w:val="single" w:color="BFB3AA" w:sz="4"/>
+              <w:bottom w:val="single" w:color="BFB3AA" w:sz="4"/>
+              <w:right w:val="single" w:color="BFB3AA" w:sz="4"/>
+            </w:tcBorders>
+            <w:tcMar>
+              <w:top w:type="dxa" w:w="60"/>
+              <w:left w:type="dxa" w:w="120"/>
+              <w:bottom w:type="dxa" w:w="60"/>
+              <w:right w:type="dxa" w:w="120"/>
+            </w:tcMar>
+            <w:vAlign w:val="center"/>
+          </w:tcPr>
+          <w:p>
+            <w:r>
+              <w:rPr>
+                <w:rFonts w:ascii="Tahoma" w:cs="Tahoma" w:eastAsia="Tahoma" w:hAnsi="Tahoma"/>
+                <w:color w:val="222222"/>
+                <w:sz w:val="18"/>
+                <w:szCs w:val="18"/>
+              </w:rPr>
+              <w:t xml:space="preserve">Backhoe</w:t>
+            </w:r>
+          </w:p>
+        </w:tc>
+        <w:tc>
+          <w:tcPr>
+            <w:tcW w:type="dxa" w:w="1420"/>
+            <w:tcBorders>
+              <w:top w:val="single" w:color="BFB3AA" w:sz="4"/>
+              <w:left w:val="single" w:color="BFB3AA" w:sz="4"/>
+              <w:bottom w:val="single" w:color="BFB3AA" w:sz="4"/>
+              <w:right w:val="single" w:color="BFB3AA" w:sz="4"/>
+            </w:tcBorders>
+            <w:tcMar>
+              <w:top w:type="dxa" w:w="60"/>
+              <w:left w:type="dxa" w:w="120"/>
+              <w:bottom w:type="dxa" w:w="60"/>
+              <w:right w:type="dxa" w:w="120"/>
+            </w:tcMar>
+            <w:vAlign w:val="center"/>
+          </w:tcPr>
+          <w:p>
+            <w:r>
+              <w:rPr>
+                <w:rFonts w:ascii="Tahoma" w:cs="Tahoma" w:eastAsia="Tahoma" w:hAnsi="Tahoma"/>
+                <w:color w:val="222222"/>
+                <w:sz w:val="18"/>
+                <w:szCs w:val="18"/>
+              </w:rPr>
+              <w:t xml:space="preserve">Yes</w:t>
+            </w:r>
+          </w:p>
+        </w:tc>
+        <w:tc>
+          <w:tcPr>
+            <w:tcW w:type="dxa" w:w="1300"/>
+            <w:tcBorders>
+              <w:top w:val="single" w:color="BFB3AA" w:sz="4"/>
+              <w:left w:val="single" w:color="BFB3AA" w:sz="4"/>
+              <w:bottom w:val="single" w:color="BFB3AA" w:sz="4"/>
+              <w:right w:val="single" w:color="BFB3AA" w:sz="4"/>
+            </w:tcBorders>
+            <w:tcMar>
+              <w:top w:type="dxa" w:w="60"/>
+              <w:left w:type="dxa" w:w="120"/>
+              <w:bottom w:type="dxa" w:w="60"/>
+              <w:right w:type="dxa" w:w="120"/>
+            </w:tcMar>
+            <w:vAlign w:val="center"/>
+          </w:tcPr>
+          <w:p>
+            <w:r>
+              <w:rPr>
+                <w:rFonts w:ascii="Tahoma" w:cs="Tahoma" w:eastAsia="Tahoma" w:hAnsi="Tahoma"/>
+                <w:color w:val="222222"/>
+                <w:sz w:val="18"/>
+                <w:szCs w:val="18"/>
+              </w:rPr>
+              <w:t xml:space="preserve">Yes</w:t>
+            </w:r>
+          </w:p>
+        </w:tc>
+        <w:tc>
+          <w:tcPr>
+            <w:tcW w:type="dxa" w:w="1940"/>
+            <w:tcBorders>
+              <w:top w:val="single" w:color="BFB3AA" w:sz="4"/>
+              <w:left w:val="single" w:color="BFB3AA" w:sz="4"/>
+              <w:bottom w:val="single" w:color="BFB3AA" w:sz="4"/>
+              <w:right w:val="single" w:color="BFB3AA" w:sz="4"/>
+            </w:tcBorders>
+            <w:tcMar>
+              <w:top w:type="dxa" w:w="60"/>
+              <w:left w:type="dxa" w:w="120"/>
+              <w:bottom w:type="dxa" w:w="60"/>
+              <w:right w:type="dxa" w:w="120"/>
+            </w:tcMar>
+            <w:vAlign w:val="center"/>
+          </w:tcPr>
+          <w:p>
+            <w:r>
+              <w:rPr>
+                <w:rFonts w:ascii="Tahoma" w:cs="Tahoma" w:eastAsia="Tahoma" w:hAnsi="Tahoma"/>
+                <w:color w:val="222222"/>
+                <w:sz w:val="18"/>
+                <w:szCs w:val="18"/>
+              </w:rPr>
+              <w:t xml:space="preserve">Yes / No</w:t>
+            </w:r>
+          </w:p>
+        </w:tc>
+        <w:tc>
+          <w:tcPr>
+            <w:tcW w:type="dxa" w:w="1300"/>
+            <w:tcBorders>
+              <w:top w:val="single" w:color="BFB3AA" w:sz="4"/>
+              <w:left w:val="single" w:color="BFB3AA" w:sz="4"/>
+              <w:bottom w:val="single" w:color="BFB3AA" w:sz="4"/>
+              <w:right w:val="single" w:color="BFB3AA" w:sz="4"/>
+            </w:tcBorders>
+            <w:tcMar>
+              <w:top w:type="dxa" w:w="60"/>
+              <w:left w:type="dxa" w:w="120"/>
+              <w:bottom w:type="dxa" w:w="60"/>
+              <w:right w:type="dxa" w:w="120"/>
+            </w:tcMar>
+            <w:vAlign w:val="center"/>
+          </w:tcPr>
+          <w:p>
+            <w:r>
+              <w:rPr>
+                <w:rFonts w:ascii="Tahoma" w:cs="Tahoma" w:eastAsia="Tahoma" w:hAnsi="Tahoma"/>
+                <w:color w:val="222222"/>
+                <w:sz w:val="18"/>
+                <w:szCs w:val="18"/>
+              </w:rPr>
+              <w:t xml:space="preserve">Yes</w:t>
+            </w:r>
+          </w:p>
+        </w:tc>
+        <w:tc>
+          <w:tcPr>
+            <w:tcW w:type="dxa" w:w="1300"/>
+            <w:tcBorders>
+              <w:top w:val="single" w:color="BFB3AA" w:sz="4"/>
+              <w:left w:val="single" w:color="BFB3AA" w:sz="4"/>
+              <w:bottom w:val="single" w:color="BFB3AA" w:sz="4"/>
+              <w:right w:val="single" w:color="BFB3AA" w:sz="4"/>
+            </w:tcBorders>
+            <w:tcMar>
+              <w:top w:type="dxa" w:w="60"/>
+              <w:left w:type="dxa" w:w="120"/>
+              <w:bottom w:type="dxa" w:w="60"/>
+              <w:right w:type="dxa" w:w="120"/>
+            </w:tcMar>
+            <w:vAlign w:val="center"/>
+          </w:tcPr>
+          <w:p>
+            <w:r>
+              <w:rPr>
+                <w:rFonts w:ascii="Tahoma" w:cs="Tahoma" w:eastAsia="Tahoma" w:hAnsi="Tahoma"/>
+                <w:color w:val="222222"/>
+                <w:sz w:val="18"/>
+                <w:szCs w:val="18"/>
+              </w:rPr>
+              <w:t xml:space="preserve">No</w:t>
+            </w:r>
+          </w:p>
+        </w:tc>
+      </w:tr>
+      <w:tr>
+        <w:tc>
+          <w:tcPr>
+            <w:tcW w:type="dxa" w:w="2100"/>
+            <w:tcBorders>
+              <w:top w:val="single" w:color="BFB3AA" w:sz="4"/>
+              <w:left w:val="single" w:color="BFB3AA" w:sz="4"/>
+              <w:bottom w:val="single" w:color="BFB3AA" w:sz="4"/>
+              <w:right w:val="single" w:color="BFB3AA" w:sz="4"/>
+            </w:tcBorders>
+            <w:tcMar>
+              <w:top w:type="dxa" w:w="60"/>
+              <w:left w:type="dxa" w:w="120"/>
+              <w:bottom w:type="dxa" w:w="60"/>
+              <w:right w:type="dxa" w:w="120"/>
+            </w:tcMar>
+            <w:vAlign w:val="center"/>
+          </w:tcPr>
+          <w:p>
+            <w:r>
+              <w:rPr>
+                <w:rFonts w:ascii="Tahoma" w:cs="Tahoma" w:eastAsia="Tahoma" w:hAnsi="Tahoma"/>
+                <w:color w:val="222222"/>
+                <w:sz w:val="18"/>
+                <w:szCs w:val="18"/>
+              </w:rPr>
+              <w:t xml:space="preserve">Boom Truck – Articulating</w:t>
+            </w:r>
+          </w:p>
+        </w:tc>
+        <w:tc>
+          <w:tcPr>
+            <w:tcW w:type="dxa" w:w="1420"/>
+            <w:tcBorders>
+              <w:top w:val="single" w:color="BFB3AA" w:sz="4"/>
+              <w:left w:val="single" w:color="BFB3AA" w:sz="4"/>
+              <w:bottom w:val="single" w:color="BFB3AA" w:sz="4"/>
+              <w:right w:val="single" w:color="BFB3AA" w:sz="4"/>
+            </w:tcBorders>
+            <w:tcMar>
+              <w:top w:type="dxa" w:w="60"/>
+              <w:left w:type="dxa" w:w="120"/>
+              <w:bottom w:type="dxa" w:w="60"/>
+              <w:right w:type="dxa" w:w="120"/>
+            </w:tcMar>
+            <w:vAlign w:val="center"/>
+          </w:tcPr>
+          <w:p>
+            <w:r>
+              <w:rPr>
+                <w:rFonts w:ascii="Tahoma" w:cs="Tahoma" w:eastAsia="Tahoma" w:hAnsi="Tahoma"/>
+                <w:color w:val="222222"/>
+                <w:sz w:val="18"/>
+                <w:szCs w:val="18"/>
+              </w:rPr>
+              <w:t xml:space="preserve">Yes</w:t>
+            </w:r>
+          </w:p>
+        </w:tc>
+        <w:tc>
+          <w:tcPr>
+            <w:tcW w:type="dxa" w:w="1300"/>
+            <w:tcBorders>
+              <w:top w:val="single" w:color="BFB3AA" w:sz="4"/>
+              <w:left w:val="single" w:color="BFB3AA" w:sz="4"/>
+              <w:bottom w:val="single" w:color="BFB3AA" w:sz="4"/>
+              <w:right w:val="single" w:color="BFB3AA" w:sz="4"/>
+            </w:tcBorders>
+            <w:tcMar>
+              <w:top w:type="dxa" w:w="60"/>
+              <w:left w:type="dxa" w:w="120"/>
+              <w:bottom w:type="dxa" w:w="60"/>
+              <w:right w:type="dxa" w:w="120"/>
+            </w:tcMar>
+            <w:vAlign w:val="center"/>
+          </w:tcPr>
+          <w:p>
+            <w:r>
+              <w:rPr>
+                <w:rFonts w:ascii="Tahoma" w:cs="Tahoma" w:eastAsia="Tahoma" w:hAnsi="Tahoma"/>
+                <w:color w:val="222222"/>
+                <w:sz w:val="18"/>
+                <w:szCs w:val="18"/>
+              </w:rPr>
+              <w:t xml:space="preserve">Yes</w:t>
+            </w:r>
+          </w:p>
+        </w:tc>
+        <w:tc>
+          <w:tcPr>
+            <w:tcW w:type="dxa" w:w="1940"/>
+            <w:tcBorders>
+              <w:top w:val="single" w:color="BFB3AA" w:sz="4"/>
+              <w:left w:val="single" w:color="BFB3AA" w:sz="4"/>
+              <w:bottom w:val="single" w:color="BFB3AA" w:sz="4"/>
+              <w:right w:val="single" w:color="BFB3AA" w:sz="4"/>
+            </w:tcBorders>
+            <w:tcMar>
+              <w:top w:type="dxa" w:w="60"/>
+              <w:left w:type="dxa" w:w="120"/>
+              <w:bottom w:type="dxa" w:w="60"/>
+              <w:right w:type="dxa" w:w="120"/>
+            </w:tcMar>
+            <w:vAlign w:val="center"/>
+          </w:tcPr>
+          <w:p>
+            <w:r>
+              <w:rPr>
+                <w:rFonts w:ascii="Tahoma" w:cs="Tahoma" w:eastAsia="Tahoma" w:hAnsi="Tahoma"/>
+                <w:color w:val="222222"/>
+                <w:sz w:val="18"/>
+                <w:szCs w:val="18"/>
+              </w:rPr>
+              <w:t xml:space="preserve">Yes / No</w:t>
+            </w:r>
+          </w:p>
+        </w:tc>
+        <w:tc>
+          <w:tcPr>
+            <w:tcW w:type="dxa" w:w="1300"/>
+            <w:tcBorders>
+              <w:top w:val="single" w:color="BFB3AA" w:sz="4"/>
+              <w:left w:val="single" w:color="BFB3AA" w:sz="4"/>
+              <w:bottom w:val="single" w:color="BFB3AA" w:sz="4"/>
+              <w:right w:val="single" w:color="BFB3AA" w:sz="4"/>
+            </w:tcBorders>
+            <w:tcMar>
+              <w:top w:type="dxa" w:w="60"/>
+              <w:left w:type="dxa" w:w="120"/>
+              <w:bottom w:type="dxa" w:w="60"/>
+              <w:right w:type="dxa" w:w="120"/>
+            </w:tcMar>
+            <w:vAlign w:val="center"/>
+          </w:tcPr>
+          <w:p>
+            <w:r>
+              <w:rPr>
+                <w:rFonts w:ascii="Tahoma" w:cs="Tahoma" w:eastAsia="Tahoma" w:hAnsi="Tahoma"/>
+                <w:color w:val="222222"/>
+                <w:sz w:val="18"/>
+                <w:szCs w:val="18"/>
+              </w:rPr>
+              <w:t xml:space="preserve">No</w:t>
+            </w:r>
+          </w:p>
+        </w:tc>
+        <w:tc>
+          <w:tcPr>
+            <w:tcW w:type="dxa" w:w="1300"/>
+            <w:tcBorders>
+              <w:top w:val="single" w:color="BFB3AA" w:sz="4"/>
+              <w:left w:val="single" w:color="BFB3AA" w:sz="4"/>
+              <w:bottom w:val="single" w:color="BFB3AA" w:sz="4"/>
+              <w:right w:val="single" w:color="BFB3AA" w:sz="4"/>
+            </w:tcBorders>
+            <w:tcMar>
+              <w:top w:type="dxa" w:w="60"/>
+              <w:left w:type="dxa" w:w="120"/>
+              <w:bottom w:type="dxa" w:w="60"/>
+              <w:right w:type="dxa" w:w="120"/>
+            </w:tcMar>
+            <w:vAlign w:val="center"/>
+          </w:tcPr>
+          <w:p>
+            <w:r>
+              <w:rPr>
+                <w:rFonts w:ascii="Tahoma" w:cs="Tahoma" w:eastAsia="Tahoma" w:hAnsi="Tahoma"/>
+                <w:color w:val="222222"/>
+                <w:sz w:val="18"/>
+                <w:szCs w:val="18"/>
+              </w:rPr>
+              <w:t xml:space="preserve">Yes</w:t>
+            </w:r>
+          </w:p>
+        </w:tc>
+      </w:tr>
+      <w:tr>
+        <w:tc>
+          <w:tcPr>
+            <w:tcW w:type="dxa" w:w="2100"/>
+            <w:tcBorders>
+              <w:top w:val="single" w:color="BFB3AA" w:sz="4"/>
+              <w:left w:val="single" w:color="BFB3AA" w:sz="4"/>
+              <w:bottom w:val="single" w:color="BFB3AA" w:sz="4"/>
+              <w:right w:val="single" w:color="BFB3AA" w:sz="4"/>
+            </w:tcBorders>
+            <w:tcMar>
+              <w:top w:type="dxa" w:w="60"/>
+              <w:left w:type="dxa" w:w="120"/>
+              <w:bottom w:type="dxa" w:w="60"/>
+              <w:right w:type="dxa" w:w="120"/>
+            </w:tcMar>
+            <w:vAlign w:val="center"/>
+          </w:tcPr>
+          <w:p>
+            <w:r>
+              <w:rPr>
+                <w:rFonts w:ascii="Tahoma" w:cs="Tahoma" w:eastAsia="Tahoma" w:hAnsi="Tahoma"/>
+                <w:color w:val="222222"/>
+                <w:sz w:val="18"/>
+                <w:szCs w:val="18"/>
+              </w:rPr>
+              <w:t xml:space="preserve">Boom Truck – Telescoping</w:t>
+            </w:r>
+          </w:p>
+        </w:tc>
+        <w:tc>
+          <w:tcPr>
+            <w:tcW w:type="dxa" w:w="1420"/>
+            <w:tcBorders>
+              <w:top w:val="single" w:color="BFB3AA" w:sz="4"/>
+              <w:left w:val="single" w:color="BFB3AA" w:sz="4"/>
+              <w:bottom w:val="single" w:color="BFB3AA" w:sz="4"/>
+              <w:right w:val="single" w:color="BFB3AA" w:sz="4"/>
+            </w:tcBorders>
+            <w:tcMar>
+              <w:top w:type="dxa" w:w="60"/>
+              <w:left w:type="dxa" w:w="120"/>
+              <w:bottom w:type="dxa" w:w="60"/>
+              <w:right w:type="dxa" w:w="120"/>
+            </w:tcMar>
+            <w:vAlign w:val="center"/>
+          </w:tcPr>
+          <w:p>
+            <w:r>
+              <w:rPr>
+                <w:rFonts w:ascii="Tahoma" w:cs="Tahoma" w:eastAsia="Tahoma" w:hAnsi="Tahoma"/>
+                <w:color w:val="222222"/>
+                <w:sz w:val="18"/>
+                <w:szCs w:val="18"/>
+              </w:rPr>
+              <w:t xml:space="preserve">Yes</w:t>
+            </w:r>
+          </w:p>
+        </w:tc>
+        <w:tc>
+          <w:tcPr>
+            <w:tcW w:type="dxa" w:w="1300"/>
+            <w:tcBorders>
+              <w:top w:val="single" w:color="BFB3AA" w:sz="4"/>
+              <w:left w:val="single" w:color="BFB3AA" w:sz="4"/>
+              <w:bottom w:val="single" w:color="BFB3AA" w:sz="4"/>
+              <w:right w:val="single" w:color="BFB3AA" w:sz="4"/>
+            </w:tcBorders>
+            <w:tcMar>
+              <w:top w:type="dxa" w:w="60"/>
+              <w:left w:type="dxa" w:w="120"/>
+              <w:bottom w:type="dxa" w:w="60"/>
+              <w:right w:type="dxa" w:w="120"/>
+            </w:tcMar>
+            <w:vAlign w:val="center"/>
+          </w:tcPr>
+          <w:p>
+            <w:r>
+              <w:rPr>
+                <w:rFonts w:ascii="Tahoma" w:cs="Tahoma" w:eastAsia="Tahoma" w:hAnsi="Tahoma"/>
+                <w:color w:val="222222"/>
+                <w:sz w:val="18"/>
+                <w:szCs w:val="18"/>
+              </w:rPr>
+              <w:t xml:space="preserve">Yes</w:t>
+            </w:r>
+          </w:p>
+        </w:tc>
+        <w:tc>
+          <w:tcPr>
+            <w:tcW w:type="dxa" w:w="1940"/>
+            <w:tcBorders>
+              <w:top w:val="single" w:color="BFB3AA" w:sz="4"/>
+              <w:left w:val="single" w:color="BFB3AA" w:sz="4"/>
+              <w:bottom w:val="single" w:color="BFB3AA" w:sz="4"/>
+              <w:right w:val="single" w:color="BFB3AA" w:sz="4"/>
+            </w:tcBorders>
+            <w:tcMar>
+              <w:top w:type="dxa" w:w="60"/>
+              <w:left w:type="dxa" w:w="120"/>
+              <w:bottom w:type="dxa" w:w="60"/>
+              <w:right w:type="dxa" w:w="120"/>
+            </w:tcMar>
+            <w:vAlign w:val="center"/>
+          </w:tcPr>
+          <w:p>
+            <w:r>
+              <w:rPr>
+                <w:rFonts w:ascii="Tahoma" w:cs="Tahoma" w:eastAsia="Tahoma" w:hAnsi="Tahoma"/>
+                <w:color w:val="222222"/>
+                <w:sz w:val="18"/>
+                <w:szCs w:val="18"/>
+              </w:rPr>
+              <w:t xml:space="preserve">Yes / No</w:t>
+            </w:r>
+          </w:p>
+        </w:tc>
+        <w:tc>
+          <w:tcPr>
+            <w:tcW w:type="dxa" w:w="1300"/>
+            <w:tcBorders>
+              <w:top w:val="single" w:color="BFB3AA" w:sz="4"/>
+              <w:left w:val="single" w:color="BFB3AA" w:sz="4"/>
+              <w:bottom w:val="single" w:color="BFB3AA" w:sz="4"/>
+              <w:right w:val="single" w:color="BFB3AA" w:sz="4"/>
+            </w:tcBorders>
+            <w:tcMar>
+              <w:top w:type="dxa" w:w="60"/>
+              <w:left w:type="dxa" w:w="120"/>
+              <w:bottom w:type="dxa" w:w="60"/>
+              <w:right w:type="dxa" w:w="120"/>
+            </w:tcMar>
+            <w:vAlign w:val="center"/>
+          </w:tcPr>
+          <w:p>
+            <w:r>
+              <w:rPr>
+                <w:rFonts w:ascii="Tahoma" w:cs="Tahoma" w:eastAsia="Tahoma" w:hAnsi="Tahoma"/>
+                <w:color w:val="222222"/>
+                <w:sz w:val="18"/>
+                <w:szCs w:val="18"/>
+              </w:rPr>
+              <w:t xml:space="preserve">No</w:t>
+            </w:r>
+          </w:p>
+        </w:tc>
+        <w:tc>
+          <w:tcPr>
+            <w:tcW w:type="dxa" w:w="1300"/>
+            <w:tcBorders>
+              <w:top w:val="single" w:color="BFB3AA" w:sz="4"/>
+              <w:left w:val="single" w:color="BFB3AA" w:sz="4"/>
+              <w:bottom w:val="single" w:color="BFB3AA" w:sz="4"/>
+              <w:right w:val="single" w:color="BFB3AA" w:sz="4"/>
+            </w:tcBorders>
+            <w:tcMar>
+              <w:top w:type="dxa" w:w="60"/>
+              <w:left w:type="dxa" w:w="120"/>
+              <w:bottom w:type="dxa" w:w="60"/>
+              <w:right w:type="dxa" w:w="120"/>
+            </w:tcMar>
+            <w:vAlign w:val="center"/>
+          </w:tcPr>
+          <w:p>
+            <w:r>
+              <w:rPr>
+                <w:rFonts w:ascii="Tahoma" w:cs="Tahoma" w:eastAsia="Tahoma" w:hAnsi="Tahoma"/>
+                <w:color w:val="222222"/>
+                <w:sz w:val="18"/>
+                <w:szCs w:val="18"/>
+              </w:rPr>
+              <w:t xml:space="preserve">Yes</w:t>
+            </w:r>
+          </w:p>
+        </w:tc>
+      </w:tr>
+      <w:tr>
+        <w:tc>
+          <w:tcPr>
+            <w:tcW w:type="dxa" w:w="2100"/>
+            <w:tcBorders>
+              <w:top w:val="single" w:color="BFB3AA" w:sz="4"/>
+              <w:left w:val="single" w:color="BFB3AA" w:sz="4"/>
+              <w:bottom w:val="single" w:color="BFB3AA" w:sz="4"/>
+              <w:right w:val="single" w:color="BFB3AA" w:sz="4"/>
+            </w:tcBorders>
+            <w:tcMar>
+              <w:top w:type="dxa" w:w="60"/>
+              <w:left w:type="dxa" w:w="120"/>
+              <w:bottom w:type="dxa" w:w="60"/>
+              <w:right w:type="dxa" w:w="120"/>
+            </w:tcMar>
+            <w:vAlign w:val="center"/>
+          </w:tcPr>
+          <w:p>
+            <w:r>
+              <w:rPr>
+                <w:rFonts w:ascii="Tahoma" w:cs="Tahoma" w:eastAsia="Tahoma" w:hAnsi="Tahoma"/>
+                <w:color w:val="222222"/>
+                <w:sz w:val="18"/>
+                <w:szCs w:val="18"/>
+              </w:rPr>
+              <w:t xml:space="preserve">Bulldozer</w:t>
+            </w:r>
+          </w:p>
+        </w:tc>
+        <w:tc>
+          <w:tcPr>
+            <w:tcW w:type="dxa" w:w="1420"/>
+            <w:tcBorders>
+              <w:top w:val="single" w:color="BFB3AA" w:sz="4"/>
+              <w:left w:val="single" w:color="BFB3AA" w:sz="4"/>
+              <w:bottom w:val="single" w:color="BFB3AA" w:sz="4"/>
+              <w:right w:val="single" w:color="BFB3AA" w:sz="4"/>
+            </w:tcBorders>
+            <w:tcMar>
+              <w:top w:type="dxa" w:w="60"/>
+              <w:left w:type="dxa" w:w="120"/>
+              <w:bottom w:type="dxa" w:w="60"/>
+              <w:right w:type="dxa" w:w="120"/>
+            </w:tcMar>
+            <w:vAlign w:val="center"/>
+          </w:tcPr>
+          <w:p>
+            <w:r>
+              <w:rPr>
+                <w:rFonts w:ascii="Tahoma" w:cs="Tahoma" w:eastAsia="Tahoma" w:hAnsi="Tahoma"/>
+                <w:color w:val="222222"/>
+                <w:sz w:val="18"/>
+                <w:szCs w:val="18"/>
+              </w:rPr>
+              <w:t xml:space="preserve">Yes</w:t>
+            </w:r>
+          </w:p>
+        </w:tc>
+        <w:tc>
+          <w:tcPr>
+            <w:tcW w:type="dxa" w:w="1300"/>
+            <w:tcBorders>
+              <w:top w:val="single" w:color="BFB3AA" w:sz="4"/>
+              <w:left w:val="single" w:color="BFB3AA" w:sz="4"/>
+              <w:bottom w:val="single" w:color="BFB3AA" w:sz="4"/>
+              <w:right w:val="single" w:color="BFB3AA" w:sz="4"/>
+            </w:tcBorders>
+            <w:tcMar>
+              <w:top w:type="dxa" w:w="60"/>
+              <w:left w:type="dxa" w:w="120"/>
+              <w:bottom w:type="dxa" w:w="60"/>
+              <w:right w:type="dxa" w:w="120"/>
+            </w:tcMar>
+            <w:vAlign w:val="center"/>
+          </w:tcPr>
+          <w:p>
+            <w:r>
+              <w:rPr>
+                <w:rFonts w:ascii="Tahoma" w:cs="Tahoma" w:eastAsia="Tahoma" w:hAnsi="Tahoma"/>
+                <w:color w:val="222222"/>
+                <w:sz w:val="18"/>
+                <w:szCs w:val="18"/>
+              </w:rPr>
+              <w:t xml:space="preserve">Yes</w:t>
+            </w:r>
+          </w:p>
+        </w:tc>
+        <w:tc>
+          <w:tcPr>
+            <w:tcW w:type="dxa" w:w="1940"/>
+            <w:tcBorders>
+              <w:top w:val="single" w:color="BFB3AA" w:sz="4"/>
+              <w:left w:val="single" w:color="BFB3AA" w:sz="4"/>
+              <w:bottom w:val="single" w:color="BFB3AA" w:sz="4"/>
+              <w:right w:val="single" w:color="BFB3AA" w:sz="4"/>
+            </w:tcBorders>
+            <w:tcMar>
+              <w:top w:type="dxa" w:w="60"/>
+              <w:left w:type="dxa" w:w="120"/>
+              <w:bottom w:type="dxa" w:w="60"/>
+              <w:right w:type="dxa" w:w="120"/>
+            </w:tcMar>
+            <w:vAlign w:val="center"/>
+          </w:tcPr>
+          <w:p>
+            <w:r>
+              <w:rPr>
+                <w:rFonts w:ascii="Tahoma" w:cs="Tahoma" w:eastAsia="Tahoma" w:hAnsi="Tahoma"/>
+                <w:color w:val="222222"/>
+                <w:sz w:val="18"/>
+                <w:szCs w:val="18"/>
+              </w:rPr>
+              <w:t xml:space="preserve">Yes / No</w:t>
+            </w:r>
+          </w:p>
+        </w:tc>
+        <w:tc>
+          <w:tcPr>
+            <w:tcW w:type="dxa" w:w="1300"/>
+            <w:tcBorders>
+              <w:top w:val="single" w:color="BFB3AA" w:sz="4"/>
+              <w:left w:val="single" w:color="BFB3AA" w:sz="4"/>
+              <w:bottom w:val="single" w:color="BFB3AA" w:sz="4"/>
+              <w:right w:val="single" w:color="BFB3AA" w:sz="4"/>
+            </w:tcBorders>
+            <w:tcMar>
+              <w:top w:type="dxa" w:w="60"/>
+              <w:left w:type="dxa" w:w="120"/>
+              <w:bottom w:type="dxa" w:w="60"/>
+              <w:right w:type="dxa" w:w="120"/>
+            </w:tcMar>
+            <w:vAlign w:val="center"/>
+          </w:tcPr>
+          <w:p>
+            <w:r>
+              <w:rPr>
+                <w:rFonts w:ascii="Tahoma" w:cs="Tahoma" w:eastAsia="Tahoma" w:hAnsi="Tahoma"/>
+                <w:color w:val="222222"/>
+                <w:sz w:val="18"/>
+                <w:szCs w:val="18"/>
+              </w:rPr>
+              <w:t xml:space="preserve">Yes</w:t>
+            </w:r>
+          </w:p>
+        </w:tc>
+        <w:tc>
+          <w:tcPr>
+            <w:tcW w:type="dxa" w:w="1300"/>
+            <w:tcBorders>
+              <w:top w:val="single" w:color="BFB3AA" w:sz="4"/>
+              <w:left w:val="single" w:color="BFB3AA" w:sz="4"/>
+              <w:bottom w:val="single" w:color="BFB3AA" w:sz="4"/>
+              <w:right w:val="single" w:color="BFB3AA" w:sz="4"/>
+            </w:tcBorders>
+            <w:tcMar>
+              <w:top w:type="dxa" w:w="60"/>
+              <w:left w:type="dxa" w:w="120"/>
+              <w:bottom w:type="dxa" w:w="60"/>
+              <w:right w:type="dxa" w:w="120"/>
+            </w:tcMar>
+            <w:vAlign w:val="center"/>
+          </w:tcPr>
+          <w:p>
+            <w:r>
+              <w:rPr>
+                <w:rFonts w:ascii="Tahoma" w:cs="Tahoma" w:eastAsia="Tahoma" w:hAnsi="Tahoma"/>
+                <w:color w:val="222222"/>
+                <w:sz w:val="18"/>
+                <w:szCs w:val="18"/>
+              </w:rPr>
+              <w:t xml:space="preserve">No</w:t>
+            </w:r>
+          </w:p>
+        </w:tc>
+      </w:tr>
+      <w:tr>
+        <w:tc>
+          <w:tcPr>
+            <w:tcW w:type="dxa" w:w="2100"/>
+            <w:tcBorders>
+              <w:top w:val="single" w:color="BFB3AA" w:sz="4"/>
+              <w:left w:val="single" w:color="BFB3AA" w:sz="4"/>
+              <w:bottom w:val="single" w:color="BFB3AA" w:sz="4"/>
+              <w:right w:val="single" w:color="BFB3AA" w:sz="4"/>
+            </w:tcBorders>
+            <w:tcMar>
+              <w:top w:type="dxa" w:w="60"/>
+              <w:left w:type="dxa" w:w="120"/>
+              <w:bottom w:type="dxa" w:w="60"/>
+              <w:right w:type="dxa" w:w="120"/>
+            </w:tcMar>
+            <w:vAlign w:val="center"/>
+          </w:tcPr>
+          <w:p>
+            <w:r>
+              <w:rPr>
+                <w:rFonts w:ascii="Tahoma" w:cs="Tahoma" w:eastAsia="Tahoma" w:hAnsi="Tahoma"/>
+                <w:color w:val="222222"/>
+                <w:sz w:val="18"/>
+                <w:szCs w:val="18"/>
+              </w:rPr>
+              <w:t xml:space="preserve">Crane – Mobile</w:t>
+            </w:r>
+          </w:p>
+        </w:tc>
+        <w:tc>
+          <w:tcPr>
+            <w:tcW w:type="dxa" w:w="1420"/>
+            <w:tcBorders>
+              <w:top w:val="single" w:color="BFB3AA" w:sz="4"/>
+              <w:left w:val="single" w:color="BFB3AA" w:sz="4"/>
+              <w:bottom w:val="single" w:color="BFB3AA" w:sz="4"/>
+              <w:right w:val="single" w:color="BFB3AA" w:sz="4"/>
+            </w:tcBorders>
+            <w:tcMar>
+              <w:top w:type="dxa" w:w="60"/>
+              <w:left w:type="dxa" w:w="120"/>
+              <w:bottom w:type="dxa" w:w="60"/>
+              <w:right w:type="dxa" w:w="120"/>
+            </w:tcMar>
+            <w:vAlign w:val="center"/>
+          </w:tcPr>
+          <w:p>
+            <w:r>
+              <w:rPr>
+                <w:rFonts w:ascii="Tahoma" w:cs="Tahoma" w:eastAsia="Tahoma" w:hAnsi="Tahoma"/>
+                <w:color w:val="222222"/>
+                <w:sz w:val="18"/>
+                <w:szCs w:val="18"/>
+              </w:rPr>
+              <w:t xml:space="preserve">Yes</w:t>
+            </w:r>
+          </w:p>
+        </w:tc>
+        <w:tc>
+          <w:tcPr>
+            <w:tcW w:type="dxa" w:w="1300"/>
+            <w:tcBorders>
+              <w:top w:val="single" w:color="BFB3AA" w:sz="4"/>
+              <w:left w:val="single" w:color="BFB3AA" w:sz="4"/>
+              <w:bottom w:val="single" w:color="BFB3AA" w:sz="4"/>
+              <w:right w:val="single" w:color="BFB3AA" w:sz="4"/>
+            </w:tcBorders>
+            <w:tcMar>
+              <w:top w:type="dxa" w:w="60"/>
+              <w:left w:type="dxa" w:w="120"/>
+              <w:bottom w:type="dxa" w:w="60"/>
+              <w:right w:type="dxa" w:w="120"/>
+            </w:tcMar>
+            <w:vAlign w:val="center"/>
+          </w:tcPr>
+          <w:p>
+            <w:r>
+              <w:rPr>
+                <w:rFonts w:ascii="Tahoma" w:cs="Tahoma" w:eastAsia="Tahoma" w:hAnsi="Tahoma"/>
+                <w:color w:val="222222"/>
+                <w:sz w:val="18"/>
+                <w:szCs w:val="18"/>
+              </w:rPr>
+              <w:t xml:space="preserve">Yes</w:t>
+            </w:r>
+          </w:p>
+        </w:tc>
+        <w:tc>
+          <w:tcPr>
+            <w:tcW w:type="dxa" w:w="1940"/>
+            <w:tcBorders>
+              <w:top w:val="single" w:color="BFB3AA" w:sz="4"/>
+              <w:left w:val="single" w:color="BFB3AA" w:sz="4"/>
+              <w:bottom w:val="single" w:color="BFB3AA" w:sz="4"/>
+              <w:right w:val="single" w:color="BFB3AA" w:sz="4"/>
+            </w:tcBorders>
+            <w:tcMar>
+              <w:top w:type="dxa" w:w="60"/>
+              <w:left w:type="dxa" w:w="120"/>
+              <w:bottom w:type="dxa" w:w="60"/>
+              <w:right w:type="dxa" w:w="120"/>
+            </w:tcMar>
+            <w:vAlign w:val="center"/>
+          </w:tcPr>
+          <w:p>
+            <w:r>
+              <w:rPr>
+                <w:rFonts w:ascii="Tahoma" w:cs="Tahoma" w:eastAsia="Tahoma" w:hAnsi="Tahoma"/>
+                <w:color w:val="222222"/>
+                <w:sz w:val="18"/>
+                <w:szCs w:val="18"/>
+              </w:rPr>
+              <w:t xml:space="preserve">Yes / Yes</w:t>
+            </w:r>
+          </w:p>
+        </w:tc>
+        <w:tc>
+          <w:tcPr>
+            <w:tcW w:type="dxa" w:w="1300"/>
+            <w:tcBorders>
+              <w:top w:val="single" w:color="BFB3AA" w:sz="4"/>
+              <w:left w:val="single" w:color="BFB3AA" w:sz="4"/>
+              <w:bottom w:val="single" w:color="BFB3AA" w:sz="4"/>
+              <w:right w:val="single" w:color="BFB3AA" w:sz="4"/>
+            </w:tcBorders>
+            <w:tcMar>
+              <w:top w:type="dxa" w:w="60"/>
+              <w:left w:type="dxa" w:w="120"/>
+              <w:bottom w:type="dxa" w:w="60"/>
+              <w:right w:type="dxa" w:w="120"/>
+            </w:tcMar>
+            <w:vAlign w:val="center"/>
+          </w:tcPr>
+          <w:p>
+            <w:r>
+              <w:rPr>
+                <w:rFonts w:ascii="Tahoma" w:cs="Tahoma" w:eastAsia="Tahoma" w:hAnsi="Tahoma"/>
+                <w:color w:val="222222"/>
+                <w:sz w:val="18"/>
+                <w:szCs w:val="18"/>
+              </w:rPr>
+              <w:t xml:space="preserve">Yes</w:t>
+            </w:r>
+          </w:p>
+        </w:tc>
+        <w:tc>
+          <w:tcPr>
+            <w:tcW w:type="dxa" w:w="1300"/>
+            <w:tcBorders>
+              <w:top w:val="single" w:color="BFB3AA" w:sz="4"/>
+              <w:left w:val="single" w:color="BFB3AA" w:sz="4"/>
+              <w:bottom w:val="single" w:color="BFB3AA" w:sz="4"/>
+              <w:right w:val="single" w:color="BFB3AA" w:sz="4"/>
+            </w:tcBorders>
+            <w:tcMar>
+              <w:top w:type="dxa" w:w="60"/>
+              <w:left w:type="dxa" w:w="120"/>
+              <w:bottom w:type="dxa" w:w="60"/>
+              <w:right w:type="dxa" w:w="120"/>
+            </w:tcMar>
+            <w:vAlign w:val="center"/>
+          </w:tcPr>
+          <w:p>
+            <w:r>
+              <w:rPr>
+                <w:rFonts w:ascii="Tahoma" w:cs="Tahoma" w:eastAsia="Tahoma" w:hAnsi="Tahoma"/>
+                <w:color w:val="222222"/>
+                <w:sz w:val="18"/>
+                <w:szCs w:val="18"/>
+              </w:rPr>
+              <w:t xml:space="preserve">No</w:t>
+            </w:r>
+          </w:p>
+        </w:tc>
+      </w:tr>
+      <w:tr>
+        <w:tc>
+          <w:tcPr>
+            <w:tcW w:type="dxa" w:w="2100"/>
+            <w:tcBorders>
+              <w:top w:val="single" w:color="BFB3AA" w:sz="4"/>
+              <w:left w:val="single" w:color="BFB3AA" w:sz="4"/>
+              <w:bottom w:val="single" w:color="BFB3AA" w:sz="4"/>
+              <w:right w:val="single" w:color="BFB3AA" w:sz="4"/>
+            </w:tcBorders>
+            <w:tcMar>
+              <w:top w:type="dxa" w:w="60"/>
+              <w:left w:type="dxa" w:w="120"/>
+              <w:bottom w:type="dxa" w:w="60"/>
+              <w:right w:type="dxa" w:w="120"/>
+            </w:tcMar>
+            <w:vAlign w:val="center"/>
+          </w:tcPr>
+          <w:p>
+            <w:r>
+              <w:rPr>
+                <w:rFonts w:ascii="Tahoma" w:cs="Tahoma" w:eastAsia="Tahoma" w:hAnsi="Tahoma"/>
+                <w:color w:val="222222"/>
+                <w:sz w:val="18"/>
+                <w:szCs w:val="18"/>
+              </w:rPr>
+              <w:t xml:space="preserve">Crane – Pedestal</w:t>
+            </w:r>
+          </w:p>
+        </w:tc>
+        <w:tc>
+          <w:tcPr>
+            <w:tcW w:type="dxa" w:w="1420"/>
+            <w:tcBorders>
+              <w:top w:val="single" w:color="BFB3AA" w:sz="4"/>
+              <w:left w:val="single" w:color="BFB3AA" w:sz="4"/>
+              <w:bottom w:val="single" w:color="BFB3AA" w:sz="4"/>
+              <w:right w:val="single" w:color="BFB3AA" w:sz="4"/>
+            </w:tcBorders>
+            <w:tcMar>
+              <w:top w:type="dxa" w:w="60"/>
+              <w:left w:type="dxa" w:w="120"/>
+              <w:bottom w:type="dxa" w:w="60"/>
+              <w:right w:type="dxa" w:w="120"/>
+            </w:tcMar>
+            <w:vAlign w:val="center"/>
+          </w:tcPr>
+          <w:p>
+            <w:r>
+              <w:rPr>
+                <w:rFonts w:ascii="Tahoma" w:cs="Tahoma" w:eastAsia="Tahoma" w:hAnsi="Tahoma"/>
+                <w:color w:val="222222"/>
+                <w:sz w:val="18"/>
+                <w:szCs w:val="18"/>
+              </w:rPr>
+              <w:t xml:space="preserve">Yes</w:t>
+            </w:r>
+          </w:p>
+        </w:tc>
+        <w:tc>
+          <w:tcPr>
+            <w:tcW w:type="dxa" w:w="1300"/>
+            <w:tcBorders>
+              <w:top w:val="single" w:color="BFB3AA" w:sz="4"/>
+              <w:left w:val="single" w:color="BFB3AA" w:sz="4"/>
+              <w:bottom w:val="single" w:color="BFB3AA" w:sz="4"/>
+              <w:right w:val="single" w:color="BFB3AA" w:sz="4"/>
+            </w:tcBorders>
+            <w:tcMar>
+              <w:top w:type="dxa" w:w="60"/>
+              <w:left w:type="dxa" w:w="120"/>
+              <w:bottom w:type="dxa" w:w="60"/>
+              <w:right w:type="dxa" w:w="120"/>
+            </w:tcMar>
+            <w:vAlign w:val="center"/>
+          </w:tcPr>
+          <w:p>
+            <w:r>
+              <w:rPr>
+                <w:rFonts w:ascii="Tahoma" w:cs="Tahoma" w:eastAsia="Tahoma" w:hAnsi="Tahoma"/>
+                <w:color w:val="222222"/>
+                <w:sz w:val="18"/>
+                <w:szCs w:val="18"/>
+              </w:rPr>
+              <w:t xml:space="preserve">Yes</w:t>
+            </w:r>
+          </w:p>
+        </w:tc>
+        <w:tc>
+          <w:tcPr>
+            <w:tcW w:type="dxa" w:w="1940"/>
+            <w:tcBorders>
+              <w:top w:val="single" w:color="BFB3AA" w:sz="4"/>
+              <w:left w:val="single" w:color="BFB3AA" w:sz="4"/>
+              <w:bottom w:val="single" w:color="BFB3AA" w:sz="4"/>
+              <w:right w:val="single" w:color="BFB3AA" w:sz="4"/>
+            </w:tcBorders>
+            <w:tcMar>
+              <w:top w:type="dxa" w:w="60"/>
+              <w:left w:type="dxa" w:w="120"/>
+              <w:bottom w:type="dxa" w:w="60"/>
+              <w:right w:type="dxa" w:w="120"/>
+            </w:tcMar>
+            <w:vAlign w:val="center"/>
+          </w:tcPr>
+          <w:p>
+            <w:r>
+              <w:rPr>
+                <w:rFonts w:ascii="Tahoma" w:cs="Tahoma" w:eastAsia="Tahoma" w:hAnsi="Tahoma"/>
+                <w:color w:val="222222"/>
+                <w:sz w:val="18"/>
+                <w:szCs w:val="18"/>
+              </w:rPr>
+              <w:t xml:space="preserve">Yes / Yes</w:t>
+            </w:r>
+          </w:p>
+        </w:tc>
+        <w:tc>
+          <w:tcPr>
+            <w:tcW w:type="dxa" w:w="1300"/>
+            <w:tcBorders>
+              <w:top w:val="single" w:color="BFB3AA" w:sz="4"/>
+              <w:left w:val="single" w:color="BFB3AA" w:sz="4"/>
+              <w:bottom w:val="single" w:color="BFB3AA" w:sz="4"/>
+              <w:right w:val="single" w:color="BFB3AA" w:sz="4"/>
+            </w:tcBorders>
+            <w:tcMar>
+              <w:top w:type="dxa" w:w="60"/>
+              <w:left w:type="dxa" w:w="120"/>
+              <w:bottom w:type="dxa" w:w="60"/>
+              <w:right w:type="dxa" w:w="120"/>
+            </w:tcMar>
+            <w:vAlign w:val="center"/>
+          </w:tcPr>
+          <w:p>
+            <w:r>
+              <w:rPr>
+                <w:rFonts w:ascii="Tahoma" w:cs="Tahoma" w:eastAsia="Tahoma" w:hAnsi="Tahoma"/>
+                <w:color w:val="222222"/>
+                <w:sz w:val="18"/>
+                <w:szCs w:val="18"/>
+              </w:rPr>
+              <w:t xml:space="preserve">No</w:t>
+            </w:r>
+          </w:p>
+        </w:tc>
+        <w:tc>
+          <w:tcPr>
+            <w:tcW w:type="dxa" w:w="1300"/>
+            <w:tcBorders>
+              <w:top w:val="single" w:color="BFB3AA" w:sz="4"/>
+              <w:left w:val="single" w:color="BFB3AA" w:sz="4"/>
+              <w:bottom w:val="single" w:color="BFB3AA" w:sz="4"/>
+              <w:right w:val="single" w:color="BFB3AA" w:sz="4"/>
+            </w:tcBorders>
+            <w:tcMar>
+              <w:top w:type="dxa" w:w="60"/>
+              <w:left w:type="dxa" w:w="120"/>
+              <w:bottom w:type="dxa" w:w="60"/>
+              <w:right w:type="dxa" w:w="120"/>
+            </w:tcMar>
+            <w:vAlign w:val="center"/>
+          </w:tcPr>
+          <w:p>
+            <w:r>
+              <w:rPr>
+                <w:rFonts w:ascii="Tahoma" w:cs="Tahoma" w:eastAsia="Tahoma" w:hAnsi="Tahoma"/>
+                <w:color w:val="222222"/>
+                <w:sz w:val="18"/>
+                <w:szCs w:val="18"/>
+              </w:rPr>
+              <w:t xml:space="preserve">No</w:t>
+            </w:r>
+          </w:p>
+        </w:tc>
+      </w:tr>
+      <w:tr>
+        <w:tc>
+          <w:tcPr>
+            <w:tcW w:type="dxa" w:w="2100"/>
+            <w:tcBorders>
+              <w:top w:val="single" w:color="BFB3AA" w:sz="4"/>
+              <w:left w:val="single" w:color="BFB3AA" w:sz="4"/>
+              <w:bottom w:val="single" w:color="BFB3AA" w:sz="4"/>
+              <w:right w:val="single" w:color="BFB3AA" w:sz="4"/>
+            </w:tcBorders>
+            <w:tcMar>
+              <w:top w:type="dxa" w:w="60"/>
+              <w:left w:type="dxa" w:w="120"/>
+              <w:bottom w:type="dxa" w:w="60"/>
+              <w:right w:type="dxa" w:w="120"/>
+            </w:tcMar>
+            <w:vAlign w:val="center"/>
+          </w:tcPr>
+          <w:p>
+            <w:r>
+              <w:rPr>
+                <w:rFonts w:ascii="Tahoma" w:cs="Tahoma" w:eastAsia="Tahoma" w:hAnsi="Tahoma"/>
+                <w:color w:val="222222"/>
+                <w:sz w:val="18"/>
+                <w:szCs w:val="18"/>
+              </w:rPr>
+              <w:t xml:space="preserve">Crane – Tower</w:t>
+            </w:r>
+          </w:p>
+        </w:tc>
+        <w:tc>
+          <w:tcPr>
+            <w:tcW w:type="dxa" w:w="1420"/>
+            <w:tcBorders>
+              <w:top w:val="single" w:color="BFB3AA" w:sz="4"/>
+              <w:left w:val="single" w:color="BFB3AA" w:sz="4"/>
+              <w:bottom w:val="single" w:color="BFB3AA" w:sz="4"/>
+              <w:right w:val="single" w:color="BFB3AA" w:sz="4"/>
+            </w:tcBorders>
+            <w:tcMar>
+              <w:top w:type="dxa" w:w="60"/>
+              <w:left w:type="dxa" w:w="120"/>
+              <w:bottom w:type="dxa" w:w="60"/>
+              <w:right w:type="dxa" w:w="120"/>
+            </w:tcMar>
+            <w:vAlign w:val="center"/>
+          </w:tcPr>
+          <w:p>
+            <w:r>
+              <w:rPr>
+                <w:rFonts w:ascii="Tahoma" w:cs="Tahoma" w:eastAsia="Tahoma" w:hAnsi="Tahoma"/>
+                <w:color w:val="222222"/>
+                <w:sz w:val="18"/>
+                <w:szCs w:val="18"/>
+              </w:rPr>
+              <w:t xml:space="preserve">Yes</w:t>
+            </w:r>
+          </w:p>
+        </w:tc>
+        <w:tc>
+          <w:tcPr>
+            <w:tcW w:type="dxa" w:w="1300"/>
+            <w:tcBorders>
+              <w:top w:val="single" w:color="BFB3AA" w:sz="4"/>
+              <w:left w:val="single" w:color="BFB3AA" w:sz="4"/>
+              <w:bottom w:val="single" w:color="BFB3AA" w:sz="4"/>
+              <w:right w:val="single" w:color="BFB3AA" w:sz="4"/>
+            </w:tcBorders>
+            <w:tcMar>
+              <w:top w:type="dxa" w:w="60"/>
+              <w:left w:type="dxa" w:w="120"/>
+              <w:bottom w:type="dxa" w:w="60"/>
+              <w:right w:type="dxa" w:w="120"/>
+            </w:tcMar>
+            <w:vAlign w:val="center"/>
+          </w:tcPr>
+          <w:p>
+            <w:r>
+              <w:rPr>
+                <w:rFonts w:ascii="Tahoma" w:cs="Tahoma" w:eastAsia="Tahoma" w:hAnsi="Tahoma"/>
+                <w:color w:val="222222"/>
+                <w:sz w:val="18"/>
+                <w:szCs w:val="18"/>
+              </w:rPr>
+              <w:t xml:space="preserve">Yes</w:t>
+            </w:r>
+          </w:p>
+        </w:tc>
+        <w:tc>
+          <w:tcPr>
+            <w:tcW w:type="dxa" w:w="1940"/>
+            <w:tcBorders>
+              <w:top w:val="single" w:color="BFB3AA" w:sz="4"/>
+              <w:left w:val="single" w:color="BFB3AA" w:sz="4"/>
+              <w:bottom w:val="single" w:color="BFB3AA" w:sz="4"/>
+              <w:right w:val="single" w:color="BFB3AA" w:sz="4"/>
+            </w:tcBorders>
+            <w:tcMar>
+              <w:top w:type="dxa" w:w="60"/>
+              <w:left w:type="dxa" w:w="120"/>
+              <w:bottom w:type="dxa" w:w="60"/>
+              <w:right w:type="dxa" w:w="120"/>
+            </w:tcMar>
+            <w:vAlign w:val="center"/>
+          </w:tcPr>
+          <w:p>
+            <w:r>
+              <w:rPr>
+                <w:rFonts w:ascii="Tahoma" w:cs="Tahoma" w:eastAsia="Tahoma" w:hAnsi="Tahoma"/>
+                <w:color w:val="222222"/>
+                <w:sz w:val="18"/>
+                <w:szCs w:val="18"/>
+              </w:rPr>
+              <w:t xml:space="preserve">Yes / Yes</w:t>
+            </w:r>
+          </w:p>
+        </w:tc>
+        <w:tc>
+          <w:tcPr>
+            <w:tcW w:type="dxa" w:w="1300"/>
+            <w:tcBorders>
+              <w:top w:val="single" w:color="BFB3AA" w:sz="4"/>
+              <w:left w:val="single" w:color="BFB3AA" w:sz="4"/>
+              <w:bottom w:val="single" w:color="BFB3AA" w:sz="4"/>
+              <w:right w:val="single" w:color="BFB3AA" w:sz="4"/>
+            </w:tcBorders>
+            <w:tcMar>
+              <w:top w:type="dxa" w:w="60"/>
+              <w:left w:type="dxa" w:w="120"/>
+              <w:bottom w:type="dxa" w:w="60"/>
+              <w:right w:type="dxa" w:w="120"/>
+            </w:tcMar>
+            <w:vAlign w:val="center"/>
+          </w:tcPr>
+          <w:p>
+            <w:r>
+              <w:rPr>
+                <w:rFonts w:ascii="Tahoma" w:cs="Tahoma" w:eastAsia="Tahoma" w:hAnsi="Tahoma"/>
+                <w:color w:val="222222"/>
+                <w:sz w:val="18"/>
+                <w:szCs w:val="18"/>
+              </w:rPr>
+              <w:t xml:space="preserve">No</w:t>
+            </w:r>
+          </w:p>
+        </w:tc>
+        <w:tc>
+          <w:tcPr>
+            <w:tcW w:type="dxa" w:w="1300"/>
+            <w:tcBorders>
+              <w:top w:val="single" w:color="BFB3AA" w:sz="4"/>
+              <w:left w:val="single" w:color="BFB3AA" w:sz="4"/>
+              <w:bottom w:val="single" w:color="BFB3AA" w:sz="4"/>
+              <w:right w:val="single" w:color="BFB3AA" w:sz="4"/>
+            </w:tcBorders>
+            <w:tcMar>
+              <w:top w:type="dxa" w:w="60"/>
+              <w:left w:type="dxa" w:w="120"/>
+              <w:bottom w:type="dxa" w:w="60"/>
+              <w:right w:type="dxa" w:w="120"/>
+            </w:tcMar>
+            <w:vAlign w:val="center"/>
+          </w:tcPr>
+          <w:p>
+            <w:r>
+              <w:rPr>
+                <w:rFonts w:ascii="Tahoma" w:cs="Tahoma" w:eastAsia="Tahoma" w:hAnsi="Tahoma"/>
+                <w:color w:val="222222"/>
+                <w:sz w:val="18"/>
+                <w:szCs w:val="18"/>
+              </w:rPr>
+              <w:t xml:space="preserve">No</w:t>
+            </w:r>
+          </w:p>
+        </w:tc>
+      </w:tr>
+      <w:tr>
+        <w:tc>
+          <w:tcPr>
+            <w:tcW w:type="dxa" w:w="2100"/>
+            <w:tcBorders>
+              <w:top w:val="single" w:color="BFB3AA" w:sz="4"/>
+              <w:left w:val="single" w:color="BFB3AA" w:sz="4"/>
+              <w:bottom w:val="single" w:color="BFB3AA" w:sz="4"/>
+              <w:right w:val="single" w:color="BFB3AA" w:sz="4"/>
+            </w:tcBorders>
+            <w:tcMar>
+              <w:top w:type="dxa" w:w="60"/>
+              <w:left w:type="dxa" w:w="120"/>
+              <w:bottom w:type="dxa" w:w="60"/>
+              <w:right w:type="dxa" w:w="120"/>
+            </w:tcMar>
+            <w:vAlign w:val="center"/>
+          </w:tcPr>
+          <w:p>
+            <w:r>
+              <w:rPr>
+                <w:rFonts w:ascii="Tahoma" w:cs="Tahoma" w:eastAsia="Tahoma" w:hAnsi="Tahoma"/>
+                <w:color w:val="222222"/>
+                <w:sz w:val="18"/>
+                <w:szCs w:val="18"/>
+              </w:rPr>
+              <w:t xml:space="preserve">Forklift</w:t>
+            </w:r>
+          </w:p>
+        </w:tc>
+        <w:tc>
+          <w:tcPr>
+            <w:tcW w:type="dxa" w:w="1420"/>
+            <w:tcBorders>
+              <w:top w:val="single" w:color="BFB3AA" w:sz="4"/>
+              <w:left w:val="single" w:color="BFB3AA" w:sz="4"/>
+              <w:bottom w:val="single" w:color="BFB3AA" w:sz="4"/>
+              <w:right w:val="single" w:color="BFB3AA" w:sz="4"/>
+            </w:tcBorders>
+            <w:tcMar>
+              <w:top w:type="dxa" w:w="60"/>
+              <w:left w:type="dxa" w:w="120"/>
+              <w:bottom w:type="dxa" w:w="60"/>
+              <w:right w:type="dxa" w:w="120"/>
+            </w:tcMar>
+            <w:vAlign w:val="center"/>
+          </w:tcPr>
+          <w:p>
+            <w:r>
+              <w:rPr>
+                <w:rFonts w:ascii="Tahoma" w:cs="Tahoma" w:eastAsia="Tahoma" w:hAnsi="Tahoma"/>
+                <w:color w:val="222222"/>
+                <w:sz w:val="18"/>
+                <w:szCs w:val="18"/>
+              </w:rPr>
+              <w:t xml:space="preserve">Yes</w:t>
+            </w:r>
+          </w:p>
+        </w:tc>
+        <w:tc>
+          <w:tcPr>
+            <w:tcW w:type="dxa" w:w="1300"/>
+            <w:tcBorders>
+              <w:top w:val="single" w:color="BFB3AA" w:sz="4"/>
+              <w:left w:val="single" w:color="BFB3AA" w:sz="4"/>
+              <w:bottom w:val="single" w:color="BFB3AA" w:sz="4"/>
+              <w:right w:val="single" w:color="BFB3AA" w:sz="4"/>
+            </w:tcBorders>
+            <w:tcMar>
+              <w:top w:type="dxa" w:w="60"/>
+              <w:left w:type="dxa" w:w="120"/>
+              <w:bottom w:type="dxa" w:w="60"/>
+              <w:right w:type="dxa" w:w="120"/>
+            </w:tcMar>
+            <w:vAlign w:val="center"/>
+          </w:tcPr>
+          <w:p>
+            <w:r>
+              <w:rPr>
+                <w:rFonts w:ascii="Tahoma" w:cs="Tahoma" w:eastAsia="Tahoma" w:hAnsi="Tahoma"/>
+                <w:color w:val="222222"/>
+                <w:sz w:val="18"/>
+                <w:szCs w:val="18"/>
+              </w:rPr>
+              <w:t xml:space="preserve">Yes</w:t>
+            </w:r>
+          </w:p>
+        </w:tc>
+        <w:tc>
+          <w:tcPr>
+            <w:tcW w:type="dxa" w:w="1940"/>
+            <w:tcBorders>
+              <w:top w:val="single" w:color="BFB3AA" w:sz="4"/>
+              <w:left w:val="single" w:color="BFB3AA" w:sz="4"/>
+              <w:bottom w:val="single" w:color="BFB3AA" w:sz="4"/>
+              <w:right w:val="single" w:color="BFB3AA" w:sz="4"/>
+            </w:tcBorders>
+            <w:tcMar>
+              <w:top w:type="dxa" w:w="60"/>
+              <w:left w:type="dxa" w:w="120"/>
+              <w:bottom w:type="dxa" w:w="60"/>
+              <w:right w:type="dxa" w:w="120"/>
+            </w:tcMar>
+            <w:vAlign w:val="center"/>
+          </w:tcPr>
+          <w:p>
+            <w:r>
+              <w:rPr>
+                <w:rFonts w:ascii="Tahoma" w:cs="Tahoma" w:eastAsia="Tahoma" w:hAnsi="Tahoma"/>
+                <w:color w:val="222222"/>
+                <w:sz w:val="18"/>
+                <w:szCs w:val="18"/>
+              </w:rPr>
+              <w:t xml:space="preserve">Yes / No</w:t>
+            </w:r>
+          </w:p>
+        </w:tc>
+        <w:tc>
+          <w:tcPr>
+            <w:tcW w:type="dxa" w:w="1300"/>
+            <w:tcBorders>
+              <w:top w:val="single" w:color="BFB3AA" w:sz="4"/>
+              <w:left w:val="single" w:color="BFB3AA" w:sz="4"/>
+              <w:bottom w:val="single" w:color="BFB3AA" w:sz="4"/>
+              <w:right w:val="single" w:color="BFB3AA" w:sz="4"/>
+            </w:tcBorders>
+            <w:tcMar>
+              <w:top w:type="dxa" w:w="60"/>
+              <w:left w:type="dxa" w:w="120"/>
+              <w:bottom w:type="dxa" w:w="60"/>
+              <w:right w:type="dxa" w:w="120"/>
+            </w:tcMar>
+            <w:vAlign w:val="center"/>
+          </w:tcPr>
+          <w:p>
+            <w:r>
+              <w:rPr>
+                <w:rFonts w:ascii="Tahoma" w:cs="Tahoma" w:eastAsia="Tahoma" w:hAnsi="Tahoma"/>
+                <w:color w:val="222222"/>
+                <w:sz w:val="18"/>
+                <w:szCs w:val="18"/>
+              </w:rPr>
+              <w:t xml:space="preserve">Yes</w:t>
+            </w:r>
+          </w:p>
+        </w:tc>
+        <w:tc>
+          <w:tcPr>
+            <w:tcW w:type="dxa" w:w="1300"/>
+            <w:tcBorders>
+              <w:top w:val="single" w:color="BFB3AA" w:sz="4"/>
+              <w:left w:val="single" w:color="BFB3AA" w:sz="4"/>
+              <w:bottom w:val="single" w:color="BFB3AA" w:sz="4"/>
+              <w:right w:val="single" w:color="BFB3AA" w:sz="4"/>
+            </w:tcBorders>
+            <w:tcMar>
+              <w:top w:type="dxa" w:w="60"/>
+              <w:left w:type="dxa" w:w="120"/>
+              <w:bottom w:type="dxa" w:w="60"/>
+              <w:right w:type="dxa" w:w="120"/>
+            </w:tcMar>
+            <w:vAlign w:val="center"/>
+          </w:tcPr>
+          <w:p>
+            <w:r>
+              <w:rPr>
+                <w:rFonts w:ascii="Tahoma" w:cs="Tahoma" w:eastAsia="Tahoma" w:hAnsi="Tahoma"/>
+                <w:color w:val="222222"/>
+                <w:sz w:val="18"/>
+                <w:szCs w:val="18"/>
+              </w:rPr>
+              <w:t xml:space="preserve">No</w:t>
+            </w:r>
+          </w:p>
+        </w:tc>
+      </w:tr>
+      <w:tr>
+        <w:tc>
+          <w:tcPr>
+            <w:tcW w:type="dxa" w:w="2100"/>
+            <w:tcBorders>
+              <w:top w:val="single" w:color="BFB3AA" w:sz="4"/>
+              <w:left w:val="single" w:color="BFB3AA" w:sz="4"/>
+              <w:bottom w:val="single" w:color="BFB3AA" w:sz="4"/>
+              <w:right w:val="single" w:color="BFB3AA" w:sz="4"/>
+            </w:tcBorders>
+            <w:tcMar>
+              <w:top w:type="dxa" w:w="60"/>
+              <w:left w:type="dxa" w:w="120"/>
+              <w:bottom w:type="dxa" w:w="60"/>
+              <w:right w:type="dxa" w:w="120"/>
+            </w:tcMar>
+            <w:vAlign w:val="center"/>
+          </w:tcPr>
+          <w:p>
+            <w:r>
+              <w:rPr>
+                <w:rFonts w:ascii="Tahoma" w:cs="Tahoma" w:eastAsia="Tahoma" w:hAnsi="Tahoma"/>
+                <w:color w:val="222222"/>
+                <w:sz w:val="18"/>
+                <w:szCs w:val="18"/>
+              </w:rPr>
+              <w:t xml:space="preserve">Gradall</w:t>
+            </w:r>
+          </w:p>
+        </w:tc>
+        <w:tc>
+          <w:tcPr>
+            <w:tcW w:type="dxa" w:w="1420"/>
+            <w:tcBorders>
+              <w:top w:val="single" w:color="BFB3AA" w:sz="4"/>
+              <w:left w:val="single" w:color="BFB3AA" w:sz="4"/>
+              <w:bottom w:val="single" w:color="BFB3AA" w:sz="4"/>
+              <w:right w:val="single" w:color="BFB3AA" w:sz="4"/>
+            </w:tcBorders>
+            <w:tcMar>
+              <w:top w:type="dxa" w:w="60"/>
+              <w:left w:type="dxa" w:w="120"/>
+              <w:bottom w:type="dxa" w:w="60"/>
+              <w:right w:type="dxa" w:w="120"/>
+            </w:tcMar>
+            <w:vAlign w:val="center"/>
+          </w:tcPr>
+          <w:p>
+            <w:r>
+              <w:rPr>
+                <w:rFonts w:ascii="Tahoma" w:cs="Tahoma" w:eastAsia="Tahoma" w:hAnsi="Tahoma"/>
+                <w:color w:val="222222"/>
+                <w:sz w:val="18"/>
+                <w:szCs w:val="18"/>
+              </w:rPr>
+              <w:t xml:space="preserve">Yes</w:t>
+            </w:r>
+          </w:p>
+        </w:tc>
+        <w:tc>
+          <w:tcPr>
+            <w:tcW w:type="dxa" w:w="1300"/>
+            <w:tcBorders>
+              <w:top w:val="single" w:color="BFB3AA" w:sz="4"/>
+              <w:left w:val="single" w:color="BFB3AA" w:sz="4"/>
+              <w:bottom w:val="single" w:color="BFB3AA" w:sz="4"/>
+              <w:right w:val="single" w:color="BFB3AA" w:sz="4"/>
+            </w:tcBorders>
+            <w:tcMar>
+              <w:top w:type="dxa" w:w="60"/>
+              <w:left w:type="dxa" w:w="120"/>
+              <w:bottom w:type="dxa" w:w="60"/>
+              <w:right w:type="dxa" w:w="120"/>
+            </w:tcMar>
+            <w:vAlign w:val="center"/>
+          </w:tcPr>
+          <w:p>
+            <w:r>
+              <w:rPr>
+                <w:rFonts w:ascii="Tahoma" w:cs="Tahoma" w:eastAsia="Tahoma" w:hAnsi="Tahoma"/>
+                <w:color w:val="222222"/>
+                <w:sz w:val="18"/>
+                <w:szCs w:val="18"/>
+              </w:rPr>
+              <w:t xml:space="preserve">Yes</w:t>
+            </w:r>
+          </w:p>
+        </w:tc>
+        <w:tc>
+          <w:tcPr>
+            <w:tcW w:type="dxa" w:w="1940"/>
+            <w:tcBorders>
+              <w:top w:val="single" w:color="BFB3AA" w:sz="4"/>
+              <w:left w:val="single" w:color="BFB3AA" w:sz="4"/>
+              <w:bottom w:val="single" w:color="BFB3AA" w:sz="4"/>
+              <w:right w:val="single" w:color="BFB3AA" w:sz="4"/>
+            </w:tcBorders>
+            <w:tcMar>
+              <w:top w:type="dxa" w:w="60"/>
+              <w:left w:type="dxa" w:w="120"/>
+              <w:bottom w:type="dxa" w:w="60"/>
+              <w:right w:type="dxa" w:w="120"/>
+            </w:tcMar>
+            <w:vAlign w:val="center"/>
+          </w:tcPr>
+          <w:p>
+            <w:r>
+              <w:rPr>
+                <w:rFonts w:ascii="Tahoma" w:cs="Tahoma" w:eastAsia="Tahoma" w:hAnsi="Tahoma"/>
+                <w:color w:val="222222"/>
+                <w:sz w:val="18"/>
+                <w:szCs w:val="18"/>
+              </w:rPr>
+              <w:t xml:space="preserve">Yes / No</w:t>
+            </w:r>
+          </w:p>
+        </w:tc>
+        <w:tc>
+          <w:tcPr>
+            <w:tcW w:type="dxa" w:w="1300"/>
+            <w:tcBorders>
+              <w:top w:val="single" w:color="BFB3AA" w:sz="4"/>
+              <w:left w:val="single" w:color="BFB3AA" w:sz="4"/>
+              <w:bottom w:val="single" w:color="BFB3AA" w:sz="4"/>
+              <w:right w:val="single" w:color="BFB3AA" w:sz="4"/>
+            </w:tcBorders>
+            <w:tcMar>
+              <w:top w:type="dxa" w:w="60"/>
+              <w:left w:type="dxa" w:w="120"/>
+              <w:bottom w:type="dxa" w:w="60"/>
+              <w:right w:type="dxa" w:w="120"/>
+            </w:tcMar>
+            <w:vAlign w:val="center"/>
+          </w:tcPr>
+          <w:p>
+            <w:r>
+              <w:rPr>
+                <w:rFonts w:ascii="Tahoma" w:cs="Tahoma" w:eastAsia="Tahoma" w:hAnsi="Tahoma"/>
+                <w:color w:val="222222"/>
+                <w:sz w:val="18"/>
+                <w:szCs w:val="18"/>
+              </w:rPr>
+              <w:t xml:space="preserve">Yes</w:t>
+            </w:r>
+          </w:p>
+        </w:tc>
+        <w:tc>
+          <w:tcPr>
+            <w:tcW w:type="dxa" w:w="1300"/>
+            <w:tcBorders>
+              <w:top w:val="single" w:color="BFB3AA" w:sz="4"/>
+              <w:left w:val="single" w:color="BFB3AA" w:sz="4"/>
+              <w:bottom w:val="single" w:color="BFB3AA" w:sz="4"/>
+              <w:right w:val="single" w:color="BFB3AA" w:sz="4"/>
+            </w:tcBorders>
+            <w:tcMar>
+              <w:top w:type="dxa" w:w="60"/>
+              <w:left w:type="dxa" w:w="120"/>
+              <w:bottom w:type="dxa" w:w="60"/>
+              <w:right w:type="dxa" w:w="120"/>
+            </w:tcMar>
+            <w:vAlign w:val="center"/>
+          </w:tcPr>
+          <w:p>
+            <w:r>
+              <w:rPr>
+                <w:rFonts w:ascii="Tahoma" w:cs="Tahoma" w:eastAsia="Tahoma" w:hAnsi="Tahoma"/>
+                <w:color w:val="222222"/>
+                <w:sz w:val="18"/>
+                <w:szCs w:val="18"/>
+              </w:rPr>
+              <w:t xml:space="preserve">No</w:t>
+            </w:r>
+          </w:p>
+        </w:tc>
+      </w:tr>
+      <w:tr>
+        <w:tc>
+          <w:tcPr>
+            <w:tcW w:type="dxa" w:w="2100"/>
+            <w:tcBorders>
+              <w:top w:val="single" w:color="BFB3AA" w:sz="4"/>
+              <w:left w:val="single" w:color="BFB3AA" w:sz="4"/>
+              <w:bottom w:val="single" w:color="BFB3AA" w:sz="4"/>
+              <w:right w:val="single" w:color="BFB3AA" w:sz="4"/>
+            </w:tcBorders>
+            <w:tcMar>
+              <w:top w:type="dxa" w:w="60"/>
+              <w:left w:type="dxa" w:w="120"/>
+              <w:bottom w:type="dxa" w:w="60"/>
+              <w:right w:type="dxa" w:w="120"/>
+            </w:tcMar>
+            <w:vAlign w:val="center"/>
+          </w:tcPr>
+          <w:p>
+            <w:r>
+              <w:rPr>
+                <w:rFonts w:ascii="Tahoma" w:cs="Tahoma" w:eastAsia="Tahoma" w:hAnsi="Tahoma"/>
+                <w:color w:val="222222"/>
+                <w:sz w:val="18"/>
+                <w:szCs w:val="18"/>
+              </w:rPr>
+              <w:t xml:space="preserve">Grader</w:t>
+            </w:r>
+          </w:p>
+        </w:tc>
+        <w:tc>
+          <w:tcPr>
+            <w:tcW w:type="dxa" w:w="1420"/>
+            <w:tcBorders>
+              <w:top w:val="single" w:color="BFB3AA" w:sz="4"/>
+              <w:left w:val="single" w:color="BFB3AA" w:sz="4"/>
+              <w:bottom w:val="single" w:color="BFB3AA" w:sz="4"/>
+              <w:right w:val="single" w:color="BFB3AA" w:sz="4"/>
+            </w:tcBorders>
+            <w:tcMar>
+              <w:top w:type="dxa" w:w="60"/>
+              <w:left w:type="dxa" w:w="120"/>
+              <w:bottom w:type="dxa" w:w="60"/>
+              <w:right w:type="dxa" w:w="120"/>
+            </w:tcMar>
+            <w:vAlign w:val="center"/>
+          </w:tcPr>
+          <w:p>
+            <w:r>
+              <w:rPr>
+                <w:rFonts w:ascii="Tahoma" w:cs="Tahoma" w:eastAsia="Tahoma" w:hAnsi="Tahoma"/>
+                <w:color w:val="222222"/>
+                <w:sz w:val="18"/>
+                <w:szCs w:val="18"/>
+              </w:rPr>
+              <w:t xml:space="preserve">Yes</w:t>
+            </w:r>
+          </w:p>
+        </w:tc>
+        <w:tc>
+          <w:tcPr>
+            <w:tcW w:type="dxa" w:w="1300"/>
+            <w:tcBorders>
+              <w:top w:val="single" w:color="BFB3AA" w:sz="4"/>
+              <w:left w:val="single" w:color="BFB3AA" w:sz="4"/>
+              <w:bottom w:val="single" w:color="BFB3AA" w:sz="4"/>
+              <w:right w:val="single" w:color="BFB3AA" w:sz="4"/>
+            </w:tcBorders>
+            <w:tcMar>
+              <w:top w:type="dxa" w:w="60"/>
+              <w:left w:type="dxa" w:w="120"/>
+              <w:bottom w:type="dxa" w:w="60"/>
+              <w:right w:type="dxa" w:w="120"/>
+            </w:tcMar>
+            <w:vAlign w:val="center"/>
+          </w:tcPr>
+          <w:p>
+            <w:r>
+              <w:rPr>
+                <w:rFonts w:ascii="Tahoma" w:cs="Tahoma" w:eastAsia="Tahoma" w:hAnsi="Tahoma"/>
+                <w:color w:val="222222"/>
+                <w:sz w:val="18"/>
+                <w:szCs w:val="18"/>
+              </w:rPr>
+              <w:t xml:space="preserve">Yes</w:t>
+            </w:r>
+          </w:p>
+        </w:tc>
+        <w:tc>
+          <w:tcPr>
+            <w:tcW w:type="dxa" w:w="1940"/>
+            <w:tcBorders>
+              <w:top w:val="single" w:color="BFB3AA" w:sz="4"/>
+              <w:left w:val="single" w:color="BFB3AA" w:sz="4"/>
+              <w:bottom w:val="single" w:color="BFB3AA" w:sz="4"/>
+              <w:right w:val="single" w:color="BFB3AA" w:sz="4"/>
+            </w:tcBorders>
+            <w:tcMar>
+              <w:top w:type="dxa" w:w="60"/>
+              <w:left w:type="dxa" w:w="120"/>
+              <w:bottom w:type="dxa" w:w="60"/>
+              <w:right w:type="dxa" w:w="120"/>
+            </w:tcMar>
+            <w:vAlign w:val="center"/>
+          </w:tcPr>
+          <w:p>
+            <w:r>
+              <w:rPr>
+                <w:rFonts w:ascii="Tahoma" w:cs="Tahoma" w:eastAsia="Tahoma" w:hAnsi="Tahoma"/>
+                <w:color w:val="222222"/>
+                <w:sz w:val="18"/>
+                <w:szCs w:val="18"/>
+              </w:rPr>
+              <w:t xml:space="preserve">Yes / No</w:t>
+            </w:r>
+          </w:p>
+        </w:tc>
+        <w:tc>
+          <w:tcPr>
+            <w:tcW w:type="dxa" w:w="1300"/>
+            <w:tcBorders>
+              <w:top w:val="single" w:color="BFB3AA" w:sz="4"/>
+              <w:left w:val="single" w:color="BFB3AA" w:sz="4"/>
+              <w:bottom w:val="single" w:color="BFB3AA" w:sz="4"/>
+              <w:right w:val="single" w:color="BFB3AA" w:sz="4"/>
+            </w:tcBorders>
+            <w:tcMar>
+              <w:top w:type="dxa" w:w="60"/>
+              <w:left w:type="dxa" w:w="120"/>
+              <w:bottom w:type="dxa" w:w="60"/>
+              <w:right w:type="dxa" w:w="120"/>
+            </w:tcMar>
+            <w:vAlign w:val="center"/>
+          </w:tcPr>
+          <w:p>
+            <w:r>
+              <w:rPr>
+                <w:rFonts w:ascii="Tahoma" w:cs="Tahoma" w:eastAsia="Tahoma" w:hAnsi="Tahoma"/>
+                <w:color w:val="222222"/>
+                <w:sz w:val="18"/>
+                <w:szCs w:val="18"/>
+              </w:rPr>
+              <w:t xml:space="preserve">Yes</w:t>
+            </w:r>
+          </w:p>
+        </w:tc>
+        <w:tc>
+          <w:tcPr>
+            <w:tcW w:type="dxa" w:w="1300"/>
+            <w:tcBorders>
+              <w:top w:val="single" w:color="BFB3AA" w:sz="4"/>
+              <w:left w:val="single" w:color="BFB3AA" w:sz="4"/>
+              <w:bottom w:val="single" w:color="BFB3AA" w:sz="4"/>
+              <w:right w:val="single" w:color="BFB3AA" w:sz="4"/>
+            </w:tcBorders>
+            <w:tcMar>
+              <w:top w:type="dxa" w:w="60"/>
+              <w:left w:type="dxa" w:w="120"/>
+              <w:bottom w:type="dxa" w:w="60"/>
+              <w:right w:type="dxa" w:w="120"/>
+            </w:tcMar>
+            <w:vAlign w:val="center"/>
+          </w:tcPr>
+          <w:p>
+            <w:r>
+              <w:rPr>
+                <w:rFonts w:ascii="Tahoma" w:cs="Tahoma" w:eastAsia="Tahoma" w:hAnsi="Tahoma"/>
+                <w:color w:val="222222"/>
+                <w:sz w:val="18"/>
+                <w:szCs w:val="18"/>
+              </w:rPr>
+              <w:t xml:space="preserve">No</w:t>
+            </w:r>
+          </w:p>
+        </w:tc>
+      </w:tr>
+      <w:tr>
+        <w:tc>
+          <w:tcPr>
+            <w:tcW w:type="dxa" w:w="2100"/>
+            <w:tcBorders>
+              <w:top w:val="single" w:color="BFB3AA" w:sz="4"/>
+              <w:left w:val="single" w:color="BFB3AA" w:sz="4"/>
+              <w:bottom w:val="single" w:color="BFB3AA" w:sz="4"/>
+              <w:right w:val="single" w:color="BFB3AA" w:sz="4"/>
+            </w:tcBorders>
+            <w:tcMar>
+              <w:top w:type="dxa" w:w="60"/>
+              <w:left w:type="dxa" w:w="120"/>
+              <w:bottom w:type="dxa" w:w="60"/>
+              <w:right w:type="dxa" w:w="120"/>
+            </w:tcMar>
+            <w:vAlign w:val="center"/>
+          </w:tcPr>
+          <w:p>
+            <w:r>
+              <w:rPr>
+                <w:rFonts w:ascii="Tahoma" w:cs="Tahoma" w:eastAsia="Tahoma" w:hAnsi="Tahoma"/>
+                <w:color w:val="222222"/>
+                <w:sz w:val="18"/>
+                <w:szCs w:val="18"/>
+              </w:rPr>
+              <w:t xml:space="preserve">Loader – Skid (Bobcat)</w:t>
+            </w:r>
+          </w:p>
+        </w:tc>
+        <w:tc>
+          <w:tcPr>
+            <w:tcW w:type="dxa" w:w="1420"/>
+            <w:tcBorders>
+              <w:top w:val="single" w:color="BFB3AA" w:sz="4"/>
+              <w:left w:val="single" w:color="BFB3AA" w:sz="4"/>
+              <w:bottom w:val="single" w:color="BFB3AA" w:sz="4"/>
+              <w:right w:val="single" w:color="BFB3AA" w:sz="4"/>
+            </w:tcBorders>
+            <w:tcMar>
+              <w:top w:type="dxa" w:w="60"/>
+              <w:left w:type="dxa" w:w="120"/>
+              <w:bottom w:type="dxa" w:w="60"/>
+              <w:right w:type="dxa" w:w="120"/>
+            </w:tcMar>
+            <w:vAlign w:val="center"/>
+          </w:tcPr>
+          <w:p>
+            <w:r>
+              <w:rPr>
+                <w:rFonts w:ascii="Tahoma" w:cs="Tahoma" w:eastAsia="Tahoma" w:hAnsi="Tahoma"/>
+                <w:color w:val="222222"/>
+                <w:sz w:val="18"/>
+                <w:szCs w:val="18"/>
+              </w:rPr>
+              <w:t xml:space="preserve">Yes</w:t>
+            </w:r>
+          </w:p>
+        </w:tc>
+        <w:tc>
+          <w:tcPr>
+            <w:tcW w:type="dxa" w:w="1300"/>
+            <w:tcBorders>
+              <w:top w:val="single" w:color="BFB3AA" w:sz="4"/>
+              <w:left w:val="single" w:color="BFB3AA" w:sz="4"/>
+              <w:bottom w:val="single" w:color="BFB3AA" w:sz="4"/>
+              <w:right w:val="single" w:color="BFB3AA" w:sz="4"/>
+            </w:tcBorders>
+            <w:tcMar>
+              <w:top w:type="dxa" w:w="60"/>
+              <w:left w:type="dxa" w:w="120"/>
+              <w:bottom w:type="dxa" w:w="60"/>
+              <w:right w:type="dxa" w:w="120"/>
+            </w:tcMar>
+            <w:vAlign w:val="center"/>
+          </w:tcPr>
+          <w:p>
+            <w:r>
+              <w:rPr>
+                <w:rFonts w:ascii="Tahoma" w:cs="Tahoma" w:eastAsia="Tahoma" w:hAnsi="Tahoma"/>
+                <w:color w:val="222222"/>
+                <w:sz w:val="18"/>
+                <w:szCs w:val="18"/>
+              </w:rPr>
+              <w:t xml:space="preserve">Yes</w:t>
+            </w:r>
+          </w:p>
+        </w:tc>
+        <w:tc>
+          <w:tcPr>
+            <w:tcW w:type="dxa" w:w="1940"/>
+            <w:tcBorders>
+              <w:top w:val="single" w:color="BFB3AA" w:sz="4"/>
+              <w:left w:val="single" w:color="BFB3AA" w:sz="4"/>
+              <w:bottom w:val="single" w:color="BFB3AA" w:sz="4"/>
+              <w:right w:val="single" w:color="BFB3AA" w:sz="4"/>
+            </w:tcBorders>
+            <w:tcMar>
+              <w:top w:type="dxa" w:w="60"/>
+              <w:left w:type="dxa" w:w="120"/>
+              <w:bottom w:type="dxa" w:w="60"/>
+              <w:right w:type="dxa" w:w="120"/>
+            </w:tcMar>
+            <w:vAlign w:val="center"/>
+          </w:tcPr>
+          <w:p>
+            <w:r>
+              <w:rPr>
+                <w:rFonts w:ascii="Tahoma" w:cs="Tahoma" w:eastAsia="Tahoma" w:hAnsi="Tahoma"/>
+                <w:color w:val="222222"/>
+                <w:sz w:val="18"/>
+                <w:szCs w:val="18"/>
+              </w:rPr>
+              <w:t xml:space="preserve">Yes / No</w:t>
+            </w:r>
+          </w:p>
+        </w:tc>
+        <w:tc>
+          <w:tcPr>
+            <w:tcW w:type="dxa" w:w="1300"/>
+            <w:tcBorders>
+              <w:top w:val="single" w:color="BFB3AA" w:sz="4"/>
+              <w:left w:val="single" w:color="BFB3AA" w:sz="4"/>
+              <w:bottom w:val="single" w:color="BFB3AA" w:sz="4"/>
+              <w:right w:val="single" w:color="BFB3AA" w:sz="4"/>
+            </w:tcBorders>
+            <w:tcMar>
+              <w:top w:type="dxa" w:w="60"/>
+              <w:left w:type="dxa" w:w="120"/>
+              <w:bottom w:type="dxa" w:w="60"/>
+              <w:right w:type="dxa" w:w="120"/>
+            </w:tcMar>
+            <w:vAlign w:val="center"/>
+          </w:tcPr>
+          <w:p>
+            <w:r>
+              <w:rPr>
+                <w:rFonts w:ascii="Tahoma" w:cs="Tahoma" w:eastAsia="Tahoma" w:hAnsi="Tahoma"/>
+                <w:color w:val="222222"/>
+                <w:sz w:val="18"/>
+                <w:szCs w:val="18"/>
+              </w:rPr>
+              <w:t xml:space="preserve">Yes</w:t>
+            </w:r>
+          </w:p>
+        </w:tc>
+        <w:tc>
+          <w:tcPr>
+            <w:tcW w:type="dxa" w:w="1300"/>
+            <w:tcBorders>
+              <w:top w:val="single" w:color="BFB3AA" w:sz="4"/>
+              <w:left w:val="single" w:color="BFB3AA" w:sz="4"/>
+              <w:bottom w:val="single" w:color="BFB3AA" w:sz="4"/>
+              <w:right w:val="single" w:color="BFB3AA" w:sz="4"/>
+            </w:tcBorders>
+            <w:tcMar>
+              <w:top w:type="dxa" w:w="60"/>
+              <w:left w:type="dxa" w:w="120"/>
+              <w:bottom w:type="dxa" w:w="60"/>
+              <w:right w:type="dxa" w:w="120"/>
+            </w:tcMar>
+            <w:vAlign w:val="center"/>
+          </w:tcPr>
+          <w:p>
+            <w:r>
+              <w:rPr>
+                <w:rFonts w:ascii="Tahoma" w:cs="Tahoma" w:eastAsia="Tahoma" w:hAnsi="Tahoma"/>
+                <w:color w:val="222222"/>
+                <w:sz w:val="18"/>
+                <w:szCs w:val="18"/>
+              </w:rPr>
+              <w:t xml:space="preserve">No</w:t>
+            </w:r>
+          </w:p>
+        </w:tc>
+      </w:tr>
+      <w:tr>
+        <w:tc>
+          <w:tcPr>
+            <w:tcW w:type="dxa" w:w="2100"/>
+            <w:tcBorders>
+              <w:top w:val="single" w:color="BFB3AA" w:sz="4"/>
+              <w:left w:val="single" w:color="BFB3AA" w:sz="4"/>
+              <w:bottom w:val="single" w:color="BFB3AA" w:sz="4"/>
+              <w:right w:val="single" w:color="BFB3AA" w:sz="4"/>
+            </w:tcBorders>
+            <w:tcMar>
+              <w:top w:type="dxa" w:w="60"/>
+              <w:left w:type="dxa" w:w="120"/>
+              <w:bottom w:type="dxa" w:w="60"/>
+              <w:right w:type="dxa" w:w="120"/>
+            </w:tcMar>
+            <w:vAlign w:val="center"/>
+          </w:tcPr>
+          <w:p>
+            <w:r>
+              <w:rPr>
+                <w:rFonts w:ascii="Tahoma" w:cs="Tahoma" w:eastAsia="Tahoma" w:hAnsi="Tahoma"/>
+                <w:color w:val="222222"/>
+                <w:sz w:val="18"/>
+                <w:szCs w:val="18"/>
+              </w:rPr>
+              <w:t xml:space="preserve">Loader – Wheel/Pipe loader</w:t>
+            </w:r>
+          </w:p>
+        </w:tc>
+        <w:tc>
+          <w:tcPr>
+            <w:tcW w:type="dxa" w:w="1420"/>
+            <w:tcBorders>
+              <w:top w:val="single" w:color="BFB3AA" w:sz="4"/>
+              <w:left w:val="single" w:color="BFB3AA" w:sz="4"/>
+              <w:bottom w:val="single" w:color="BFB3AA" w:sz="4"/>
+              <w:right w:val="single" w:color="BFB3AA" w:sz="4"/>
+            </w:tcBorders>
+            <w:tcMar>
+              <w:top w:type="dxa" w:w="60"/>
+              <w:left w:type="dxa" w:w="120"/>
+              <w:bottom w:type="dxa" w:w="60"/>
+              <w:right w:type="dxa" w:w="120"/>
+            </w:tcMar>
+            <w:vAlign w:val="center"/>
+          </w:tcPr>
+          <w:p>
+            <w:r>
+              <w:rPr>
+                <w:rFonts w:ascii="Tahoma" w:cs="Tahoma" w:eastAsia="Tahoma" w:hAnsi="Tahoma"/>
+                <w:color w:val="222222"/>
+                <w:sz w:val="18"/>
+                <w:szCs w:val="18"/>
+              </w:rPr>
+              <w:t xml:space="preserve">Yes</w:t>
+            </w:r>
+          </w:p>
+        </w:tc>
+        <w:tc>
+          <w:tcPr>
+            <w:tcW w:type="dxa" w:w="1300"/>
+            <w:tcBorders>
+              <w:top w:val="single" w:color="BFB3AA" w:sz="4"/>
+              <w:left w:val="single" w:color="BFB3AA" w:sz="4"/>
+              <w:bottom w:val="single" w:color="BFB3AA" w:sz="4"/>
+              <w:right w:val="single" w:color="BFB3AA" w:sz="4"/>
+            </w:tcBorders>
+            <w:tcMar>
+              <w:top w:type="dxa" w:w="60"/>
+              <w:left w:type="dxa" w:w="120"/>
+              <w:bottom w:type="dxa" w:w="60"/>
+              <w:right w:type="dxa" w:w="120"/>
+            </w:tcMar>
+            <w:vAlign w:val="center"/>
+          </w:tcPr>
+          <w:p>
+            <w:r>
+              <w:rPr>
+                <w:rFonts w:ascii="Tahoma" w:cs="Tahoma" w:eastAsia="Tahoma" w:hAnsi="Tahoma"/>
+                <w:color w:val="222222"/>
+                <w:sz w:val="18"/>
+                <w:szCs w:val="18"/>
+              </w:rPr>
+              <w:t xml:space="preserve">Yes</w:t>
+            </w:r>
+          </w:p>
+        </w:tc>
+        <w:tc>
+          <w:tcPr>
+            <w:tcW w:type="dxa" w:w="1940"/>
+            <w:tcBorders>
+              <w:top w:val="single" w:color="BFB3AA" w:sz="4"/>
+              <w:left w:val="single" w:color="BFB3AA" w:sz="4"/>
+              <w:bottom w:val="single" w:color="BFB3AA" w:sz="4"/>
+              <w:right w:val="single" w:color="BFB3AA" w:sz="4"/>
+            </w:tcBorders>
+            <w:tcMar>
+              <w:top w:type="dxa" w:w="60"/>
+              <w:left w:type="dxa" w:w="120"/>
+              <w:bottom w:type="dxa" w:w="60"/>
+              <w:right w:type="dxa" w:w="120"/>
+            </w:tcMar>
+            <w:vAlign w:val="center"/>
+          </w:tcPr>
+          <w:p>
+            <w:r>
+              <w:rPr>
+                <w:rFonts w:ascii="Tahoma" w:cs="Tahoma" w:eastAsia="Tahoma" w:hAnsi="Tahoma"/>
+                <w:color w:val="222222"/>
+                <w:sz w:val="18"/>
+                <w:szCs w:val="18"/>
+              </w:rPr>
+              <w:t xml:space="preserve">Yes / No</w:t>
+            </w:r>
+          </w:p>
+        </w:tc>
+        <w:tc>
+          <w:tcPr>
+            <w:tcW w:type="dxa" w:w="1300"/>
+            <w:tcBorders>
+              <w:top w:val="single" w:color="BFB3AA" w:sz="4"/>
+              <w:left w:val="single" w:color="BFB3AA" w:sz="4"/>
+              <w:bottom w:val="single" w:color="BFB3AA" w:sz="4"/>
+              <w:right w:val="single" w:color="BFB3AA" w:sz="4"/>
+            </w:tcBorders>
+            <w:tcMar>
+              <w:top w:type="dxa" w:w="60"/>
+              <w:left w:type="dxa" w:w="120"/>
+              <w:bottom w:type="dxa" w:w="60"/>
+              <w:right w:type="dxa" w:w="120"/>
+            </w:tcMar>
+            <w:vAlign w:val="center"/>
+          </w:tcPr>
+          <w:p>
+            <w:r>
+              <w:rPr>
+                <w:rFonts w:ascii="Tahoma" w:cs="Tahoma" w:eastAsia="Tahoma" w:hAnsi="Tahoma"/>
+                <w:color w:val="222222"/>
+                <w:sz w:val="18"/>
+                <w:szCs w:val="18"/>
+              </w:rPr>
+              <w:t xml:space="preserve">Yes</w:t>
+            </w:r>
+          </w:p>
+        </w:tc>
+        <w:tc>
+          <w:tcPr>
+            <w:tcW w:type="dxa" w:w="1300"/>
+            <w:tcBorders>
+              <w:top w:val="single" w:color="BFB3AA" w:sz="4"/>
+              <w:left w:val="single" w:color="BFB3AA" w:sz="4"/>
+              <w:bottom w:val="single" w:color="BFB3AA" w:sz="4"/>
+              <w:right w:val="single" w:color="BFB3AA" w:sz="4"/>
+            </w:tcBorders>
+            <w:tcMar>
+              <w:top w:type="dxa" w:w="60"/>
+              <w:left w:type="dxa" w:w="120"/>
+              <w:bottom w:type="dxa" w:w="60"/>
+              <w:right w:type="dxa" w:w="120"/>
+            </w:tcMar>
+            <w:vAlign w:val="center"/>
+          </w:tcPr>
+          <w:p>
+            <w:r>
+              <w:rPr>
+                <w:rFonts w:ascii="Tahoma" w:cs="Tahoma" w:eastAsia="Tahoma" w:hAnsi="Tahoma"/>
+                <w:color w:val="222222"/>
+                <w:sz w:val="18"/>
+                <w:szCs w:val="18"/>
+              </w:rPr>
+              <w:t xml:space="preserve">No</w:t>
+            </w:r>
+          </w:p>
+        </w:tc>
+      </w:tr>
+      <w:tr>
+        <w:tc>
+          <w:tcPr>
+            <w:tcW w:type="dxa" w:w="2100"/>
+            <w:tcBorders>
+              <w:top w:val="single" w:color="BFB3AA" w:sz="4"/>
+              <w:left w:val="single" w:color="BFB3AA" w:sz="4"/>
+              <w:bottom w:val="single" w:color="BFB3AA" w:sz="4"/>
+              <w:right w:val="single" w:color="BFB3AA" w:sz="4"/>
+            </w:tcBorders>
+            <w:tcMar>
+              <w:top w:type="dxa" w:w="60"/>
+              <w:left w:type="dxa" w:w="120"/>
+              <w:bottom w:type="dxa" w:w="60"/>
+              <w:right w:type="dxa" w:w="120"/>
+            </w:tcMar>
+            <w:vAlign w:val="center"/>
+          </w:tcPr>
+          <w:p>
+            <w:r>
+              <w:rPr>
+                <w:rFonts w:ascii="Tahoma" w:cs="Tahoma" w:eastAsia="Tahoma" w:hAnsi="Tahoma"/>
+                <w:color w:val="222222"/>
+                <w:sz w:val="18"/>
+                <w:szCs w:val="18"/>
+              </w:rPr>
+              <w:t xml:space="preserve">Manlift – Hydraulic</w:t>
+            </w:r>
+          </w:p>
+        </w:tc>
+        <w:tc>
+          <w:tcPr>
+            <w:tcW w:type="dxa" w:w="1420"/>
+            <w:tcBorders>
+              <w:top w:val="single" w:color="BFB3AA" w:sz="4"/>
+              <w:left w:val="single" w:color="BFB3AA" w:sz="4"/>
+              <w:bottom w:val="single" w:color="BFB3AA" w:sz="4"/>
+              <w:right w:val="single" w:color="BFB3AA" w:sz="4"/>
+            </w:tcBorders>
+            <w:tcMar>
+              <w:top w:type="dxa" w:w="60"/>
+              <w:left w:type="dxa" w:w="120"/>
+              <w:bottom w:type="dxa" w:w="60"/>
+              <w:right w:type="dxa" w:w="120"/>
+            </w:tcMar>
+            <w:vAlign w:val="center"/>
+          </w:tcPr>
+          <w:p>
+            <w:r>
+              <w:rPr>
+                <w:rFonts w:ascii="Tahoma" w:cs="Tahoma" w:eastAsia="Tahoma" w:hAnsi="Tahoma"/>
+                <w:color w:val="222222"/>
+                <w:sz w:val="18"/>
+                <w:szCs w:val="18"/>
+              </w:rPr>
+              <w:t xml:space="preserve">Yes</w:t>
+            </w:r>
+          </w:p>
+        </w:tc>
+        <w:tc>
+          <w:tcPr>
+            <w:tcW w:type="dxa" w:w="1300"/>
+            <w:tcBorders>
+              <w:top w:val="single" w:color="BFB3AA" w:sz="4"/>
+              <w:left w:val="single" w:color="BFB3AA" w:sz="4"/>
+              <w:bottom w:val="single" w:color="BFB3AA" w:sz="4"/>
+              <w:right w:val="single" w:color="BFB3AA" w:sz="4"/>
+            </w:tcBorders>
+            <w:tcMar>
+              <w:top w:type="dxa" w:w="60"/>
+              <w:left w:type="dxa" w:w="120"/>
+              <w:bottom w:type="dxa" w:w="60"/>
+              <w:right w:type="dxa" w:w="120"/>
+            </w:tcMar>
+            <w:vAlign w:val="center"/>
+          </w:tcPr>
+          <w:p>
+            <w:r>
+              <w:rPr>
+                <w:rFonts w:ascii="Tahoma" w:cs="Tahoma" w:eastAsia="Tahoma" w:hAnsi="Tahoma"/>
+                <w:color w:val="222222"/>
+                <w:sz w:val="18"/>
+                <w:szCs w:val="18"/>
+              </w:rPr>
+              <w:t xml:space="preserve">Yes</w:t>
+            </w:r>
+          </w:p>
+        </w:tc>
+        <w:tc>
+          <w:tcPr>
+            <w:tcW w:type="dxa" w:w="1940"/>
+            <w:tcBorders>
+              <w:top w:val="single" w:color="BFB3AA" w:sz="4"/>
+              <w:left w:val="single" w:color="BFB3AA" w:sz="4"/>
+              <w:bottom w:val="single" w:color="BFB3AA" w:sz="4"/>
+              <w:right w:val="single" w:color="BFB3AA" w:sz="4"/>
+            </w:tcBorders>
+            <w:tcMar>
+              <w:top w:type="dxa" w:w="60"/>
+              <w:left w:type="dxa" w:w="120"/>
+              <w:bottom w:type="dxa" w:w="60"/>
+              <w:right w:type="dxa" w:w="120"/>
+            </w:tcMar>
+            <w:vAlign w:val="center"/>
+          </w:tcPr>
+          <w:p>
+            <w:r>
+              <w:rPr>
+                <w:rFonts w:ascii="Tahoma" w:cs="Tahoma" w:eastAsia="Tahoma" w:hAnsi="Tahoma"/>
+                <w:color w:val="222222"/>
+                <w:sz w:val="18"/>
+                <w:szCs w:val="18"/>
+              </w:rPr>
+              <w:t xml:space="preserve">Yes / No</w:t>
+            </w:r>
+          </w:p>
+        </w:tc>
+        <w:tc>
+          <w:tcPr>
+            <w:tcW w:type="dxa" w:w="1300"/>
+            <w:tcBorders>
+              <w:top w:val="single" w:color="BFB3AA" w:sz="4"/>
+              <w:left w:val="single" w:color="BFB3AA" w:sz="4"/>
+              <w:bottom w:val="single" w:color="BFB3AA" w:sz="4"/>
+              <w:right w:val="single" w:color="BFB3AA" w:sz="4"/>
+            </w:tcBorders>
+            <w:tcMar>
+              <w:top w:type="dxa" w:w="60"/>
+              <w:left w:type="dxa" w:w="120"/>
+              <w:bottom w:type="dxa" w:w="60"/>
+              <w:right w:type="dxa" w:w="120"/>
+            </w:tcMar>
+            <w:vAlign w:val="center"/>
+          </w:tcPr>
+          <w:p>
+            <w:r>
+              <w:rPr>
+                <w:rFonts w:ascii="Tahoma" w:cs="Tahoma" w:eastAsia="Tahoma" w:hAnsi="Tahoma"/>
+                <w:color w:val="222222"/>
+                <w:sz w:val="18"/>
+                <w:szCs w:val="18"/>
+              </w:rPr>
+              <w:t xml:space="preserve">No</w:t>
+            </w:r>
+          </w:p>
+        </w:tc>
+        <w:tc>
+          <w:tcPr>
+            <w:tcW w:type="dxa" w:w="1300"/>
+            <w:tcBorders>
+              <w:top w:val="single" w:color="BFB3AA" w:sz="4"/>
+              <w:left w:val="single" w:color="BFB3AA" w:sz="4"/>
+              <w:bottom w:val="single" w:color="BFB3AA" w:sz="4"/>
+              <w:right w:val="single" w:color="BFB3AA" w:sz="4"/>
+            </w:tcBorders>
+            <w:tcMar>
+              <w:top w:type="dxa" w:w="60"/>
+              <w:left w:type="dxa" w:w="120"/>
+              <w:bottom w:type="dxa" w:w="60"/>
+              <w:right w:type="dxa" w:w="120"/>
+            </w:tcMar>
+            <w:vAlign w:val="center"/>
+          </w:tcPr>
+          <w:p>
+            <w:r>
+              <w:rPr>
+                <w:rFonts w:ascii="Tahoma" w:cs="Tahoma" w:eastAsia="Tahoma" w:hAnsi="Tahoma"/>
+                <w:color w:val="222222"/>
+                <w:sz w:val="18"/>
+                <w:szCs w:val="18"/>
+              </w:rPr>
+              <w:t xml:space="preserve">No</w:t>
+            </w:r>
+          </w:p>
+        </w:tc>
+      </w:tr>
+      <w:tr>
+        <w:tc>
+          <w:tcPr>
+            <w:tcW w:type="dxa" w:w="2100"/>
+            <w:tcBorders>
+              <w:top w:val="single" w:color="BFB3AA" w:sz="4"/>
+              <w:left w:val="single" w:color="BFB3AA" w:sz="4"/>
+              <w:bottom w:val="single" w:color="BFB3AA" w:sz="4"/>
+              <w:right w:val="single" w:color="BFB3AA" w:sz="4"/>
+            </w:tcBorders>
+            <w:tcMar>
+              <w:top w:type="dxa" w:w="60"/>
+              <w:left w:type="dxa" w:w="120"/>
+              <w:bottom w:type="dxa" w:w="60"/>
+              <w:right w:type="dxa" w:w="120"/>
+            </w:tcMar>
+            <w:vAlign w:val="center"/>
+          </w:tcPr>
+          <w:p>
+            <w:r>
+              <w:rPr>
+                <w:rFonts w:ascii="Tahoma" w:cs="Tahoma" w:eastAsia="Tahoma" w:hAnsi="Tahoma"/>
+                <w:color w:val="222222"/>
+                <w:sz w:val="18"/>
+                <w:szCs w:val="18"/>
+              </w:rPr>
+              <w:t xml:space="preserve">Manlift – Scissor</w:t>
+            </w:r>
+          </w:p>
+        </w:tc>
+        <w:tc>
+          <w:tcPr>
+            <w:tcW w:type="dxa" w:w="1420"/>
+            <w:tcBorders>
+              <w:top w:val="single" w:color="BFB3AA" w:sz="4"/>
+              <w:left w:val="single" w:color="BFB3AA" w:sz="4"/>
+              <w:bottom w:val="single" w:color="BFB3AA" w:sz="4"/>
+              <w:right w:val="single" w:color="BFB3AA" w:sz="4"/>
+            </w:tcBorders>
+            <w:tcMar>
+              <w:top w:type="dxa" w:w="60"/>
+              <w:left w:type="dxa" w:w="120"/>
+              <w:bottom w:type="dxa" w:w="60"/>
+              <w:right w:type="dxa" w:w="120"/>
+            </w:tcMar>
+            <w:vAlign w:val="center"/>
+          </w:tcPr>
+          <w:p>
+            <w:r>
+              <w:rPr>
+                <w:rFonts w:ascii="Tahoma" w:cs="Tahoma" w:eastAsia="Tahoma" w:hAnsi="Tahoma"/>
+                <w:color w:val="222222"/>
+                <w:sz w:val="18"/>
+                <w:szCs w:val="18"/>
+              </w:rPr>
+              <w:t xml:space="preserve">Yes</w:t>
+            </w:r>
+          </w:p>
+        </w:tc>
+        <w:tc>
+          <w:tcPr>
+            <w:tcW w:type="dxa" w:w="1300"/>
+            <w:tcBorders>
+              <w:top w:val="single" w:color="BFB3AA" w:sz="4"/>
+              <w:left w:val="single" w:color="BFB3AA" w:sz="4"/>
+              <w:bottom w:val="single" w:color="BFB3AA" w:sz="4"/>
+              <w:right w:val="single" w:color="BFB3AA" w:sz="4"/>
+            </w:tcBorders>
+            <w:tcMar>
+              <w:top w:type="dxa" w:w="60"/>
+              <w:left w:type="dxa" w:w="120"/>
+              <w:bottom w:type="dxa" w:w="60"/>
+              <w:right w:type="dxa" w:w="120"/>
+            </w:tcMar>
+            <w:vAlign w:val="center"/>
+          </w:tcPr>
+          <w:p>
+            <w:r>
+              <w:rPr>
+                <w:rFonts w:ascii="Tahoma" w:cs="Tahoma" w:eastAsia="Tahoma" w:hAnsi="Tahoma"/>
+                <w:color w:val="222222"/>
+                <w:sz w:val="18"/>
+                <w:szCs w:val="18"/>
+              </w:rPr>
+              <w:t xml:space="preserve">Yes</w:t>
+            </w:r>
+          </w:p>
+        </w:tc>
+        <w:tc>
+          <w:tcPr>
+            <w:tcW w:type="dxa" w:w="1940"/>
+            <w:tcBorders>
+              <w:top w:val="single" w:color="BFB3AA" w:sz="4"/>
+              <w:left w:val="single" w:color="BFB3AA" w:sz="4"/>
+              <w:bottom w:val="single" w:color="BFB3AA" w:sz="4"/>
+              <w:right w:val="single" w:color="BFB3AA" w:sz="4"/>
+            </w:tcBorders>
+            <w:tcMar>
+              <w:top w:type="dxa" w:w="60"/>
+              <w:left w:type="dxa" w:w="120"/>
+              <w:bottom w:type="dxa" w:w="60"/>
+              <w:right w:type="dxa" w:w="120"/>
+            </w:tcMar>
+            <w:vAlign w:val="center"/>
+          </w:tcPr>
+          <w:p>
+            <w:r>
+              <w:rPr>
+                <w:rFonts w:ascii="Tahoma" w:cs="Tahoma" w:eastAsia="Tahoma" w:hAnsi="Tahoma"/>
+                <w:color w:val="222222"/>
+                <w:sz w:val="18"/>
+                <w:szCs w:val="18"/>
+              </w:rPr>
+              <w:t xml:space="preserve">Yes / No</w:t>
+            </w:r>
+          </w:p>
+        </w:tc>
+        <w:tc>
+          <w:tcPr>
+            <w:tcW w:type="dxa" w:w="1300"/>
+            <w:tcBorders>
+              <w:top w:val="single" w:color="BFB3AA" w:sz="4"/>
+              <w:left w:val="single" w:color="BFB3AA" w:sz="4"/>
+              <w:bottom w:val="single" w:color="BFB3AA" w:sz="4"/>
+              <w:right w:val="single" w:color="BFB3AA" w:sz="4"/>
+            </w:tcBorders>
+            <w:tcMar>
+              <w:top w:type="dxa" w:w="60"/>
+              <w:left w:type="dxa" w:w="120"/>
+              <w:bottom w:type="dxa" w:w="60"/>
+              <w:right w:type="dxa" w:w="120"/>
+            </w:tcMar>
+            <w:vAlign w:val="center"/>
+          </w:tcPr>
+          <w:p>
+            <w:r>
+              <w:rPr>
+                <w:rFonts w:ascii="Tahoma" w:cs="Tahoma" w:eastAsia="Tahoma" w:hAnsi="Tahoma"/>
+                <w:color w:val="222222"/>
+                <w:sz w:val="18"/>
+                <w:szCs w:val="18"/>
+              </w:rPr>
+              <w:t xml:space="preserve">No</w:t>
+            </w:r>
+          </w:p>
+        </w:tc>
+        <w:tc>
+          <w:tcPr>
+            <w:tcW w:type="dxa" w:w="1300"/>
+            <w:tcBorders>
+              <w:top w:val="single" w:color="BFB3AA" w:sz="4"/>
+              <w:left w:val="single" w:color="BFB3AA" w:sz="4"/>
+              <w:bottom w:val="single" w:color="BFB3AA" w:sz="4"/>
+              <w:right w:val="single" w:color="BFB3AA" w:sz="4"/>
+            </w:tcBorders>
+            <w:tcMar>
+              <w:top w:type="dxa" w:w="60"/>
+              <w:left w:type="dxa" w:w="120"/>
+              <w:bottom w:type="dxa" w:w="60"/>
+              <w:right w:type="dxa" w:w="120"/>
+            </w:tcMar>
+            <w:vAlign w:val="center"/>
+          </w:tcPr>
+          <w:p>
+            <w:r>
+              <w:rPr>
+                <w:rFonts w:ascii="Tahoma" w:cs="Tahoma" w:eastAsia="Tahoma" w:hAnsi="Tahoma"/>
+                <w:color w:val="222222"/>
+                <w:sz w:val="18"/>
+                <w:szCs w:val="18"/>
+              </w:rPr>
+              <w:t xml:space="preserve">No</w:t>
+            </w:r>
+          </w:p>
+        </w:tc>
+      </w:tr>
+      <w:tr>
+        <w:tc>
+          <w:tcPr>
+            <w:tcW w:type="dxa" w:w="2100"/>
+            <w:tcBorders>
+              <w:top w:val="single" w:color="BFB3AA" w:sz="4"/>
+              <w:left w:val="single" w:color="BFB3AA" w:sz="4"/>
+              <w:bottom w:val="single" w:color="BFB3AA" w:sz="4"/>
+              <w:right w:val="single" w:color="BFB3AA" w:sz="4"/>
+            </w:tcBorders>
+            <w:tcMar>
+              <w:top w:type="dxa" w:w="60"/>
+              <w:left w:type="dxa" w:w="120"/>
+              <w:bottom w:type="dxa" w:w="60"/>
+              <w:right w:type="dxa" w:w="120"/>
+            </w:tcMar>
+            <w:vAlign w:val="center"/>
+          </w:tcPr>
+          <w:p>
+            <w:r>
+              <w:rPr>
+                <w:rFonts w:ascii="Tahoma" w:cs="Tahoma" w:eastAsia="Tahoma" w:hAnsi="Tahoma"/>
+                <w:color w:val="222222"/>
+                <w:sz w:val="18"/>
+                <w:szCs w:val="18"/>
+              </w:rPr>
+              <w:t xml:space="preserve">Manlift – Telescoping</w:t>
+            </w:r>
+          </w:p>
+        </w:tc>
+        <w:tc>
+          <w:tcPr>
+            <w:tcW w:type="dxa" w:w="1420"/>
+            <w:tcBorders>
+              <w:top w:val="single" w:color="BFB3AA" w:sz="4"/>
+              <w:left w:val="single" w:color="BFB3AA" w:sz="4"/>
+              <w:bottom w:val="single" w:color="BFB3AA" w:sz="4"/>
+              <w:right w:val="single" w:color="BFB3AA" w:sz="4"/>
+            </w:tcBorders>
+            <w:tcMar>
+              <w:top w:type="dxa" w:w="60"/>
+              <w:left w:type="dxa" w:w="120"/>
+              <w:bottom w:type="dxa" w:w="60"/>
+              <w:right w:type="dxa" w:w="120"/>
+            </w:tcMar>
+            <w:vAlign w:val="center"/>
+          </w:tcPr>
+          <w:p>
+            <w:r>
+              <w:rPr>
+                <w:rFonts w:ascii="Tahoma" w:cs="Tahoma" w:eastAsia="Tahoma" w:hAnsi="Tahoma"/>
+                <w:color w:val="222222"/>
+                <w:sz w:val="18"/>
+                <w:szCs w:val="18"/>
+              </w:rPr>
+              <w:t xml:space="preserve">Yes</w:t>
+            </w:r>
+          </w:p>
+        </w:tc>
+        <w:tc>
+          <w:tcPr>
+            <w:tcW w:type="dxa" w:w="1300"/>
+            <w:tcBorders>
+              <w:top w:val="single" w:color="BFB3AA" w:sz="4"/>
+              <w:left w:val="single" w:color="BFB3AA" w:sz="4"/>
+              <w:bottom w:val="single" w:color="BFB3AA" w:sz="4"/>
+              <w:right w:val="single" w:color="BFB3AA" w:sz="4"/>
+            </w:tcBorders>
+            <w:tcMar>
+              <w:top w:type="dxa" w:w="60"/>
+              <w:left w:type="dxa" w:w="120"/>
+              <w:bottom w:type="dxa" w:w="60"/>
+              <w:right w:type="dxa" w:w="120"/>
+            </w:tcMar>
+            <w:vAlign w:val="center"/>
+          </w:tcPr>
+          <w:p>
+            <w:r>
+              <w:rPr>
+                <w:rFonts w:ascii="Tahoma" w:cs="Tahoma" w:eastAsia="Tahoma" w:hAnsi="Tahoma"/>
+                <w:color w:val="222222"/>
+                <w:sz w:val="18"/>
+                <w:szCs w:val="18"/>
+              </w:rPr>
+              <w:t xml:space="preserve">Yes</w:t>
+            </w:r>
+          </w:p>
+        </w:tc>
+        <w:tc>
+          <w:tcPr>
+            <w:tcW w:type="dxa" w:w="1940"/>
+            <w:tcBorders>
+              <w:top w:val="single" w:color="BFB3AA" w:sz="4"/>
+              <w:left w:val="single" w:color="BFB3AA" w:sz="4"/>
+              <w:bottom w:val="single" w:color="BFB3AA" w:sz="4"/>
+              <w:right w:val="single" w:color="BFB3AA" w:sz="4"/>
+            </w:tcBorders>
+            <w:tcMar>
+              <w:top w:type="dxa" w:w="60"/>
+              <w:left w:type="dxa" w:w="120"/>
+              <w:bottom w:type="dxa" w:w="60"/>
+              <w:right w:type="dxa" w:w="120"/>
+            </w:tcMar>
+            <w:vAlign w:val="center"/>
+          </w:tcPr>
+          <w:p>
+            <w:r>
+              <w:rPr>
+                <w:rFonts w:ascii="Tahoma" w:cs="Tahoma" w:eastAsia="Tahoma" w:hAnsi="Tahoma"/>
+                <w:color w:val="222222"/>
+                <w:sz w:val="18"/>
+                <w:szCs w:val="18"/>
+              </w:rPr>
+              <w:t xml:space="preserve">Yes / No</w:t>
+            </w:r>
+          </w:p>
+        </w:tc>
+        <w:tc>
+          <w:tcPr>
+            <w:tcW w:type="dxa" w:w="1300"/>
+            <w:tcBorders>
+              <w:top w:val="single" w:color="BFB3AA" w:sz="4"/>
+              <w:left w:val="single" w:color="BFB3AA" w:sz="4"/>
+              <w:bottom w:val="single" w:color="BFB3AA" w:sz="4"/>
+              <w:right w:val="single" w:color="BFB3AA" w:sz="4"/>
+            </w:tcBorders>
+            <w:tcMar>
+              <w:top w:type="dxa" w:w="60"/>
+              <w:left w:type="dxa" w:w="120"/>
+              <w:bottom w:type="dxa" w:w="60"/>
+              <w:right w:type="dxa" w:w="120"/>
+            </w:tcMar>
+            <w:vAlign w:val="center"/>
+          </w:tcPr>
+          <w:p>
+            <w:r>
+              <w:rPr>
+                <w:rFonts w:ascii="Tahoma" w:cs="Tahoma" w:eastAsia="Tahoma" w:hAnsi="Tahoma"/>
+                <w:color w:val="222222"/>
+                <w:sz w:val="18"/>
+                <w:szCs w:val="18"/>
+              </w:rPr>
+              <w:t xml:space="preserve">No</w:t>
+            </w:r>
+          </w:p>
+        </w:tc>
+        <w:tc>
+          <w:tcPr>
+            <w:tcW w:type="dxa" w:w="1300"/>
+            <w:tcBorders>
+              <w:top w:val="single" w:color="BFB3AA" w:sz="4"/>
+              <w:left w:val="single" w:color="BFB3AA" w:sz="4"/>
+              <w:bottom w:val="single" w:color="BFB3AA" w:sz="4"/>
+              <w:right w:val="single" w:color="BFB3AA" w:sz="4"/>
+            </w:tcBorders>
+            <w:tcMar>
+              <w:top w:type="dxa" w:w="60"/>
+              <w:left w:type="dxa" w:w="120"/>
+              <w:bottom w:type="dxa" w:w="60"/>
+              <w:right w:type="dxa" w:w="120"/>
+            </w:tcMar>
+            <w:vAlign w:val="center"/>
+          </w:tcPr>
+          <w:p>
+            <w:r>
+              <w:rPr>
+                <w:rFonts w:ascii="Tahoma" w:cs="Tahoma" w:eastAsia="Tahoma" w:hAnsi="Tahoma"/>
+                <w:color w:val="222222"/>
+                <w:sz w:val="18"/>
+                <w:szCs w:val="18"/>
+              </w:rPr>
+              <w:t xml:space="preserve">No</w:t>
+            </w:r>
+          </w:p>
+        </w:tc>
+      </w:tr>
+      <w:tr>
+        <w:tc>
+          <w:tcPr>
+            <w:tcW w:type="dxa" w:w="2100"/>
+            <w:tcBorders>
+              <w:top w:val="single" w:color="BFB3AA" w:sz="4"/>
+              <w:left w:val="single" w:color="BFB3AA" w:sz="4"/>
+              <w:bottom w:val="single" w:color="BFB3AA" w:sz="4"/>
+              <w:right w:val="single" w:color="BFB3AA" w:sz="4"/>
+            </w:tcBorders>
+            <w:tcMar>
+              <w:top w:type="dxa" w:w="60"/>
+              <w:left w:type="dxa" w:w="120"/>
+              <w:bottom w:type="dxa" w:w="60"/>
+              <w:right w:type="dxa" w:w="120"/>
+            </w:tcMar>
+            <w:vAlign w:val="center"/>
+          </w:tcPr>
+          <w:p>
+            <w:r>
+              <w:rPr>
+                <w:rFonts w:ascii="Tahoma" w:cs="Tahoma" w:eastAsia="Tahoma" w:hAnsi="Tahoma"/>
+                <w:color w:val="222222"/>
+                <w:sz w:val="18"/>
+                <w:szCs w:val="18"/>
+              </w:rPr>
+              <w:t xml:space="preserve">Side boom – Pipelayer</w:t>
+            </w:r>
+          </w:p>
+        </w:tc>
+        <w:tc>
+          <w:tcPr>
+            <w:tcW w:type="dxa" w:w="1420"/>
+            <w:tcBorders>
+              <w:top w:val="single" w:color="BFB3AA" w:sz="4"/>
+              <w:left w:val="single" w:color="BFB3AA" w:sz="4"/>
+              <w:bottom w:val="single" w:color="BFB3AA" w:sz="4"/>
+              <w:right w:val="single" w:color="BFB3AA" w:sz="4"/>
+            </w:tcBorders>
+            <w:tcMar>
+              <w:top w:type="dxa" w:w="60"/>
+              <w:left w:type="dxa" w:w="120"/>
+              <w:bottom w:type="dxa" w:w="60"/>
+              <w:right w:type="dxa" w:w="120"/>
+            </w:tcMar>
+            <w:vAlign w:val="center"/>
+          </w:tcPr>
+          <w:p>
+            <w:r>
+              <w:rPr>
+                <w:rFonts w:ascii="Tahoma" w:cs="Tahoma" w:eastAsia="Tahoma" w:hAnsi="Tahoma"/>
+                <w:color w:val="222222"/>
+                <w:sz w:val="18"/>
+                <w:szCs w:val="18"/>
+              </w:rPr>
+              <w:t xml:space="preserve">Yes</w:t>
+            </w:r>
+          </w:p>
+        </w:tc>
+        <w:tc>
+          <w:tcPr>
+            <w:tcW w:type="dxa" w:w="1300"/>
+            <w:tcBorders>
+              <w:top w:val="single" w:color="BFB3AA" w:sz="4"/>
+              <w:left w:val="single" w:color="BFB3AA" w:sz="4"/>
+              <w:bottom w:val="single" w:color="BFB3AA" w:sz="4"/>
+              <w:right w:val="single" w:color="BFB3AA" w:sz="4"/>
+            </w:tcBorders>
+            <w:tcMar>
+              <w:top w:type="dxa" w:w="60"/>
+              <w:left w:type="dxa" w:w="120"/>
+              <w:bottom w:type="dxa" w:w="60"/>
+              <w:right w:type="dxa" w:w="120"/>
+            </w:tcMar>
+            <w:vAlign w:val="center"/>
+          </w:tcPr>
+          <w:p>
+            <w:r>
+              <w:rPr>
+                <w:rFonts w:ascii="Tahoma" w:cs="Tahoma" w:eastAsia="Tahoma" w:hAnsi="Tahoma"/>
+                <w:color w:val="222222"/>
+                <w:sz w:val="18"/>
+                <w:szCs w:val="18"/>
+              </w:rPr>
+              <w:t xml:space="preserve">Yes</w:t>
+            </w:r>
+          </w:p>
+        </w:tc>
+        <w:tc>
+          <w:tcPr>
+            <w:tcW w:type="dxa" w:w="1940"/>
+            <w:tcBorders>
+              <w:top w:val="single" w:color="BFB3AA" w:sz="4"/>
+              <w:left w:val="single" w:color="BFB3AA" w:sz="4"/>
+              <w:bottom w:val="single" w:color="BFB3AA" w:sz="4"/>
+              <w:right w:val="single" w:color="BFB3AA" w:sz="4"/>
+            </w:tcBorders>
+            <w:tcMar>
+              <w:top w:type="dxa" w:w="60"/>
+              <w:left w:type="dxa" w:w="120"/>
+              <w:bottom w:type="dxa" w:w="60"/>
+              <w:right w:type="dxa" w:w="120"/>
+            </w:tcMar>
+            <w:vAlign w:val="center"/>
+          </w:tcPr>
+          <w:p>
+            <w:r>
+              <w:rPr>
+                <w:rFonts w:ascii="Tahoma" w:cs="Tahoma" w:eastAsia="Tahoma" w:hAnsi="Tahoma"/>
+                <w:color w:val="222222"/>
+                <w:sz w:val="18"/>
+                <w:szCs w:val="18"/>
+              </w:rPr>
+              <w:t xml:space="preserve">Yes / No</w:t>
+            </w:r>
+          </w:p>
+        </w:tc>
+        <w:tc>
+          <w:tcPr>
+            <w:tcW w:type="dxa" w:w="1300"/>
+            <w:tcBorders>
+              <w:top w:val="single" w:color="BFB3AA" w:sz="4"/>
+              <w:left w:val="single" w:color="BFB3AA" w:sz="4"/>
+              <w:bottom w:val="single" w:color="BFB3AA" w:sz="4"/>
+              <w:right w:val="single" w:color="BFB3AA" w:sz="4"/>
+            </w:tcBorders>
+            <w:tcMar>
+              <w:top w:type="dxa" w:w="60"/>
+              <w:left w:type="dxa" w:w="120"/>
+              <w:bottom w:type="dxa" w:w="60"/>
+              <w:right w:type="dxa" w:w="120"/>
+            </w:tcMar>
+            <w:vAlign w:val="center"/>
+          </w:tcPr>
+          <w:p>
+            <w:r>
+              <w:rPr>
+                <w:rFonts w:ascii="Tahoma" w:cs="Tahoma" w:eastAsia="Tahoma" w:hAnsi="Tahoma"/>
+                <w:color w:val="222222"/>
+                <w:sz w:val="18"/>
+                <w:szCs w:val="18"/>
+              </w:rPr>
+              <w:t xml:space="preserve">Yes</w:t>
+            </w:r>
+          </w:p>
+        </w:tc>
+        <w:tc>
+          <w:tcPr>
+            <w:tcW w:type="dxa" w:w="1300"/>
+            <w:tcBorders>
+              <w:top w:val="single" w:color="BFB3AA" w:sz="4"/>
+              <w:left w:val="single" w:color="BFB3AA" w:sz="4"/>
+              <w:bottom w:val="single" w:color="BFB3AA" w:sz="4"/>
+              <w:right w:val="single" w:color="BFB3AA" w:sz="4"/>
+            </w:tcBorders>
+            <w:tcMar>
+              <w:top w:type="dxa" w:w="60"/>
+              <w:left w:type="dxa" w:w="120"/>
+              <w:bottom w:type="dxa" w:w="60"/>
+              <w:right w:type="dxa" w:w="120"/>
+            </w:tcMar>
+            <w:vAlign w:val="center"/>
+          </w:tcPr>
+          <w:p>
+            <w:r>
+              <w:rPr>
+                <w:rFonts w:ascii="Tahoma" w:cs="Tahoma" w:eastAsia="Tahoma" w:hAnsi="Tahoma"/>
+                <w:color w:val="222222"/>
+                <w:sz w:val="18"/>
+                <w:szCs w:val="18"/>
+              </w:rPr>
+              <w:t xml:space="preserve">No</w:t>
+            </w:r>
+          </w:p>
+        </w:tc>
+      </w:tr>
+      <w:tr>
+        <w:tc>
+          <w:tcPr>
+            <w:tcW w:type="dxa" w:w="2100"/>
+            <w:tcBorders>
+              <w:top w:val="single" w:color="BFB3AA" w:sz="4"/>
+              <w:left w:val="single" w:color="BFB3AA" w:sz="4"/>
+              <w:bottom w:val="single" w:color="BFB3AA" w:sz="4"/>
+              <w:right w:val="single" w:color="BFB3AA" w:sz="4"/>
+            </w:tcBorders>
+            <w:tcMar>
+              <w:top w:type="dxa" w:w="60"/>
+              <w:left w:type="dxa" w:w="120"/>
+              <w:bottom w:type="dxa" w:w="60"/>
+              <w:right w:type="dxa" w:w="120"/>
+            </w:tcMar>
+            <w:vAlign w:val="center"/>
+          </w:tcPr>
+          <w:p>
+            <w:r>
+              <w:rPr>
+                <w:rFonts w:ascii="Tahoma" w:cs="Tahoma" w:eastAsia="Tahoma" w:hAnsi="Tahoma"/>
+                <w:color w:val="222222"/>
+                <w:sz w:val="18"/>
+                <w:szCs w:val="18"/>
+              </w:rPr>
+              <w:t xml:space="preserve">Straddle Carrier</w:t>
+            </w:r>
+          </w:p>
+        </w:tc>
+        <w:tc>
+          <w:tcPr>
+            <w:tcW w:type="dxa" w:w="1420"/>
+            <w:tcBorders>
+              <w:top w:val="single" w:color="BFB3AA" w:sz="4"/>
+              <w:left w:val="single" w:color="BFB3AA" w:sz="4"/>
+              <w:bottom w:val="single" w:color="BFB3AA" w:sz="4"/>
+              <w:right w:val="single" w:color="BFB3AA" w:sz="4"/>
+            </w:tcBorders>
+            <w:tcMar>
+              <w:top w:type="dxa" w:w="60"/>
+              <w:left w:type="dxa" w:w="120"/>
+              <w:bottom w:type="dxa" w:w="60"/>
+              <w:right w:type="dxa" w:w="120"/>
+            </w:tcMar>
+            <w:vAlign w:val="center"/>
+          </w:tcPr>
+          <w:p>
+            <w:r>
+              <w:rPr>
+                <w:rFonts w:ascii="Tahoma" w:cs="Tahoma" w:eastAsia="Tahoma" w:hAnsi="Tahoma"/>
+                <w:color w:val="222222"/>
+                <w:sz w:val="18"/>
+                <w:szCs w:val="18"/>
+              </w:rPr>
+              <w:t xml:space="preserve">Yes</w:t>
+            </w:r>
+          </w:p>
+        </w:tc>
+        <w:tc>
+          <w:tcPr>
+            <w:tcW w:type="dxa" w:w="1300"/>
+            <w:tcBorders>
+              <w:top w:val="single" w:color="BFB3AA" w:sz="4"/>
+              <w:left w:val="single" w:color="BFB3AA" w:sz="4"/>
+              <w:bottom w:val="single" w:color="BFB3AA" w:sz="4"/>
+              <w:right w:val="single" w:color="BFB3AA" w:sz="4"/>
+            </w:tcBorders>
+            <w:tcMar>
+              <w:top w:type="dxa" w:w="60"/>
+              <w:left w:type="dxa" w:w="120"/>
+              <w:bottom w:type="dxa" w:w="60"/>
+              <w:right w:type="dxa" w:w="120"/>
+            </w:tcMar>
+            <w:vAlign w:val="center"/>
+          </w:tcPr>
+          <w:p>
+            <w:r>
+              <w:rPr>
+                <w:rFonts w:ascii="Tahoma" w:cs="Tahoma" w:eastAsia="Tahoma" w:hAnsi="Tahoma"/>
+                <w:color w:val="222222"/>
+                <w:sz w:val="18"/>
+                <w:szCs w:val="18"/>
+              </w:rPr>
+              <w:t xml:space="preserve">Yes</w:t>
+            </w:r>
+          </w:p>
+        </w:tc>
+        <w:tc>
+          <w:tcPr>
+            <w:tcW w:type="dxa" w:w="1940"/>
+            <w:tcBorders>
+              <w:top w:val="single" w:color="BFB3AA" w:sz="4"/>
+              <w:left w:val="single" w:color="BFB3AA" w:sz="4"/>
+              <w:bottom w:val="single" w:color="BFB3AA" w:sz="4"/>
+              <w:right w:val="single" w:color="BFB3AA" w:sz="4"/>
+            </w:tcBorders>
+            <w:tcMar>
+              <w:top w:type="dxa" w:w="60"/>
+              <w:left w:type="dxa" w:w="120"/>
+              <w:bottom w:type="dxa" w:w="60"/>
+              <w:right w:type="dxa" w:w="120"/>
+            </w:tcMar>
+            <w:vAlign w:val="center"/>
+          </w:tcPr>
+          <w:p>
+            <w:r>
+              <w:rPr>
+                <w:rFonts w:ascii="Tahoma" w:cs="Tahoma" w:eastAsia="Tahoma" w:hAnsi="Tahoma"/>
+                <w:color w:val="222222"/>
+                <w:sz w:val="18"/>
+                <w:szCs w:val="18"/>
+              </w:rPr>
+              <w:t xml:space="preserve">Yes / No</w:t>
+            </w:r>
+          </w:p>
+        </w:tc>
+        <w:tc>
+          <w:tcPr>
+            <w:tcW w:type="dxa" w:w="1300"/>
+            <w:tcBorders>
+              <w:top w:val="single" w:color="BFB3AA" w:sz="4"/>
+              <w:left w:val="single" w:color="BFB3AA" w:sz="4"/>
+              <w:bottom w:val="single" w:color="BFB3AA" w:sz="4"/>
+              <w:right w:val="single" w:color="BFB3AA" w:sz="4"/>
+            </w:tcBorders>
+            <w:tcMar>
+              <w:top w:type="dxa" w:w="60"/>
+              <w:left w:type="dxa" w:w="120"/>
+              <w:bottom w:type="dxa" w:w="60"/>
+              <w:right w:type="dxa" w:w="120"/>
+            </w:tcMar>
+            <w:vAlign w:val="center"/>
+          </w:tcPr>
+          <w:p>
+            <w:r>
+              <w:rPr>
+                <w:rFonts w:ascii="Tahoma" w:cs="Tahoma" w:eastAsia="Tahoma" w:hAnsi="Tahoma"/>
+                <w:color w:val="222222"/>
+                <w:sz w:val="18"/>
+                <w:szCs w:val="18"/>
+              </w:rPr>
+              <w:t xml:space="preserve">No</w:t>
+            </w:r>
+          </w:p>
+        </w:tc>
+        <w:tc>
+          <w:tcPr>
+            <w:tcW w:type="dxa" w:w="1300"/>
+            <w:tcBorders>
+              <w:top w:val="single" w:color="BFB3AA" w:sz="4"/>
+              <w:left w:val="single" w:color="BFB3AA" w:sz="4"/>
+              <w:bottom w:val="single" w:color="BFB3AA" w:sz="4"/>
+              <w:right w:val="single" w:color="BFB3AA" w:sz="4"/>
+            </w:tcBorders>
+            <w:tcMar>
+              <w:top w:type="dxa" w:w="60"/>
+              <w:left w:type="dxa" w:w="120"/>
+              <w:bottom w:type="dxa" w:w="60"/>
+              <w:right w:type="dxa" w:w="120"/>
+            </w:tcMar>
+            <w:vAlign w:val="center"/>
+          </w:tcPr>
+          <w:p>
+            <w:r>
+              <w:rPr>
+                <w:rFonts w:ascii="Tahoma" w:cs="Tahoma" w:eastAsia="Tahoma" w:hAnsi="Tahoma"/>
+                <w:color w:val="222222"/>
+                <w:sz w:val="18"/>
+                <w:szCs w:val="18"/>
+              </w:rPr>
+              <w:t xml:space="preserve">No</w:t>
+            </w:r>
+          </w:p>
+        </w:tc>
+      </w:tr>
+      <w:tr>
+        <w:tc>
+          <w:tcPr>
+            <w:tcW w:type="dxa" w:w="2100"/>
+            <w:tcBorders>
+              <w:top w:val="single" w:color="BFB3AA" w:sz="4"/>
+              <w:left w:val="single" w:color="BFB3AA" w:sz="4"/>
+              <w:bottom w:val="single" w:color="BFB3AA" w:sz="4"/>
+              <w:right w:val="single" w:color="BFB3AA" w:sz="4"/>
+            </w:tcBorders>
+            <w:tcMar>
+              <w:top w:type="dxa" w:w="60"/>
+              <w:left w:type="dxa" w:w="120"/>
+              <w:bottom w:type="dxa" w:w="60"/>
+              <w:right w:type="dxa" w:w="120"/>
+            </w:tcMar>
+            <w:vAlign w:val="center"/>
+          </w:tcPr>
+          <w:p>
+            <w:r>
+              <w:rPr>
+                <w:rFonts w:ascii="Tahoma" w:cs="Tahoma" w:eastAsia="Tahoma" w:hAnsi="Tahoma"/>
+                <w:color w:val="222222"/>
+                <w:sz w:val="18"/>
+                <w:szCs w:val="18"/>
+              </w:rPr>
+              <w:t xml:space="preserve">Telehandler</w:t>
+            </w:r>
+          </w:p>
+        </w:tc>
+        <w:tc>
+          <w:tcPr>
+            <w:tcW w:type="dxa" w:w="1420"/>
+            <w:tcBorders>
+              <w:top w:val="single" w:color="BFB3AA" w:sz="4"/>
+              <w:left w:val="single" w:color="BFB3AA" w:sz="4"/>
+              <w:bottom w:val="single" w:color="BFB3AA" w:sz="4"/>
+              <w:right w:val="single" w:color="BFB3AA" w:sz="4"/>
+            </w:tcBorders>
+            <w:tcMar>
+              <w:top w:type="dxa" w:w="60"/>
+              <w:left w:type="dxa" w:w="120"/>
+              <w:bottom w:type="dxa" w:w="60"/>
+              <w:right w:type="dxa" w:w="120"/>
+            </w:tcMar>
+            <w:vAlign w:val="center"/>
+          </w:tcPr>
+          <w:p>
+            <w:r>
+              <w:rPr>
+                <w:rFonts w:ascii="Tahoma" w:cs="Tahoma" w:eastAsia="Tahoma" w:hAnsi="Tahoma"/>
+                <w:color w:val="222222"/>
+                <w:sz w:val="18"/>
+                <w:szCs w:val="18"/>
+              </w:rPr>
+              <w:t xml:space="preserve">Yes</w:t>
+            </w:r>
+          </w:p>
+        </w:tc>
+        <w:tc>
+          <w:tcPr>
+            <w:tcW w:type="dxa" w:w="1300"/>
+            <w:tcBorders>
+              <w:top w:val="single" w:color="BFB3AA" w:sz="4"/>
+              <w:left w:val="single" w:color="BFB3AA" w:sz="4"/>
+              <w:bottom w:val="single" w:color="BFB3AA" w:sz="4"/>
+              <w:right w:val="single" w:color="BFB3AA" w:sz="4"/>
+            </w:tcBorders>
+            <w:tcMar>
+              <w:top w:type="dxa" w:w="60"/>
+              <w:left w:type="dxa" w:w="120"/>
+              <w:bottom w:type="dxa" w:w="60"/>
+              <w:right w:type="dxa" w:w="120"/>
+            </w:tcMar>
+            <w:vAlign w:val="center"/>
+          </w:tcPr>
+          <w:p>
+            <w:r>
+              <w:rPr>
+                <w:rFonts w:ascii="Tahoma" w:cs="Tahoma" w:eastAsia="Tahoma" w:hAnsi="Tahoma"/>
+                <w:color w:val="222222"/>
+                <w:sz w:val="18"/>
+                <w:szCs w:val="18"/>
+              </w:rPr>
+              <w:t xml:space="preserve">Yes</w:t>
+            </w:r>
+          </w:p>
+        </w:tc>
+        <w:tc>
+          <w:tcPr>
+            <w:tcW w:type="dxa" w:w="1940"/>
+            <w:tcBorders>
+              <w:top w:val="single" w:color="BFB3AA" w:sz="4"/>
+              <w:left w:val="single" w:color="BFB3AA" w:sz="4"/>
+              <w:bottom w:val="single" w:color="BFB3AA" w:sz="4"/>
+              <w:right w:val="single" w:color="BFB3AA" w:sz="4"/>
+            </w:tcBorders>
+            <w:tcMar>
+              <w:top w:type="dxa" w:w="60"/>
+              <w:left w:type="dxa" w:w="120"/>
+              <w:bottom w:type="dxa" w:w="60"/>
+              <w:right w:type="dxa" w:w="120"/>
+            </w:tcMar>
+            <w:vAlign w:val="center"/>
+          </w:tcPr>
+          <w:p>
+            <w:r>
+              <w:rPr>
+                <w:rFonts w:ascii="Tahoma" w:cs="Tahoma" w:eastAsia="Tahoma" w:hAnsi="Tahoma"/>
+                <w:color w:val="222222"/>
+                <w:sz w:val="18"/>
+                <w:szCs w:val="18"/>
+              </w:rPr>
+              <w:t xml:space="preserve">Yes / No</w:t>
+            </w:r>
+          </w:p>
+        </w:tc>
+        <w:tc>
+          <w:tcPr>
+            <w:tcW w:type="dxa" w:w="1300"/>
+            <w:tcBorders>
+              <w:top w:val="single" w:color="BFB3AA" w:sz="4"/>
+              <w:left w:val="single" w:color="BFB3AA" w:sz="4"/>
+              <w:bottom w:val="single" w:color="BFB3AA" w:sz="4"/>
+              <w:right w:val="single" w:color="BFB3AA" w:sz="4"/>
+            </w:tcBorders>
+            <w:tcMar>
+              <w:top w:type="dxa" w:w="60"/>
+              <w:left w:type="dxa" w:w="120"/>
+              <w:bottom w:type="dxa" w:w="60"/>
+              <w:right w:type="dxa" w:w="120"/>
+            </w:tcMar>
+            <w:vAlign w:val="center"/>
+          </w:tcPr>
+          <w:p>
+            <w:r>
+              <w:rPr>
+                <w:rFonts w:ascii="Tahoma" w:cs="Tahoma" w:eastAsia="Tahoma" w:hAnsi="Tahoma"/>
+                <w:color w:val="222222"/>
+                <w:sz w:val="18"/>
+                <w:szCs w:val="18"/>
+              </w:rPr>
+              <w:t xml:space="preserve">Yes</w:t>
+            </w:r>
+          </w:p>
+        </w:tc>
+        <w:tc>
+          <w:tcPr>
+            <w:tcW w:type="dxa" w:w="1300"/>
+            <w:tcBorders>
+              <w:top w:val="single" w:color="BFB3AA" w:sz="4"/>
+              <w:left w:val="single" w:color="BFB3AA" w:sz="4"/>
+              <w:bottom w:val="single" w:color="BFB3AA" w:sz="4"/>
+              <w:right w:val="single" w:color="BFB3AA" w:sz="4"/>
+            </w:tcBorders>
+            <w:tcMar>
+              <w:top w:type="dxa" w:w="60"/>
+              <w:left w:type="dxa" w:w="120"/>
+              <w:bottom w:type="dxa" w:w="60"/>
+              <w:right w:type="dxa" w:w="120"/>
+            </w:tcMar>
+            <w:vAlign w:val="center"/>
+          </w:tcPr>
+          <w:p>
+            <w:r>
+              <w:rPr>
+                <w:rFonts w:ascii="Tahoma" w:cs="Tahoma" w:eastAsia="Tahoma" w:hAnsi="Tahoma"/>
+                <w:color w:val="222222"/>
+                <w:sz w:val="18"/>
+                <w:szCs w:val="18"/>
+              </w:rPr>
+              <w:t xml:space="preserve">No</w:t>
+            </w:r>
+          </w:p>
+        </w:tc>
+      </w:tr>
+      <w:tr>
+        <w:tc>
+          <w:tcPr>
+            <w:tcW w:type="dxa" w:w="2100"/>
+            <w:tcBorders>
+              <w:top w:val="single" w:color="BFB3AA" w:sz="4"/>
+              <w:left w:val="single" w:color="BFB3AA" w:sz="4"/>
+              <w:bottom w:val="single" w:color="BFB3AA" w:sz="4"/>
+              <w:right w:val="single" w:color="BFB3AA" w:sz="4"/>
+            </w:tcBorders>
+            <w:tcMar>
+              <w:top w:type="dxa" w:w="60"/>
+              <w:left w:type="dxa" w:w="120"/>
+              <w:bottom w:type="dxa" w:w="60"/>
+              <w:right w:type="dxa" w:w="120"/>
+            </w:tcMar>
+            <w:vAlign w:val="center"/>
+          </w:tcPr>
+          <w:p>
+            <w:r>
+              <w:rPr>
+                <w:rFonts w:ascii="Tahoma" w:cs="Tahoma" w:eastAsia="Tahoma" w:hAnsi="Tahoma"/>
+                <w:color w:val="222222"/>
+                <w:sz w:val="18"/>
+                <w:szCs w:val="18"/>
+              </w:rPr>
+              <w:t xml:space="preserve">Tractor – Scraper</w:t>
+            </w:r>
+          </w:p>
+        </w:tc>
+        <w:tc>
+          <w:tcPr>
+            <w:tcW w:type="dxa" w:w="1420"/>
+            <w:tcBorders>
+              <w:top w:val="single" w:color="BFB3AA" w:sz="4"/>
+              <w:left w:val="single" w:color="BFB3AA" w:sz="4"/>
+              <w:bottom w:val="single" w:color="BFB3AA" w:sz="4"/>
+              <w:right w:val="single" w:color="BFB3AA" w:sz="4"/>
+            </w:tcBorders>
+            <w:tcMar>
+              <w:top w:type="dxa" w:w="60"/>
+              <w:left w:type="dxa" w:w="120"/>
+              <w:bottom w:type="dxa" w:w="60"/>
+              <w:right w:type="dxa" w:w="120"/>
+            </w:tcMar>
+            <w:vAlign w:val="center"/>
+          </w:tcPr>
+          <w:p>
+            <w:r>
+              <w:rPr>
+                <w:rFonts w:ascii="Tahoma" w:cs="Tahoma" w:eastAsia="Tahoma" w:hAnsi="Tahoma"/>
+                <w:color w:val="222222"/>
+                <w:sz w:val="18"/>
+                <w:szCs w:val="18"/>
+              </w:rPr>
+              <w:t xml:space="preserve">Yes</w:t>
+            </w:r>
+          </w:p>
+        </w:tc>
+        <w:tc>
+          <w:tcPr>
+            <w:tcW w:type="dxa" w:w="1300"/>
+            <w:tcBorders>
+              <w:top w:val="single" w:color="BFB3AA" w:sz="4"/>
+              <w:left w:val="single" w:color="BFB3AA" w:sz="4"/>
+              <w:bottom w:val="single" w:color="BFB3AA" w:sz="4"/>
+              <w:right w:val="single" w:color="BFB3AA" w:sz="4"/>
+            </w:tcBorders>
+            <w:tcMar>
+              <w:top w:type="dxa" w:w="60"/>
+              <w:left w:type="dxa" w:w="120"/>
+              <w:bottom w:type="dxa" w:w="60"/>
+              <w:right w:type="dxa" w:w="120"/>
+            </w:tcMar>
+            <w:vAlign w:val="center"/>
+          </w:tcPr>
+          <w:p>
+            <w:r>
+              <w:rPr>
+                <w:rFonts w:ascii="Tahoma" w:cs="Tahoma" w:eastAsia="Tahoma" w:hAnsi="Tahoma"/>
+                <w:color w:val="222222"/>
+                <w:sz w:val="18"/>
+                <w:szCs w:val="18"/>
+              </w:rPr>
+              <w:t xml:space="preserve">Yes</w:t>
+            </w:r>
+          </w:p>
+        </w:tc>
+        <w:tc>
+          <w:tcPr>
+            <w:tcW w:type="dxa" w:w="1940"/>
+            <w:tcBorders>
+              <w:top w:val="single" w:color="BFB3AA" w:sz="4"/>
+              <w:left w:val="single" w:color="BFB3AA" w:sz="4"/>
+              <w:bottom w:val="single" w:color="BFB3AA" w:sz="4"/>
+              <w:right w:val="single" w:color="BFB3AA" w:sz="4"/>
+            </w:tcBorders>
+            <w:tcMar>
+              <w:top w:type="dxa" w:w="60"/>
+              <w:left w:type="dxa" w:w="120"/>
+              <w:bottom w:type="dxa" w:w="60"/>
+              <w:right w:type="dxa" w:w="120"/>
+            </w:tcMar>
+            <w:vAlign w:val="center"/>
+          </w:tcPr>
+          <w:p>
+            <w:r>
+              <w:rPr>
+                <w:rFonts w:ascii="Tahoma" w:cs="Tahoma" w:eastAsia="Tahoma" w:hAnsi="Tahoma"/>
+                <w:color w:val="222222"/>
+                <w:sz w:val="18"/>
+                <w:szCs w:val="18"/>
+              </w:rPr>
+              <w:t xml:space="preserve">Yes / No</w:t>
+            </w:r>
+          </w:p>
+        </w:tc>
+        <w:tc>
+          <w:tcPr>
+            <w:tcW w:type="dxa" w:w="1300"/>
+            <w:tcBorders>
+              <w:top w:val="single" w:color="BFB3AA" w:sz="4"/>
+              <w:left w:val="single" w:color="BFB3AA" w:sz="4"/>
+              <w:bottom w:val="single" w:color="BFB3AA" w:sz="4"/>
+              <w:right w:val="single" w:color="BFB3AA" w:sz="4"/>
+            </w:tcBorders>
+            <w:tcMar>
+              <w:top w:type="dxa" w:w="60"/>
+              <w:left w:type="dxa" w:w="120"/>
+              <w:bottom w:type="dxa" w:w="60"/>
+              <w:right w:type="dxa" w:w="120"/>
+            </w:tcMar>
+            <w:vAlign w:val="center"/>
+          </w:tcPr>
+          <w:p>
+            <w:r>
+              <w:rPr>
+                <w:rFonts w:ascii="Tahoma" w:cs="Tahoma" w:eastAsia="Tahoma" w:hAnsi="Tahoma"/>
+                <w:color w:val="222222"/>
+                <w:sz w:val="18"/>
+                <w:szCs w:val="18"/>
+              </w:rPr>
+              <w:t xml:space="preserve">Yes</w:t>
+            </w:r>
+          </w:p>
+        </w:tc>
+        <w:tc>
+          <w:tcPr>
+            <w:tcW w:type="dxa" w:w="1300"/>
+            <w:tcBorders>
+              <w:top w:val="single" w:color="BFB3AA" w:sz="4"/>
+              <w:left w:val="single" w:color="BFB3AA" w:sz="4"/>
+              <w:bottom w:val="single" w:color="BFB3AA" w:sz="4"/>
+              <w:right w:val="single" w:color="BFB3AA" w:sz="4"/>
+            </w:tcBorders>
+            <w:tcMar>
+              <w:top w:type="dxa" w:w="60"/>
+              <w:left w:type="dxa" w:w="120"/>
+              <w:bottom w:type="dxa" w:w="60"/>
+              <w:right w:type="dxa" w:w="120"/>
+            </w:tcMar>
+            <w:vAlign w:val="center"/>
+          </w:tcPr>
+          <w:p>
+            <w:r>
+              <w:rPr>
+                <w:rFonts w:ascii="Tahoma" w:cs="Tahoma" w:eastAsia="Tahoma" w:hAnsi="Tahoma"/>
+                <w:color w:val="222222"/>
+                <w:sz w:val="18"/>
+                <w:szCs w:val="18"/>
+              </w:rPr>
+              <w:t xml:space="preserve">No</w:t>
+            </w:r>
+          </w:p>
+        </w:tc>
+      </w:tr>
+      <w:tr>
+        <w:tc>
+          <w:tcPr>
+            <w:tcW w:type="dxa" w:w="2100"/>
+            <w:tcBorders>
+              <w:top w:val="single" w:color="BFB3AA" w:sz="4"/>
+              <w:left w:val="single" w:color="BFB3AA" w:sz="4"/>
+              <w:bottom w:val="single" w:color="BFB3AA" w:sz="4"/>
+              <w:right w:val="single" w:color="BFB3AA" w:sz="4"/>
+            </w:tcBorders>
+            <w:tcMar>
+              <w:top w:type="dxa" w:w="60"/>
+              <w:left w:type="dxa" w:w="120"/>
+              <w:bottom w:type="dxa" w:w="60"/>
+              <w:right w:type="dxa" w:w="120"/>
+            </w:tcMar>
+            <w:vAlign w:val="center"/>
+          </w:tcPr>
+          <w:p>
+            <w:r>
+              <w:rPr>
+                <w:rFonts w:ascii="Tahoma" w:cs="Tahoma" w:eastAsia="Tahoma" w:hAnsi="Tahoma"/>
+                <w:color w:val="222222"/>
+                <w:sz w:val="18"/>
+                <w:szCs w:val="18"/>
+              </w:rPr>
+              <w:t xml:space="preserve">Traxcavator</w:t>
+            </w:r>
+          </w:p>
+        </w:tc>
+        <w:tc>
+          <w:tcPr>
+            <w:tcW w:type="dxa" w:w="1420"/>
+            <w:tcBorders>
+              <w:top w:val="single" w:color="BFB3AA" w:sz="4"/>
+              <w:left w:val="single" w:color="BFB3AA" w:sz="4"/>
+              <w:bottom w:val="single" w:color="BFB3AA" w:sz="4"/>
+              <w:right w:val="single" w:color="BFB3AA" w:sz="4"/>
+            </w:tcBorders>
+            <w:tcMar>
+              <w:top w:type="dxa" w:w="60"/>
+              <w:left w:type="dxa" w:w="120"/>
+              <w:bottom w:type="dxa" w:w="60"/>
+              <w:right w:type="dxa" w:w="120"/>
+            </w:tcMar>
+            <w:vAlign w:val="center"/>
+          </w:tcPr>
+          <w:p>
+            <w:r>
+              <w:rPr>
+                <w:rFonts w:ascii="Tahoma" w:cs="Tahoma" w:eastAsia="Tahoma" w:hAnsi="Tahoma"/>
+                <w:color w:val="222222"/>
+                <w:sz w:val="18"/>
+                <w:szCs w:val="18"/>
+              </w:rPr>
+              <w:t xml:space="preserve">Yes</w:t>
+            </w:r>
+          </w:p>
+        </w:tc>
+        <w:tc>
+          <w:tcPr>
+            <w:tcW w:type="dxa" w:w="1300"/>
+            <w:tcBorders>
+              <w:top w:val="single" w:color="BFB3AA" w:sz="4"/>
+              <w:left w:val="single" w:color="BFB3AA" w:sz="4"/>
+              <w:bottom w:val="single" w:color="BFB3AA" w:sz="4"/>
+              <w:right w:val="single" w:color="BFB3AA" w:sz="4"/>
+            </w:tcBorders>
+            <w:tcMar>
+              <w:top w:type="dxa" w:w="60"/>
+              <w:left w:type="dxa" w:w="120"/>
+              <w:bottom w:type="dxa" w:w="60"/>
+              <w:right w:type="dxa" w:w="120"/>
+            </w:tcMar>
+            <w:vAlign w:val="center"/>
+          </w:tcPr>
+          <w:p>
+            <w:r>
+              <w:rPr>
+                <w:rFonts w:ascii="Tahoma" w:cs="Tahoma" w:eastAsia="Tahoma" w:hAnsi="Tahoma"/>
+                <w:color w:val="222222"/>
+                <w:sz w:val="18"/>
+                <w:szCs w:val="18"/>
+              </w:rPr>
+              <w:t xml:space="preserve">Yes</w:t>
+            </w:r>
+          </w:p>
+        </w:tc>
+        <w:tc>
+          <w:tcPr>
+            <w:tcW w:type="dxa" w:w="1940"/>
+            <w:tcBorders>
+              <w:top w:val="single" w:color="BFB3AA" w:sz="4"/>
+              <w:left w:val="single" w:color="BFB3AA" w:sz="4"/>
+              <w:bottom w:val="single" w:color="BFB3AA" w:sz="4"/>
+              <w:right w:val="single" w:color="BFB3AA" w:sz="4"/>
+            </w:tcBorders>
+            <w:tcMar>
+              <w:top w:type="dxa" w:w="60"/>
+              <w:left w:type="dxa" w:w="120"/>
+              <w:bottom w:type="dxa" w:w="60"/>
+              <w:right w:type="dxa" w:w="120"/>
+            </w:tcMar>
+            <w:vAlign w:val="center"/>
+          </w:tcPr>
+          <w:p>
+            <w:r>
+              <w:rPr>
+                <w:rFonts w:ascii="Tahoma" w:cs="Tahoma" w:eastAsia="Tahoma" w:hAnsi="Tahoma"/>
+                <w:color w:val="222222"/>
+                <w:sz w:val="18"/>
+                <w:szCs w:val="18"/>
+              </w:rPr>
+              <w:t xml:space="preserve">Yes</w:t>
+            </w:r>
+          </w:p>
+        </w:tc>
+        <w:tc>
+          <w:tcPr>
+            <w:tcW w:type="dxa" w:w="1300"/>
+            <w:tcBorders>
+              <w:top w:val="single" w:color="BFB3AA" w:sz="4"/>
+              <w:left w:val="single" w:color="BFB3AA" w:sz="4"/>
+              <w:bottom w:val="single" w:color="BFB3AA" w:sz="4"/>
+              <w:right w:val="single" w:color="BFB3AA" w:sz="4"/>
+            </w:tcBorders>
+            <w:tcMar>
+              <w:top w:type="dxa" w:w="60"/>
+              <w:left w:type="dxa" w:w="120"/>
+              <w:bottom w:type="dxa" w:w="60"/>
+              <w:right w:type="dxa" w:w="120"/>
+            </w:tcMar>
+            <w:vAlign w:val="center"/>
+          </w:tcPr>
+          <w:p>
+            <w:r>
+              <w:rPr>
+                <w:rFonts w:ascii="Tahoma" w:cs="Tahoma" w:eastAsia="Tahoma" w:hAnsi="Tahoma"/>
+                <w:color w:val="222222"/>
+                <w:sz w:val="18"/>
+                <w:szCs w:val="18"/>
+              </w:rPr>
+              <w:t xml:space="preserve">Yes</w:t>
+            </w:r>
+          </w:p>
+        </w:tc>
+        <w:tc>
+          <w:tcPr>
+            <w:tcW w:type="dxa" w:w="1300"/>
+            <w:tcBorders>
+              <w:top w:val="single" w:color="BFB3AA" w:sz="4"/>
+              <w:left w:val="single" w:color="BFB3AA" w:sz="4"/>
+              <w:bottom w:val="single" w:color="BFB3AA" w:sz="4"/>
+              <w:right w:val="single" w:color="BFB3AA" w:sz="4"/>
+            </w:tcBorders>
+            <w:tcMar>
+              <w:top w:type="dxa" w:w="60"/>
+              <w:left w:type="dxa" w:w="120"/>
+              <w:bottom w:type="dxa" w:w="60"/>
+              <w:right w:type="dxa" w:w="120"/>
+            </w:tcMar>
+            <w:vAlign w:val="center"/>
+          </w:tcPr>
+          <w:p>
+            <w:r>
+              <w:rPr>
+                <w:rFonts w:ascii="Tahoma" w:cs="Tahoma" w:eastAsia="Tahoma" w:hAnsi="Tahoma"/>
+                <w:color w:val="222222"/>
+                <w:sz w:val="18"/>
+                <w:szCs w:val="18"/>
+              </w:rPr>
+              <w:t xml:space="preserve">No</w:t>
+            </w:r>
+          </w:p>
+        </w:tc>
+      </w:tr>
+      <w:tr>
+        <w:tc>
+          <w:tcPr>
+            <w:tcW w:type="dxa" w:w="2100"/>
+            <w:tcBorders>
+              <w:top w:val="single" w:color="BFB3AA" w:sz="4"/>
+              <w:left w:val="single" w:color="BFB3AA" w:sz="4"/>
+              <w:bottom w:val="single" w:color="BFB3AA" w:sz="4"/>
+              <w:right w:val="single" w:color="BFB3AA" w:sz="4"/>
+            </w:tcBorders>
+            <w:tcMar>
+              <w:top w:type="dxa" w:w="60"/>
+              <w:left w:type="dxa" w:w="120"/>
+              <w:bottom w:type="dxa" w:w="60"/>
+              <w:right w:type="dxa" w:w="120"/>
+            </w:tcMar>
+            <w:vAlign w:val="center"/>
+          </w:tcPr>
+          <w:p>
+            <w:r>
+              <w:rPr>
+                <w:rFonts w:ascii="Tahoma" w:cs="Tahoma" w:eastAsia="Tahoma" w:hAnsi="Tahoma"/>
+                <w:color w:val="222222"/>
+                <w:sz w:val="18"/>
+                <w:szCs w:val="18"/>
+              </w:rPr>
+              <w:t xml:space="preserve">Bucket Truck Driver</w:t>
+            </w:r>
+          </w:p>
+        </w:tc>
+        <w:tc>
+          <w:tcPr>
+            <w:tcW w:type="dxa" w:w="1420"/>
+            <w:tcBorders>
+              <w:top w:val="single" w:color="BFB3AA" w:sz="4"/>
+              <w:left w:val="single" w:color="BFB3AA" w:sz="4"/>
+              <w:bottom w:val="single" w:color="BFB3AA" w:sz="4"/>
+              <w:right w:val="single" w:color="BFB3AA" w:sz="4"/>
+            </w:tcBorders>
+            <w:tcMar>
+              <w:top w:type="dxa" w:w="60"/>
+              <w:left w:type="dxa" w:w="120"/>
+              <w:bottom w:type="dxa" w:w="60"/>
+              <w:right w:type="dxa" w:w="120"/>
+            </w:tcMar>
+            <w:vAlign w:val="center"/>
+          </w:tcPr>
+          <w:p>
+            <w:r>
+              <w:rPr>
+                <w:rFonts w:ascii="Tahoma" w:cs="Tahoma" w:eastAsia="Tahoma" w:hAnsi="Tahoma"/>
+                <w:color w:val="222222"/>
+                <w:sz w:val="18"/>
+                <w:szCs w:val="18"/>
+              </w:rPr>
+              <w:t xml:space="preserve">Yes</w:t>
+            </w:r>
+          </w:p>
+        </w:tc>
+        <w:tc>
+          <w:tcPr>
+            <w:tcW w:type="dxa" w:w="1300"/>
+            <w:tcBorders>
+              <w:top w:val="single" w:color="BFB3AA" w:sz="4"/>
+              <w:left w:val="single" w:color="BFB3AA" w:sz="4"/>
+              <w:bottom w:val="single" w:color="BFB3AA" w:sz="4"/>
+              <w:right w:val="single" w:color="BFB3AA" w:sz="4"/>
+            </w:tcBorders>
+            <w:tcMar>
+              <w:top w:type="dxa" w:w="60"/>
+              <w:left w:type="dxa" w:w="120"/>
+              <w:bottom w:type="dxa" w:w="60"/>
+              <w:right w:type="dxa" w:w="120"/>
+            </w:tcMar>
+            <w:vAlign w:val="center"/>
+          </w:tcPr>
+          <w:p>
+            <w:r>
+              <w:rPr>
+                <w:rFonts w:ascii="Tahoma" w:cs="Tahoma" w:eastAsia="Tahoma" w:hAnsi="Tahoma"/>
+                <w:color w:val="222222"/>
+                <w:sz w:val="18"/>
+                <w:szCs w:val="18"/>
+              </w:rPr>
+              <w:t xml:space="preserve">Yes</w:t>
+            </w:r>
+          </w:p>
+        </w:tc>
+        <w:tc>
+          <w:tcPr>
+            <w:tcW w:type="dxa" w:w="1940"/>
+            <w:tcBorders>
+              <w:top w:val="single" w:color="BFB3AA" w:sz="4"/>
+              <w:left w:val="single" w:color="BFB3AA" w:sz="4"/>
+              <w:bottom w:val="single" w:color="BFB3AA" w:sz="4"/>
+              <w:right w:val="single" w:color="BFB3AA" w:sz="4"/>
+            </w:tcBorders>
+            <w:tcMar>
+              <w:top w:type="dxa" w:w="60"/>
+              <w:left w:type="dxa" w:w="120"/>
+              <w:bottom w:type="dxa" w:w="60"/>
+              <w:right w:type="dxa" w:w="120"/>
+            </w:tcMar>
+            <w:vAlign w:val="center"/>
+          </w:tcPr>
+          <w:p>
+            <w:r>
+              <w:rPr>
+                <w:rFonts w:ascii="Tahoma" w:cs="Tahoma" w:eastAsia="Tahoma" w:hAnsi="Tahoma"/>
+                <w:color w:val="222222"/>
+                <w:sz w:val="18"/>
+                <w:szCs w:val="18"/>
+              </w:rPr>
+              <w:t xml:space="preserve">Yes</w:t>
+            </w:r>
+          </w:p>
+        </w:tc>
+        <w:tc>
+          <w:tcPr>
+            <w:tcW w:type="dxa" w:w="1300"/>
+            <w:tcBorders>
+              <w:top w:val="single" w:color="BFB3AA" w:sz="4"/>
+              <w:left w:val="single" w:color="BFB3AA" w:sz="4"/>
+              <w:bottom w:val="single" w:color="BFB3AA" w:sz="4"/>
+              <w:right w:val="single" w:color="BFB3AA" w:sz="4"/>
+            </w:tcBorders>
+            <w:tcMar>
+              <w:top w:type="dxa" w:w="60"/>
+              <w:left w:type="dxa" w:w="120"/>
+              <w:bottom w:type="dxa" w:w="60"/>
+              <w:right w:type="dxa" w:w="120"/>
+            </w:tcMar>
+            <w:vAlign w:val="center"/>
+          </w:tcPr>
+          <w:p>
+            <w:r>
+              <w:rPr>
+                <w:rFonts w:ascii="Tahoma" w:cs="Tahoma" w:eastAsia="Tahoma" w:hAnsi="Tahoma"/>
+                <w:color w:val="222222"/>
+                <w:sz w:val="18"/>
+                <w:szCs w:val="18"/>
+              </w:rPr>
+              <w:t xml:space="preserve">No</w:t>
+            </w:r>
+          </w:p>
+        </w:tc>
+        <w:tc>
+          <w:tcPr>
+            <w:tcW w:type="dxa" w:w="1300"/>
+            <w:tcBorders>
+              <w:top w:val="single" w:color="BFB3AA" w:sz="4"/>
+              <w:left w:val="single" w:color="BFB3AA" w:sz="4"/>
+              <w:bottom w:val="single" w:color="BFB3AA" w:sz="4"/>
+              <w:right w:val="single" w:color="BFB3AA" w:sz="4"/>
+            </w:tcBorders>
+            <w:tcMar>
+              <w:top w:type="dxa" w:w="60"/>
+              <w:left w:type="dxa" w:w="120"/>
+              <w:bottom w:type="dxa" w:w="60"/>
+              <w:right w:type="dxa" w:w="120"/>
+            </w:tcMar>
+            <w:vAlign w:val="center"/>
+          </w:tcPr>
+          <w:p>
+            <w:r>
+              <w:rPr>
+                <w:rFonts w:ascii="Tahoma" w:cs="Tahoma" w:eastAsia="Tahoma" w:hAnsi="Tahoma"/>
+                <w:color w:val="222222"/>
+                <w:sz w:val="18"/>
+                <w:szCs w:val="18"/>
+              </w:rPr>
+              <w:t xml:space="preserve">Yes</w:t>
+            </w:r>
+          </w:p>
+        </w:tc>
+      </w:tr>
+      <w:tr>
+        <w:tc>
+          <w:tcPr>
+            <w:tcW w:type="dxa" w:w="2100"/>
+            <w:tcBorders>
+              <w:top w:val="single" w:color="BFB3AA" w:sz="4"/>
+              <w:left w:val="single" w:color="BFB3AA" w:sz="4"/>
+              <w:bottom w:val="single" w:color="BFB3AA" w:sz="4"/>
+              <w:right w:val="single" w:color="BFB3AA" w:sz="4"/>
+            </w:tcBorders>
+            <w:tcMar>
+              <w:top w:type="dxa" w:w="60"/>
+              <w:left w:type="dxa" w:w="120"/>
+              <w:bottom w:type="dxa" w:w="60"/>
+              <w:right w:type="dxa" w:w="120"/>
+            </w:tcMar>
+            <w:vAlign w:val="center"/>
+          </w:tcPr>
+          <w:p>
+            <w:r>
+              <w:rPr>
+                <w:rFonts w:ascii="Tahoma" w:cs="Tahoma" w:eastAsia="Tahoma" w:hAnsi="Tahoma"/>
+                <w:color w:val="222222"/>
+                <w:sz w:val="18"/>
+                <w:szCs w:val="18"/>
+              </w:rPr>
+              <w:t xml:space="preserve">Bucket Truck Technician</w:t>
+            </w:r>
+          </w:p>
+        </w:tc>
+        <w:tc>
+          <w:tcPr>
+            <w:tcW w:type="dxa" w:w="1420"/>
+            <w:tcBorders>
+              <w:top w:val="single" w:color="BFB3AA" w:sz="4"/>
+              <w:left w:val="single" w:color="BFB3AA" w:sz="4"/>
+              <w:bottom w:val="single" w:color="BFB3AA" w:sz="4"/>
+              <w:right w:val="single" w:color="BFB3AA" w:sz="4"/>
+            </w:tcBorders>
+            <w:tcMar>
+              <w:top w:type="dxa" w:w="60"/>
+              <w:left w:type="dxa" w:w="120"/>
+              <w:bottom w:type="dxa" w:w="60"/>
+              <w:right w:type="dxa" w:w="120"/>
+            </w:tcMar>
+            <w:vAlign w:val="center"/>
+          </w:tcPr>
+          <w:p>
+            <w:r>
+              <w:rPr>
+                <w:rFonts w:ascii="Tahoma" w:cs="Tahoma" w:eastAsia="Tahoma" w:hAnsi="Tahoma"/>
+                <w:color w:val="222222"/>
+                <w:sz w:val="18"/>
+                <w:szCs w:val="18"/>
+              </w:rPr>
+              <w:t xml:space="preserve">Yes</w:t>
+            </w:r>
+          </w:p>
+        </w:tc>
+        <w:tc>
+          <w:tcPr>
+            <w:tcW w:type="dxa" w:w="1300"/>
+            <w:tcBorders>
+              <w:top w:val="single" w:color="BFB3AA" w:sz="4"/>
+              <w:left w:val="single" w:color="BFB3AA" w:sz="4"/>
+              <w:bottom w:val="single" w:color="BFB3AA" w:sz="4"/>
+              <w:right w:val="single" w:color="BFB3AA" w:sz="4"/>
+            </w:tcBorders>
+            <w:tcMar>
+              <w:top w:type="dxa" w:w="60"/>
+              <w:left w:type="dxa" w:w="120"/>
+              <w:bottom w:type="dxa" w:w="60"/>
+              <w:right w:type="dxa" w:w="120"/>
+            </w:tcMar>
+            <w:vAlign w:val="center"/>
+          </w:tcPr>
+          <w:p>
+            <w:r>
+              <w:rPr>
+                <w:rFonts w:ascii="Tahoma" w:cs="Tahoma" w:eastAsia="Tahoma" w:hAnsi="Tahoma"/>
+                <w:color w:val="222222"/>
+                <w:sz w:val="18"/>
+                <w:szCs w:val="18"/>
+              </w:rPr>
+              <w:t xml:space="preserve">Yes</w:t>
+            </w:r>
+          </w:p>
+        </w:tc>
+        <w:tc>
+          <w:tcPr>
+            <w:tcW w:type="dxa" w:w="1940"/>
+            <w:tcBorders>
+              <w:top w:val="single" w:color="BFB3AA" w:sz="4"/>
+              <w:left w:val="single" w:color="BFB3AA" w:sz="4"/>
+              <w:bottom w:val="single" w:color="BFB3AA" w:sz="4"/>
+              <w:right w:val="single" w:color="BFB3AA" w:sz="4"/>
+            </w:tcBorders>
+            <w:tcMar>
+              <w:top w:type="dxa" w:w="60"/>
+              <w:left w:type="dxa" w:w="120"/>
+              <w:bottom w:type="dxa" w:w="60"/>
+              <w:right w:type="dxa" w:w="120"/>
+            </w:tcMar>
+            <w:vAlign w:val="center"/>
+          </w:tcPr>
+          <w:p>
+            <w:r>
+              <w:rPr>
+                <w:rFonts w:ascii="Tahoma" w:cs="Tahoma" w:eastAsia="Tahoma" w:hAnsi="Tahoma"/>
+                <w:color w:val="222222"/>
+                <w:sz w:val="18"/>
+                <w:szCs w:val="18"/>
+              </w:rPr>
+              <w:t xml:space="preserve">Yes</w:t>
+            </w:r>
+          </w:p>
+        </w:tc>
+        <w:tc>
+          <w:tcPr>
+            <w:tcW w:type="dxa" w:w="1300"/>
+            <w:tcBorders>
+              <w:top w:val="single" w:color="BFB3AA" w:sz="4"/>
+              <w:left w:val="single" w:color="BFB3AA" w:sz="4"/>
+              <w:bottom w:val="single" w:color="BFB3AA" w:sz="4"/>
+              <w:right w:val="single" w:color="BFB3AA" w:sz="4"/>
+            </w:tcBorders>
+            <w:tcMar>
+              <w:top w:type="dxa" w:w="60"/>
+              <w:left w:type="dxa" w:w="120"/>
+              <w:bottom w:type="dxa" w:w="60"/>
+              <w:right w:type="dxa" w:w="120"/>
+            </w:tcMar>
+            <w:vAlign w:val="center"/>
+          </w:tcPr>
+          <w:p>
+            <w:r>
+              <w:rPr>
+                <w:rFonts w:ascii="Tahoma" w:cs="Tahoma" w:eastAsia="Tahoma" w:hAnsi="Tahoma"/>
+                <w:color w:val="222222"/>
+                <w:sz w:val="18"/>
+                <w:szCs w:val="18"/>
+              </w:rPr>
+              <w:t xml:space="preserve">No</w:t>
+            </w:r>
+          </w:p>
+        </w:tc>
+        <w:tc>
+          <w:tcPr>
+            <w:tcW w:type="dxa" w:w="1300"/>
+            <w:tcBorders>
+              <w:top w:val="single" w:color="BFB3AA" w:sz="4"/>
+              <w:left w:val="single" w:color="BFB3AA" w:sz="4"/>
+              <w:bottom w:val="single" w:color="BFB3AA" w:sz="4"/>
+              <w:right w:val="single" w:color="BFB3AA" w:sz="4"/>
+            </w:tcBorders>
+            <w:tcMar>
+              <w:top w:type="dxa" w:w="60"/>
+              <w:left w:type="dxa" w:w="120"/>
+              <w:bottom w:type="dxa" w:w="60"/>
+              <w:right w:type="dxa" w:w="120"/>
+            </w:tcMar>
+            <w:vAlign w:val="center"/>
+          </w:tcPr>
+          <w:p>
+            <w:r>
+              <w:rPr>
+                <w:rFonts w:ascii="Tahoma" w:cs="Tahoma" w:eastAsia="Tahoma" w:hAnsi="Tahoma"/>
+                <w:color w:val="222222"/>
+                <w:sz w:val="18"/>
+                <w:szCs w:val="18"/>
+              </w:rPr>
+              <w:t xml:space="preserve">No</w:t>
+            </w:r>
+          </w:p>
+        </w:tc>
+      </w:tr>
+    </w:tbl>
     <w:p>
       <w:pPr>
         <w:pStyle w:val="Heading1"/>
